--- a/outputs/algeria-migration-plan-en.docx
+++ b/outputs/algeria-migration-plan-en.docx
@@ -4,24 +4,31 @@
   <w:body>
     <w:p>
       <w:pPr>
-        <w:pStyle w:val="164"/>
-        <w:jc w:val="left"/>
+        <w:spacing w:before="0" w:after="80" w:line="264" w:lineRule="auto"/>
+        <w:jc w:val="center"/>
       </w:pPr>
       <w:r>
+        <w:rPr>
+          <w:rFonts w:ascii="Calibri" w:hAnsi="Calibri" w:eastAsia="微软雅黑"/>
+          <w:b/>
+          <w:color w:val="0B2545"/>
+          <w:sz w:val="44"/>
+        </w:rPr>
         <w:t>Algeria Project Migration Plan</w:t>
       </w:r>
     </w:p>
     <w:p>
       <w:pPr>
-        <w:spacing w:before="0" w:after="240" w:line="276" w:lineRule="auto"/>
+        <w:spacing w:before="0" w:after="280" w:line="240" w:lineRule="auto"/>
+        <w:jc w:val="center"/>
       </w:pPr>
       <w:r>
         <w:rPr>
-          <w:rFonts w:ascii="Calibri" w:hAnsi="Calibri"/>
-          <w:color w:val="667085"/>
+          <w:rFonts w:ascii="Calibri" w:hAnsi="Calibri" w:eastAsia="微软雅黑"/>
+          <w:color w:val="666666"/>
           <w:sz w:val="20"/>
         </w:rPr>
-        <w:t>English Version</w:t>
+        <w:t>Migration Execution Version | High-Availability Deployment, Data Migration, and DNS Validation</w:t>
       </w:r>
     </w:p>
     <w:p>
@@ -29,96 +36,118 @@
         <w:pStyle w:val="3"/>
       </w:pPr>
       <w:r>
+        <w:rPr>
+          <w:rFonts w:ascii="Calibri" w:hAnsi="Calibri" w:eastAsia="微软雅黑"/>
+          <w:b/>
+          <w:color w:val="2E74B5"/>
+          <w:sz w:val="32"/>
+        </w:rPr>
         <w:t>1. Migration Objectives</w:t>
       </w:r>
     </w:p>
     <w:p>
+      <w:pPr>
+        <w:spacing w:before="0" w:after="120" w:line="264" w:lineRule="auto"/>
+      </w:pPr>
       <w:r>
         <w:rPr>
-          <w:rFonts w:ascii="Calibri" w:hAnsi="Calibri"/>
+          <w:rFonts w:ascii="Calibri" w:hAnsi="Calibri" w:eastAsia="微软雅黑"/>
+          <w:b w:val="0"/>
           <w:sz w:val="22"/>
         </w:rPr>
-        <w:t>The objective of this migration is to move the Algeria project smoothly from the existing environment to the new high-availability environment. The work includes database and MinIO data migration, HA deployment of application services, and verification of the currently enabled DNS entry. The old environment will be retained during the observation period as an emergency safeguard.</w:t>
+        <w:t>The objective of this migration is to move the Algeria project smoothly from the existing environment to a new high-availability environment, complete the database and MinIO data migration, deploy application services in a high-availability mode, and validate the currently enabled DNS entry point.</w:t>
       </w:r>
     </w:p>
     <w:p>
       <w:pPr>
-        <w:pStyle w:val="165"/>
+        <w:spacing w:before="0" w:after="120" w:line="264" w:lineRule="auto"/>
       </w:pPr>
       <w:r>
         <w:rPr>
-          <w:rFonts w:ascii="Calibri" w:hAnsi="Calibri"/>
+          <w:rFonts w:ascii="Calibri" w:hAnsi="Calibri" w:eastAsia="微软雅黑"/>
+          <w:b w:val="0"/>
           <w:sz w:val="22"/>
         </w:rPr>
-        <w:t>Core objectives:</w:t>
+        <w:t>Key objectives:</w:t>
       </w:r>
     </w:p>
     <w:p>
       <w:pPr>
+        <w:pStyle w:val="16"/>
         <w:numPr>
           <w:ilvl w:val="0"/>
           <w:numId w:val="7"/>
         </w:numPr>
-        <w:spacing w:before="0" w:after="80" w:line="300" w:lineRule="auto"/>
-        <w:ind w:left="270" w:leftChars="0"/>
+        <w:tabs>
+          <w:tab w:val="clear" w:pos="360"/>
+        </w:tabs>
+        <w:spacing w:before="0" w:after="160" w:line="280" w:lineRule="auto"/>
+        <w:ind w:leftChars="0"/>
       </w:pPr>
       <w:r>
         <w:rPr>
-          <w:rFonts w:ascii="Calibri" w:hAnsi="Calibri"/>
+          <w:rFonts w:ascii="Calibri" w:hAnsi="Calibri" w:eastAsia="微软雅黑"/>
+          <w:b w:val="0"/>
           <w:sz w:val="22"/>
         </w:rPr>
-        <w:t>Ensure database and MinIO data can be fully restored.</w:t>
+        <w:t>Ensure that the database and MinIO data are complete and recoverable.</w:t>
       </w:r>
     </w:p>
     <w:p>
       <w:pPr>
+        <w:pStyle w:val="16"/>
         <w:numPr>
           <w:ilvl w:val="0"/>
           <w:numId w:val="7"/>
         </w:numPr>
-        <w:spacing w:before="0" w:after="80" w:line="300" w:lineRule="auto"/>
-        <w:ind w:left="270" w:leftChars="0" w:firstLine="0" w:firstLineChars="0"/>
+        <w:spacing w:before="0" w:after="160" w:line="280" w:lineRule="auto"/>
+        <w:ind w:left="360" w:leftChars="0" w:hanging="360" w:firstLineChars="0"/>
       </w:pPr>
       <w:r>
         <w:rPr>
-          <w:rFonts w:ascii="Calibri" w:hAnsi="Calibri"/>
+          <w:rFonts w:ascii="Calibri" w:hAnsi="Calibri" w:eastAsia="微软雅黑"/>
+          <w:b w:val="0"/>
           <w:sz w:val="22"/>
         </w:rPr>
-        <w:t>Build disaster recovery capability in the new environment and avoid HA single points of failure.</w:t>
+        <w:t>Provide disaster recovery capability in the new environment and avoid single points of failure in the HA architecture.</w:t>
       </w:r>
     </w:p>
     <w:p>
       <w:pPr>
+        <w:pStyle w:val="16"/>
         <w:numPr>
           <w:ilvl w:val="0"/>
           <w:numId w:val="7"/>
         </w:numPr>
-        <w:spacing w:before="0" w:after="80" w:line="300" w:lineRule="auto"/>
-        <w:ind w:left="270" w:leftChars="0" w:firstLine="0" w:firstLineChars="0"/>
+        <w:spacing w:before="0" w:after="160" w:line="280" w:lineRule="auto"/>
+        <w:ind w:left="360" w:leftChars="0" w:hanging="360" w:firstLineChars="0"/>
       </w:pPr>
       <w:r>
         <w:rPr>
-          <w:rFonts w:ascii="Calibri" w:hAnsi="Calibri"/>
+          <w:rFonts w:ascii="Calibri" w:hAnsi="Calibri" w:eastAsia="微软雅黑"/>
+          <w:b w:val="0"/>
           <w:sz w:val="22"/>
         </w:rPr>
-        <w:t>During migration, focus on verifying DNS resolution and entry connectivity because the customer is already using the new DNS entry.</w:t>
+        <w:t>During the migration window, focus on validating DNS resolution and entry-point connectivity.</w:t>
       </w:r>
     </w:p>
     <w:p>
       <w:pPr>
+        <w:pStyle w:val="16"/>
         <w:numPr>
           <w:ilvl w:val="0"/>
           <w:numId w:val="7"/>
         </w:numPr>
-        <w:spacing w:before="0" w:after="80" w:line="300" w:lineRule="auto"/>
-        <w:ind w:left="270" w:leftChars="0" w:firstLine="0" w:firstLineChars="0"/>
+        <w:spacing w:before="0" w:after="160" w:line="280" w:lineRule="auto"/>
+        <w:ind w:left="360" w:leftChars="0" w:hanging="360" w:firstLineChars="0"/>
       </w:pPr>
       <w:r>
         <w:rPr>
-          <w:rFonts w:ascii="Calibri" w:hAnsi="Calibri"/>
+          <w:rFonts w:ascii="Calibri" w:hAnsi="Calibri" w:eastAsia="微软雅黑"/>
+          <w:b w:val="0"/>
           <w:sz w:val="22"/>
         </w:rPr>
-        <w:t>Retain the old environment during the observation period and do not release it on migration day.</w:t>
+        <w:t>Release the legacy environment directly before deploying the new environment.</w:t>
       </w:r>
     </w:p>
     <w:p>
@@ -126,25 +155,36 @@
         <w:pStyle w:val="3"/>
       </w:pPr>
       <w:r>
+        <w:rPr>
+          <w:rFonts w:ascii="Calibri" w:hAnsi="Calibri" w:eastAsia="微软雅黑"/>
+          <w:b/>
+          <w:color w:val="2E74B5"/>
+          <w:sz w:val="32"/>
+        </w:rPr>
         <w:t>2. Timeline</w:t>
       </w:r>
     </w:p>
     <w:p>
+      <w:pPr>
+        <w:spacing w:before="0" w:after="120" w:line="264" w:lineRule="auto"/>
+      </w:pPr>
       <w:r>
         <w:rPr>
-          <w:rFonts w:ascii="Calibri" w:hAnsi="Calibri"/>
+          <w:rFonts w:ascii="Calibri" w:hAnsi="Calibri" w:eastAsia="微软雅黑"/>
+          <w:b w:val="0"/>
           <w:sz w:val="22"/>
         </w:rPr>
-        <w:t>After arrival onsite, once server resources, network policies, and access permissions are ready, the new-version HA migration will be executed. The expected completion window is 24 hours.</w:t>
+        <w:t>After arriving on site, and once server resources, network policies, and access permissions are ready, execute the new HA migration. The estimated completion time is 24 hours.</w:t>
       </w:r>
     </w:p>
     <w:p>
       <w:pPr>
-        <w:pStyle w:val="165"/>
+        <w:spacing w:before="0" w:after="120" w:line="264" w:lineRule="auto"/>
       </w:pPr>
       <w:r>
         <w:rPr>
-          <w:rFonts w:ascii="Calibri" w:hAnsi="Calibri"/>
+          <w:rFonts w:ascii="Calibri" w:hAnsi="Calibri" w:eastAsia="微软雅黑"/>
+          <w:b w:val="0"/>
           <w:sz w:val="22"/>
         </w:rPr>
         <w:t>Planned sequence:</w:t>
@@ -152,87 +192,72 @@
     </w:p>
     <w:p>
       <w:pPr>
-        <w:numPr>
-          <w:ilvl w:val="0"/>
-          <w:numId w:val="8"/>
-        </w:numPr>
-        <w:spacing w:before="0" w:after="80" w:line="300" w:lineRule="auto"/>
-        <w:ind w:left="270" w:leftChars="0"/>
+        <w:pStyle w:val="14"/>
+        <w:spacing w:before="0" w:after="160" w:line="280" w:lineRule="auto"/>
       </w:pPr>
       <w:r>
         <w:rPr>
-          <w:rFonts w:ascii="Calibri" w:hAnsi="Calibri"/>
+          <w:rFonts w:ascii="Calibri" w:hAnsi="Calibri" w:eastAsia="微软雅黑"/>
+          <w:b w:val="0"/>
           <w:sz w:val="22"/>
         </w:rPr>
-        <w:t>Check baseline conditions, including servers, network, disks, DNS, and certificates.</w:t>
+        <w:t>Check the basic prerequisites, including servers, network, disks, DNS, and certificates.</w:t>
       </w:r>
     </w:p>
     <w:p>
       <w:pPr>
-        <w:numPr>
-          <w:ilvl w:val="0"/>
-          <w:numId w:val="8"/>
-        </w:numPr>
-        <w:spacing w:before="0" w:after="80" w:line="300" w:lineRule="auto"/>
-        <w:ind w:left="270" w:leftChars="0" w:firstLine="0" w:firstLineChars="0"/>
+        <w:pStyle w:val="14"/>
+        <w:spacing w:before="0" w:after="160" w:line="280" w:lineRule="auto"/>
       </w:pPr>
       <w:r>
         <w:rPr>
-          <w:rFonts w:ascii="Calibri" w:hAnsi="Calibri"/>
+          <w:rFonts w:ascii="Calibri" w:hAnsi="Calibri" w:eastAsia="微软雅黑"/>
+          <w:b w:val="0"/>
           <w:sz w:val="22"/>
         </w:rPr>
-        <w:t>Perform pre-migration backup for the database and MinIO.</w:t>
+        <w:t>Perform pre-migration backups for the database and MinIO.</w:t>
       </w:r>
     </w:p>
     <w:p>
       <w:pPr>
-        <w:numPr>
-          <w:ilvl w:val="0"/>
-          <w:numId w:val="8"/>
-        </w:numPr>
-        <w:spacing w:before="0" w:after="80" w:line="300" w:lineRule="auto"/>
-        <w:ind w:left="270" w:leftChars="0" w:firstLine="0" w:firstLineChars="0"/>
+        <w:pStyle w:val="14"/>
+        <w:spacing w:before="0" w:after="160" w:line="280" w:lineRule="auto"/>
       </w:pPr>
       <w:r>
         <w:rPr>
-          <w:rFonts w:ascii="Calibri" w:hAnsi="Calibri"/>
+          <w:rFonts w:ascii="Calibri" w:hAnsi="Calibri" w:eastAsia="微软雅黑"/>
+          <w:b w:val="0"/>
           <w:sz w:val="22"/>
         </w:rPr>
-        <w:t>Deploy the new-version HA environment.</w:t>
+        <w:t>Deploy the new HA environment.</w:t>
       </w:r>
     </w:p>
     <w:p>
       <w:pPr>
-        <w:numPr>
-          <w:ilvl w:val="0"/>
-          <w:numId w:val="8"/>
-        </w:numPr>
-        <w:spacing w:before="0" w:after="80" w:line="300" w:lineRule="auto"/>
-        <w:ind w:left="270" w:leftChars="0" w:firstLine="0" w:firstLineChars="0"/>
+        <w:pStyle w:val="14"/>
+        <w:spacing w:before="0" w:after="160" w:line="280" w:lineRule="auto"/>
       </w:pPr>
       <w:r>
         <w:rPr>
-          <w:rFonts w:ascii="Calibri" w:hAnsi="Calibri"/>
+          <w:rFonts w:ascii="Calibri" w:hAnsi="Calibri" w:eastAsia="微软雅黑"/>
+          <w:b w:val="0"/>
           <w:sz w:val="22"/>
         </w:rPr>
-        <w:t>Restore database and MinIO data.</w:t>
+        <w:t>Restore the database and MinIO data.</w:t>
       </w:r>
     </w:p>
     <w:p>
       <w:pPr>
-        <w:numPr>
-          <w:ilvl w:val="0"/>
-          <w:numId w:val="8"/>
-        </w:numPr>
-        <w:spacing w:before="0" w:after="80" w:line="300" w:lineRule="auto"/>
-        <w:ind w:left="270" w:leftChars="0" w:firstLine="0" w:firstLineChars="0"/>
+        <w:pStyle w:val="14"/>
+        <w:spacing w:before="0" w:after="160" w:line="280" w:lineRule="auto"/>
       </w:pPr>
       <w:r>
         <w:rPr>
-          <w:rFonts w:ascii="Calibri" w:hAnsi="Calibri"/>
+          <w:rFonts w:ascii="Calibri" w:hAnsi="Calibri" w:eastAsia="微软雅黑"/>
+          <w:b w:val="0"/>
           <w:sz w:val="22"/>
         </w:rPr>
-        <w:t>Run business verification, DNS entry verification, and post-migration observation.</w:t>
+        <w:t>Perform business validation, DNS entry-point validation, and post-migration observation.</w:t>
       </w:r>
     </w:p>
     <w:p>
@@ -240,78 +265,97 @@
         <w:pStyle w:val="3"/>
       </w:pPr>
       <w:r>
-        <w:t>3. Server Resource Planning</w:t>
+        <w:rPr>
+          <w:rFonts w:ascii="Calibri" w:hAnsi="Calibri" w:eastAsia="微软雅黑"/>
+          <w:b/>
+          <w:color w:val="2E74B5"/>
+          <w:sz w:val="32"/>
+        </w:rPr>
+        <w:t>3. Server Resource Plan</w:t>
       </w:r>
     </w:p>
     <w:p>
+      <w:pPr>
+        <w:spacing w:before="0" w:after="120" w:line="264" w:lineRule="auto"/>
+      </w:pPr>
       <w:r>
         <w:rPr>
-          <w:rFonts w:ascii="Calibri" w:hAnsi="Calibri"/>
+          <w:rFonts w:ascii="Calibri" w:hAnsi="Calibri" w:eastAsia="微软雅黑"/>
+          <w:b w:val="0"/>
           <w:sz w:val="22"/>
         </w:rPr>
-        <w:t>The following resources are the minimum requirement for completing the HA environment. After the new HA deployment and business verification are complete, the old environment will remain in observation first. After the observation period and customer acceptance are complete, old server resources can be released gradually and business services can be scaled onto the new HA resources. The quorum node should not be deployed in either business data center; the remaining nodes should be evenly distributed across the two data centers. The new environment is generated by consolidating resources from the old environment; old environment resources can be reduced by approximately half after validation.</w:t>
+        <w:t>New resources</w:t>
       </w:r>
     </w:p>
     <w:tbl>
       <w:tblPr>
-        <w:tblStyle w:val="32"/>
+        <w:tblStyle w:val="33"/>
         <w:tblW w:w="9360" w:type="dxa"/>
         <w:tblInd w:w="120" w:type="dxa"/>
         <w:tblBorders>
-          <w:top w:val="single" w:color="B8C2CC" w:sz="4" w:space="0"/>
-          <w:left w:val="single" w:color="B8C2CC" w:sz="4" w:space="0"/>
-          <w:bottom w:val="single" w:color="B8C2CC" w:sz="4" w:space="0"/>
-          <w:right w:val="single" w:color="B8C2CC" w:sz="4" w:space="0"/>
-          <w:insideH w:val="single" w:color="B8C2CC" w:sz="4" w:space="0"/>
-          <w:insideV w:val="single" w:color="B8C2CC" w:sz="4" w:space="0"/>
+          <w:top w:val="single" w:color="D9DEE7" w:sz="6" w:space="0"/>
+          <w:left w:val="single" w:color="D9DEE7" w:sz="6" w:space="0"/>
+          <w:bottom w:val="single" w:color="D9DEE7" w:sz="6" w:space="0"/>
+          <w:right w:val="single" w:color="D9DEE7" w:sz="6" w:space="0"/>
+          <w:insideH w:val="single" w:color="D9DEE7" w:sz="6" w:space="0"/>
+          <w:insideV w:val="single" w:color="D9DEE7" w:sz="6" w:space="0"/>
         </w:tblBorders>
         <w:tblLayout w:type="fixed"/>
         <w:tblCellMar>
-          <w:top w:w="80" w:type="dxa"/>
-          <w:left w:w="120" w:type="dxa"/>
-          <w:bottom w:w="80" w:type="dxa"/>
-          <w:right w:w="120" w:type="dxa"/>
+          <w:top w:w="0" w:type="dxa"/>
+          <w:left w:w="108" w:type="dxa"/>
+          <w:bottom w:w="0" w:type="dxa"/>
+          <w:right w:w="108" w:type="dxa"/>
         </w:tblCellMar>
       </w:tblPr>
       <w:tblGrid>
-        <w:gridCol w:w="1900"/>
-        <w:gridCol w:w="1000"/>
-        <w:gridCol w:w="3260"/>
-        <w:gridCol w:w="3200"/>
+        <w:gridCol w:w="1800"/>
+        <w:gridCol w:w="1100"/>
+        <w:gridCol w:w="3480"/>
+        <w:gridCol w:w="2980"/>
       </w:tblGrid>
       <w:tr>
         <w:tblPrEx>
           <w:tblBorders>
-            <w:top w:val="single" w:color="B8C2CC" w:sz="4" w:space="0"/>
-            <w:left w:val="single" w:color="B8C2CC" w:sz="4" w:space="0"/>
-            <w:bottom w:val="single" w:color="B8C2CC" w:sz="4" w:space="0"/>
-            <w:right w:val="single" w:color="B8C2CC" w:sz="4" w:space="0"/>
-            <w:insideH w:val="single" w:color="B8C2CC" w:sz="4" w:space="0"/>
-            <w:insideV w:val="single" w:color="B8C2CC" w:sz="4" w:space="0"/>
+            <w:top w:val="single" w:color="D9DEE7" w:sz="6" w:space="0"/>
+            <w:left w:val="single" w:color="D9DEE7" w:sz="6" w:space="0"/>
+            <w:bottom w:val="single" w:color="D9DEE7" w:sz="6" w:space="0"/>
+            <w:right w:val="single" w:color="D9DEE7" w:sz="6" w:space="0"/>
+            <w:insideH w:val="single" w:color="D9DEE7" w:sz="6" w:space="0"/>
+            <w:insideV w:val="single" w:color="D9DEE7" w:sz="6" w:space="0"/>
           </w:tblBorders>
           <w:tblCellMar>
-            <w:top w:w="80" w:type="dxa"/>
-            <w:left w:w="120" w:type="dxa"/>
-            <w:bottom w:w="80" w:type="dxa"/>
-            <w:right w:w="120" w:type="dxa"/>
+            <w:top w:w="0" w:type="dxa"/>
+            <w:left w:w="108" w:type="dxa"/>
+            <w:bottom w:w="0" w:type="dxa"/>
+            <w:right w:w="108" w:type="dxa"/>
           </w:tblCellMar>
         </w:tblPrEx>
+        <w:trPr>
+          <w:tblHeader/>
+        </w:trPr>
         <w:tc>
           <w:tcPr>
-            <w:tcW w:w="1900" w:type="dxa"/>
-            <w:shd w:val="clear" w:color="auto" w:fill="E8EEF5"/>
+            <w:tcW w:w="1800" w:type="dxa"/>
+            <w:shd w:val="clear" w:color="auto" w:fill="F2F4F7"/>
+            <w:tcMar>
+              <w:top w:w="80" w:type="dxa"/>
+              <w:left w:w="120" w:type="dxa"/>
+              <w:bottom w:w="80" w:type="dxa"/>
+              <w:right w:w="120" w:type="dxa"/>
+            </w:tcMar>
             <w:vAlign w:val="center"/>
           </w:tcPr>
           <w:p>
             <w:pPr>
-              <w:spacing w:before="0" w:after="0" w:line="276" w:lineRule="auto"/>
+              <w:spacing w:before="0" w:after="0" w:line="264" w:lineRule="auto"/>
+              <w:jc w:val="left"/>
             </w:pPr>
             <w:r>
               <w:rPr>
-                <w:rFonts w:ascii="Calibri" w:hAnsi="Calibri"/>
+                <w:rFonts w:ascii="Calibri" w:hAnsi="Calibri" w:eastAsia="微软雅黑"/>
                 <w:b/>
-                <w:color w:val="0B2545"/>
-                <w:sz w:val="19"/>
+                <w:sz w:val="20"/>
               </w:rPr>
               <w:t>Role</w:t>
             </w:r>
@@ -319,20 +363,26 @@
         </w:tc>
         <w:tc>
           <w:tcPr>
-            <w:tcW w:w="1000" w:type="dxa"/>
-            <w:shd w:val="clear" w:color="auto" w:fill="E8EEF5"/>
+            <w:tcW w:w="1100" w:type="dxa"/>
+            <w:shd w:val="clear" w:color="auto" w:fill="F2F4F7"/>
+            <w:tcMar>
+              <w:top w:w="80" w:type="dxa"/>
+              <w:left w:w="120" w:type="dxa"/>
+              <w:bottom w:w="80" w:type="dxa"/>
+              <w:right w:w="120" w:type="dxa"/>
+            </w:tcMar>
             <w:vAlign w:val="center"/>
           </w:tcPr>
           <w:p>
             <w:pPr>
-              <w:spacing w:before="0" w:after="0" w:line="276" w:lineRule="auto"/>
+              <w:spacing w:before="0" w:after="0" w:line="264" w:lineRule="auto"/>
+              <w:jc w:val="center"/>
             </w:pPr>
             <w:r>
               <w:rPr>
-                <w:rFonts w:ascii="Calibri" w:hAnsi="Calibri"/>
+                <w:rFonts w:ascii="Calibri" w:hAnsi="Calibri" w:eastAsia="微软雅黑"/>
                 <w:b/>
-                <w:color w:val="0B2545"/>
-                <w:sz w:val="19"/>
+                <w:sz w:val="20"/>
               </w:rPr>
               <w:t>Quantity</w:t>
             </w:r>
@@ -340,43 +390,55 @@
         </w:tc>
         <w:tc>
           <w:tcPr>
-            <w:tcW w:w="3260" w:type="dxa"/>
-            <w:shd w:val="clear" w:color="auto" w:fill="E8EEF5"/>
+            <w:tcW w:w="3480" w:type="dxa"/>
+            <w:shd w:val="clear" w:color="auto" w:fill="F2F4F7"/>
+            <w:tcMar>
+              <w:top w:w="80" w:type="dxa"/>
+              <w:left w:w="120" w:type="dxa"/>
+              <w:bottom w:w="80" w:type="dxa"/>
+              <w:right w:w="120" w:type="dxa"/>
+            </w:tcMar>
             <w:vAlign w:val="center"/>
           </w:tcPr>
           <w:p>
             <w:pPr>
-              <w:spacing w:before="0" w:after="0" w:line="276" w:lineRule="auto"/>
+              <w:spacing w:before="0" w:after="0" w:line="264" w:lineRule="auto"/>
+              <w:jc w:val="left"/>
             </w:pPr>
             <w:r>
               <w:rPr>
-                <w:rFonts w:ascii="Calibri" w:hAnsi="Calibri"/>
+                <w:rFonts w:ascii="Calibri" w:hAnsi="Calibri" w:eastAsia="微软雅黑"/>
                 <w:b/>
-                <w:color w:val="0B2545"/>
-                <w:sz w:val="19"/>
+                <w:sz w:val="20"/>
               </w:rPr>
-              <w:t>Recommended Configuration</w:t>
+              <w:t>Configuration</w:t>
             </w:r>
           </w:p>
         </w:tc>
         <w:tc>
           <w:tcPr>
-            <w:tcW w:w="3200" w:type="dxa"/>
-            <w:shd w:val="clear" w:color="auto" w:fill="E8EEF5"/>
+            <w:tcW w:w="2980" w:type="dxa"/>
+            <w:shd w:val="clear" w:color="auto" w:fill="F2F4F7"/>
+            <w:tcMar>
+              <w:top w:w="80" w:type="dxa"/>
+              <w:left w:w="120" w:type="dxa"/>
+              <w:bottom w:w="80" w:type="dxa"/>
+              <w:right w:w="120" w:type="dxa"/>
+            </w:tcMar>
             <w:vAlign w:val="center"/>
           </w:tcPr>
           <w:p>
             <w:pPr>
-              <w:spacing w:before="0" w:after="0" w:line="276" w:lineRule="auto"/>
+              <w:spacing w:before="0" w:after="0" w:line="264" w:lineRule="auto"/>
+              <w:jc w:val="left"/>
             </w:pPr>
             <w:r>
               <w:rPr>
-                <w:rFonts w:ascii="Calibri" w:hAnsi="Calibri"/>
+                <w:rFonts w:ascii="Calibri" w:hAnsi="Calibri" w:eastAsia="微软雅黑"/>
                 <w:b/>
-                <w:color w:val="0B2545"/>
-                <w:sz w:val="19"/>
+                <w:sz w:val="20"/>
               </w:rPr>
-              <w:t>Main Purpose</w:t>
+              <w:t>Primary Purpose</w:t>
             </w:r>
           </w:p>
         </w:tc>
@@ -384,93 +446,138 @@
       <w:tr>
         <w:tblPrEx>
           <w:tblBorders>
-            <w:top w:val="single" w:color="B8C2CC" w:sz="4" w:space="0"/>
-            <w:left w:val="single" w:color="B8C2CC" w:sz="4" w:space="0"/>
-            <w:bottom w:val="single" w:color="B8C2CC" w:sz="4" w:space="0"/>
-            <w:right w:val="single" w:color="B8C2CC" w:sz="4" w:space="0"/>
-            <w:insideH w:val="single" w:color="B8C2CC" w:sz="4" w:space="0"/>
-            <w:insideV w:val="single" w:color="B8C2CC" w:sz="4" w:space="0"/>
+            <w:top w:val="single" w:color="D9DEE7" w:sz="6" w:space="0"/>
+            <w:left w:val="single" w:color="D9DEE7" w:sz="6" w:space="0"/>
+            <w:bottom w:val="single" w:color="D9DEE7" w:sz="6" w:space="0"/>
+            <w:right w:val="single" w:color="D9DEE7" w:sz="6" w:space="0"/>
+            <w:insideH w:val="single" w:color="D9DEE7" w:sz="6" w:space="0"/>
+            <w:insideV w:val="single" w:color="D9DEE7" w:sz="6" w:space="0"/>
           </w:tblBorders>
           <w:tblCellMar>
-            <w:top w:w="80" w:type="dxa"/>
-            <w:left w:w="120" w:type="dxa"/>
-            <w:bottom w:w="80" w:type="dxa"/>
-            <w:right w:w="120" w:type="dxa"/>
+            <w:top w:w="0" w:type="dxa"/>
+            <w:left w:w="108" w:type="dxa"/>
+            <w:bottom w:w="0" w:type="dxa"/>
+            <w:right w:w="108" w:type="dxa"/>
           </w:tblCellMar>
         </w:tblPrEx>
         <w:tc>
           <w:tcPr>
-            <w:tcW w:w="1900" w:type="dxa"/>
+            <w:tcW w:w="1800" w:type="dxa"/>
+            <w:tcMar>
+              <w:top w:w="80" w:type="dxa"/>
+              <w:left w:w="120" w:type="dxa"/>
+              <w:bottom w:w="80" w:type="dxa"/>
+              <w:right w:w="120" w:type="dxa"/>
+            </w:tcMar>
             <w:vAlign w:val="center"/>
           </w:tcPr>
           <w:p>
             <w:pPr>
-              <w:spacing w:before="0" w:after="0" w:line="276" w:lineRule="auto"/>
+              <w:spacing w:before="0" w:after="0" w:line="264" w:lineRule="auto"/>
+              <w:jc w:val="left"/>
             </w:pPr>
             <w:r>
               <w:rPr>
-                <w:rFonts w:ascii="Calibri" w:hAnsi="Calibri"/>
+                <w:rFonts w:ascii="Calibri" w:hAnsi="Calibri" w:eastAsia="微软雅黑"/>
                 <w:b w:val="0"/>
-                <w:sz w:val="19"/>
+                <w:sz w:val="20"/>
               </w:rPr>
-              <w:t>Quorum node</w:t>
+              <w:t>Arbitration Node</w:t>
             </w:r>
           </w:p>
         </w:tc>
         <w:tc>
           <w:tcPr>
-            <w:tcW w:w="1000" w:type="dxa"/>
+            <w:tcW w:w="1100" w:type="dxa"/>
+            <w:tcMar>
+              <w:top w:w="80" w:type="dxa"/>
+              <w:left w:w="120" w:type="dxa"/>
+              <w:bottom w:w="80" w:type="dxa"/>
+              <w:right w:w="120" w:type="dxa"/>
+            </w:tcMar>
             <w:vAlign w:val="center"/>
           </w:tcPr>
           <w:p>
             <w:pPr>
-              <w:spacing w:before="0" w:after="0" w:line="276" w:lineRule="auto"/>
+              <w:spacing w:before="0" w:after="0" w:line="264" w:lineRule="auto"/>
+              <w:jc w:val="center"/>
             </w:pPr>
             <w:r>
               <w:rPr>
-                <w:rFonts w:ascii="Calibri" w:hAnsi="Calibri"/>
+                <w:rFonts w:ascii="Calibri" w:hAnsi="Calibri" w:eastAsia="微软雅黑"/>
                 <w:b w:val="0"/>
-                <w:sz w:val="19"/>
+                <w:sz w:val="20"/>
               </w:rPr>
-              <w:t>1 node</w:t>
+              <w:t>1 server</w:t>
             </w:r>
           </w:p>
         </w:tc>
         <w:tc>
           <w:tcPr>
-            <w:tcW w:w="3260" w:type="dxa"/>
+            <w:tcW w:w="3480" w:type="dxa"/>
+            <w:tcMar>
+              <w:top w:w="80" w:type="dxa"/>
+              <w:left w:w="120" w:type="dxa"/>
+              <w:bottom w:w="80" w:type="dxa"/>
+              <w:right w:w="120" w:type="dxa"/>
+            </w:tcMar>
             <w:vAlign w:val="center"/>
           </w:tcPr>
           <w:p>
             <w:pPr>
-              <w:spacing w:before="0" w:after="0" w:line="276" w:lineRule="auto"/>
+              <w:spacing w:before="0" w:after="0" w:line="264" w:lineRule="auto"/>
+              <w:jc w:val="left"/>
             </w:pPr>
             <w:r>
               <w:rPr>
-                <w:rFonts w:ascii="Calibri" w:hAnsi="Calibri"/>
+                <w:rFonts w:ascii="Calibri" w:hAnsi="Calibri" w:eastAsia="微软雅黑"/>
                 <w:b w:val="0"/>
-                <w:sz w:val="19"/>
+                <w:sz w:val="20"/>
               </w:rPr>
-              <w:t>8C / 16G / 100G (60G system disk + 40G data disk)</w:t>
+              <w:t xml:space="preserve">8C / 16G / </w:t>
+            </w:r>
+            <w:r>
+              <w:rPr>
+                <w:rFonts w:hint="eastAsia"/>
+                <w:b w:val="0"/>
+                <w:sz w:val="20"/>
+                <w:lang w:val="en-US" w:eastAsia="zh-CN"/>
+              </w:rPr>
+              <w:t>6</w:t>
+            </w:r>
+            <w:r>
+              <w:rPr>
+                <w:rFonts w:ascii="Calibri" w:hAnsi="Calibri" w:eastAsia="微软雅黑"/>
+                <w:b w:val="0"/>
+                <w:sz w:val="20"/>
+              </w:rPr>
+              <w:t>00G (100G system disk + 500G data disk)</w:t>
             </w:r>
           </w:p>
         </w:tc>
         <w:tc>
           <w:tcPr>
-            <w:tcW w:w="3200" w:type="dxa"/>
+            <w:tcW w:w="2980" w:type="dxa"/>
+            <w:tcMar>
+              <w:top w:w="80" w:type="dxa"/>
+              <w:left w:w="120" w:type="dxa"/>
+              <w:bottom w:w="80" w:type="dxa"/>
+              <w:right w:w="120" w:type="dxa"/>
+            </w:tcMar>
             <w:vAlign w:val="center"/>
           </w:tcPr>
           <w:p>
             <w:pPr>
-              <w:spacing w:before="0" w:after="0" w:line="276" w:lineRule="auto"/>
+              <w:spacing w:before="0" w:after="0" w:line="264" w:lineRule="auto"/>
+              <w:jc w:val="left"/>
             </w:pPr>
             <w:r>
               <w:rPr>
-                <w:rFonts w:ascii="Calibri" w:hAnsi="Calibri"/>
+                <w:rFonts w:ascii="Calibri" w:hAnsi="Calibri" w:eastAsia="微软雅黑"/>
                 <w:b w:val="0"/>
-                <w:sz w:val="19"/>
+                <w:sz w:val="20"/>
               </w:rPr>
-              <w:t>Third-party arbitration/quorum</w:t>
+              <w:t>Third arbitration node</w:t>
             </w:r>
           </w:p>
         </w:tc>
@@ -478,91 +585,136 @@
       <w:tr>
         <w:tblPrEx>
           <w:tblBorders>
-            <w:top w:val="single" w:color="B8C2CC" w:sz="4" w:space="0"/>
-            <w:left w:val="single" w:color="B8C2CC" w:sz="4" w:space="0"/>
-            <w:bottom w:val="single" w:color="B8C2CC" w:sz="4" w:space="0"/>
-            <w:right w:val="single" w:color="B8C2CC" w:sz="4" w:space="0"/>
-            <w:insideH w:val="single" w:color="B8C2CC" w:sz="4" w:space="0"/>
-            <w:insideV w:val="single" w:color="B8C2CC" w:sz="4" w:space="0"/>
+            <w:top w:val="single" w:color="D9DEE7" w:sz="6" w:space="0"/>
+            <w:left w:val="single" w:color="D9DEE7" w:sz="6" w:space="0"/>
+            <w:bottom w:val="single" w:color="D9DEE7" w:sz="6" w:space="0"/>
+            <w:right w:val="single" w:color="D9DEE7" w:sz="6" w:space="0"/>
+            <w:insideH w:val="single" w:color="D9DEE7" w:sz="6" w:space="0"/>
+            <w:insideV w:val="single" w:color="D9DEE7" w:sz="6" w:space="0"/>
           </w:tblBorders>
           <w:tblCellMar>
-            <w:top w:w="80" w:type="dxa"/>
-            <w:left w:w="120" w:type="dxa"/>
-            <w:bottom w:w="80" w:type="dxa"/>
-            <w:right w:w="120" w:type="dxa"/>
+            <w:top w:w="0" w:type="dxa"/>
+            <w:left w:w="108" w:type="dxa"/>
+            <w:bottom w:w="0" w:type="dxa"/>
+            <w:right w:w="108" w:type="dxa"/>
           </w:tblCellMar>
         </w:tblPrEx>
         <w:tc>
           <w:tcPr>
-            <w:tcW w:w="1900" w:type="dxa"/>
+            <w:tcW w:w="1800" w:type="dxa"/>
+            <w:tcMar>
+              <w:top w:w="80" w:type="dxa"/>
+              <w:left w:w="120" w:type="dxa"/>
+              <w:bottom w:w="80" w:type="dxa"/>
+              <w:right w:w="120" w:type="dxa"/>
+            </w:tcMar>
             <w:vAlign w:val="center"/>
           </w:tcPr>
           <w:p>
             <w:pPr>
-              <w:spacing w:before="0" w:after="0" w:line="276" w:lineRule="auto"/>
+              <w:spacing w:before="0" w:after="0" w:line="264" w:lineRule="auto"/>
+              <w:jc w:val="left"/>
             </w:pPr>
             <w:r>
               <w:rPr>
-                <w:rFonts w:ascii="Calibri" w:hAnsi="Calibri"/>
+                <w:rFonts w:ascii="Calibri" w:hAnsi="Calibri" w:eastAsia="微软雅黑"/>
                 <w:b w:val="0"/>
-                <w:sz w:val="19"/>
+                <w:sz w:val="20"/>
               </w:rPr>
-              <w:t>Service application nodes</w:t>
+              <w:t>Service Application Nodes</w:t>
             </w:r>
           </w:p>
         </w:tc>
         <w:tc>
           <w:tcPr>
-            <w:tcW w:w="1000" w:type="dxa"/>
+            <w:tcW w:w="1100" w:type="dxa"/>
+            <w:tcMar>
+              <w:top w:w="80" w:type="dxa"/>
+              <w:left w:w="120" w:type="dxa"/>
+              <w:bottom w:w="80" w:type="dxa"/>
+              <w:right w:w="120" w:type="dxa"/>
+            </w:tcMar>
             <w:vAlign w:val="center"/>
           </w:tcPr>
           <w:p>
             <w:pPr>
-              <w:spacing w:before="0" w:after="0" w:line="276" w:lineRule="auto"/>
+              <w:spacing w:before="0" w:after="0" w:line="264" w:lineRule="auto"/>
+              <w:jc w:val="center"/>
             </w:pPr>
             <w:r>
               <w:rPr>
-                <w:rFonts w:ascii="Calibri" w:hAnsi="Calibri"/>
+                <w:rFonts w:ascii="Calibri" w:hAnsi="Calibri" w:eastAsia="微软雅黑"/>
                 <w:b w:val="0"/>
-                <w:sz w:val="19"/>
+                <w:sz w:val="20"/>
               </w:rPr>
-              <w:t>2 nodes</w:t>
+              <w:t>2 servers</w:t>
             </w:r>
           </w:p>
         </w:tc>
         <w:tc>
           <w:tcPr>
-            <w:tcW w:w="3260" w:type="dxa"/>
+            <w:tcW w:w="3480" w:type="dxa"/>
+            <w:tcMar>
+              <w:top w:w="80" w:type="dxa"/>
+              <w:left w:w="120" w:type="dxa"/>
+              <w:bottom w:w="80" w:type="dxa"/>
+              <w:right w:w="120" w:type="dxa"/>
+            </w:tcMar>
             <w:vAlign w:val="center"/>
           </w:tcPr>
           <w:p>
             <w:pPr>
-              <w:spacing w:before="0" w:after="0" w:line="276" w:lineRule="auto"/>
+              <w:spacing w:before="0" w:after="0" w:line="264" w:lineRule="auto"/>
+              <w:jc w:val="left"/>
             </w:pPr>
             <w:r>
               <w:rPr>
-                <w:rFonts w:ascii="Calibri" w:hAnsi="Calibri"/>
+                <w:rFonts w:ascii="Calibri" w:hAnsi="Calibri" w:eastAsia="微软雅黑"/>
                 <w:b w:val="0"/>
-                <w:sz w:val="19"/>
+                <w:sz w:val="20"/>
               </w:rPr>
-              <w:t>8C / 16G / 100G (60G system disk + 40G data disk)</w:t>
+              <w:t xml:space="preserve">32C / 64G / </w:t>
+            </w:r>
+            <w:r>
+              <w:rPr>
+                <w:rFonts w:hint="eastAsia"/>
+                <w:b w:val="0"/>
+                <w:sz w:val="20"/>
+                <w:lang w:val="en-US" w:eastAsia="zh-CN"/>
+              </w:rPr>
+              <w:t>12</w:t>
+            </w:r>
+            <w:r>
+              <w:rPr>
+                <w:rFonts w:ascii="Calibri" w:hAnsi="Calibri" w:eastAsia="微软雅黑"/>
+                <w:b w:val="0"/>
+                <w:sz w:val="20"/>
+              </w:rPr>
+              <w:t>00G (100G system disk + 500G data disk)</w:t>
             </w:r>
           </w:p>
         </w:tc>
         <w:tc>
           <w:tcPr>
-            <w:tcW w:w="3200" w:type="dxa"/>
+            <w:tcW w:w="2980" w:type="dxa"/>
+            <w:tcMar>
+              <w:top w:w="80" w:type="dxa"/>
+              <w:left w:w="120" w:type="dxa"/>
+              <w:bottom w:w="80" w:type="dxa"/>
+              <w:right w:w="120" w:type="dxa"/>
+            </w:tcMar>
             <w:vAlign w:val="center"/>
           </w:tcPr>
           <w:p>
             <w:pPr>
-              <w:spacing w:before="0" w:after="0" w:line="276" w:lineRule="auto"/>
+              <w:spacing w:before="0" w:after="0" w:line="264" w:lineRule="auto"/>
+              <w:jc w:val="left"/>
             </w:pPr>
             <w:r>
               <w:rPr>
-                <w:rFonts w:ascii="Calibri" w:hAnsi="Calibri"/>
+                <w:rFonts w:ascii="Calibri" w:hAnsi="Calibri" w:eastAsia="微软雅黑"/>
                 <w:b w:val="0"/>
-                <w:sz w:val="19"/>
+                <w:sz w:val="20"/>
               </w:rPr>
               <w:t>Service application cluster</w:t>
             </w:r>
@@ -572,93 +724,189 @@
       <w:tr>
         <w:tblPrEx>
           <w:tblBorders>
-            <w:top w:val="single" w:color="B8C2CC" w:sz="4" w:space="0"/>
-            <w:left w:val="single" w:color="B8C2CC" w:sz="4" w:space="0"/>
-            <w:bottom w:val="single" w:color="B8C2CC" w:sz="4" w:space="0"/>
-            <w:right w:val="single" w:color="B8C2CC" w:sz="4" w:space="0"/>
-            <w:insideH w:val="single" w:color="B8C2CC" w:sz="4" w:space="0"/>
-            <w:insideV w:val="single" w:color="B8C2CC" w:sz="4" w:space="0"/>
+            <w:top w:val="single" w:color="D9DEE7" w:sz="6" w:space="0"/>
+            <w:left w:val="single" w:color="D9DEE7" w:sz="6" w:space="0"/>
+            <w:bottom w:val="single" w:color="D9DEE7" w:sz="6" w:space="0"/>
+            <w:right w:val="single" w:color="D9DEE7" w:sz="6" w:space="0"/>
+            <w:insideH w:val="single" w:color="D9DEE7" w:sz="6" w:space="0"/>
+            <w:insideV w:val="single" w:color="D9DEE7" w:sz="6" w:space="0"/>
           </w:tblBorders>
           <w:tblCellMar>
-            <w:top w:w="80" w:type="dxa"/>
-            <w:left w:w="120" w:type="dxa"/>
-            <w:bottom w:w="80" w:type="dxa"/>
-            <w:right w:w="120" w:type="dxa"/>
+            <w:top w:w="0" w:type="dxa"/>
+            <w:left w:w="108" w:type="dxa"/>
+            <w:bottom w:w="0" w:type="dxa"/>
+            <w:right w:w="108" w:type="dxa"/>
           </w:tblCellMar>
         </w:tblPrEx>
         <w:tc>
           <w:tcPr>
-            <w:tcW w:w="1900" w:type="dxa"/>
+            <w:tcW w:w="1800" w:type="dxa"/>
+            <w:tcMar>
+              <w:top w:w="80" w:type="dxa"/>
+              <w:left w:w="120" w:type="dxa"/>
+              <w:bottom w:w="80" w:type="dxa"/>
+              <w:right w:w="120" w:type="dxa"/>
+            </w:tcMar>
             <w:vAlign w:val="center"/>
           </w:tcPr>
           <w:p>
             <w:pPr>
-              <w:spacing w:before="0" w:after="0" w:line="276" w:lineRule="auto"/>
+              <w:spacing w:before="0" w:after="0" w:line="264" w:lineRule="auto"/>
+              <w:jc w:val="left"/>
             </w:pPr>
             <w:r>
               <w:rPr>
-                <w:rFonts w:ascii="Calibri" w:hAnsi="Calibri"/>
+                <w:rFonts w:ascii="Calibri" w:hAnsi="Calibri" w:eastAsia="微软雅黑"/>
                 <w:b w:val="0"/>
-                <w:sz w:val="19"/>
+                <w:sz w:val="20"/>
               </w:rPr>
-              <w:t>MySQL / MinIO / Redis nodes</w:t>
+              <w:t>MySQL, MinIO, Redis</w:t>
             </w:r>
           </w:p>
         </w:tc>
         <w:tc>
           <w:tcPr>
-            <w:tcW w:w="1000" w:type="dxa"/>
+            <w:tcW w:w="1100" w:type="dxa"/>
+            <w:tcMar>
+              <w:top w:w="80" w:type="dxa"/>
+              <w:left w:w="120" w:type="dxa"/>
+              <w:bottom w:w="80" w:type="dxa"/>
+              <w:right w:w="120" w:type="dxa"/>
+            </w:tcMar>
             <w:vAlign w:val="center"/>
           </w:tcPr>
           <w:p>
             <w:pPr>
-              <w:spacing w:before="0" w:after="0" w:line="276" w:lineRule="auto"/>
+              <w:spacing w:before="0" w:after="0" w:line="264" w:lineRule="auto"/>
+              <w:jc w:val="center"/>
             </w:pPr>
             <w:r>
               <w:rPr>
-                <w:rFonts w:ascii="Calibri" w:hAnsi="Calibri"/>
+                <w:rFonts w:ascii="Calibri" w:hAnsi="Calibri" w:eastAsia="微软雅黑"/>
                 <w:b w:val="0"/>
-                <w:sz w:val="19"/>
+                <w:sz w:val="20"/>
               </w:rPr>
-              <w:t>2 nodes</w:t>
+              <w:t>2 servers</w:t>
             </w:r>
           </w:p>
         </w:tc>
         <w:tc>
           <w:tcPr>
-            <w:tcW w:w="3260" w:type="dxa"/>
+            <w:tcW w:w="3480" w:type="dxa"/>
+            <w:tcMar>
+              <w:top w:w="80" w:type="dxa"/>
+              <w:left w:w="120" w:type="dxa"/>
+              <w:bottom w:w="80" w:type="dxa"/>
+              <w:right w:w="120" w:type="dxa"/>
+            </w:tcMar>
             <w:vAlign w:val="center"/>
           </w:tcPr>
           <w:p>
             <w:pPr>
-              <w:spacing w:before="0" w:after="0" w:line="276" w:lineRule="auto"/>
+              <w:spacing w:before="0" w:after="0" w:line="264" w:lineRule="auto"/>
+              <w:jc w:val="left"/>
             </w:pPr>
             <w:r>
               <w:rPr>
-                <w:rFonts w:ascii="Calibri" w:hAnsi="Calibri"/>
+                <w:rFonts w:ascii="Calibri" w:hAnsi="Calibri" w:eastAsia="微软雅黑"/>
                 <w:b w:val="0"/>
-                <w:sz w:val="19"/>
+                <w:sz w:val="20"/>
               </w:rPr>
-              <w:t>8C / 16G / 460G (60G system disk + 4 x 100G data disks)</w:t>
+              <w:t xml:space="preserve">16C / 32G / </w:t>
+            </w:r>
+            <w:r>
+              <w:rPr>
+                <w:rFonts w:hint="eastAsia"/>
+                <w:b w:val="0"/>
+                <w:sz w:val="20"/>
+                <w:lang w:val="en-US" w:eastAsia="zh-CN"/>
+              </w:rPr>
+              <w:t>3400</w:t>
+            </w:r>
+            <w:r>
+              <w:rPr>
+                <w:rFonts w:ascii="Calibri" w:hAnsi="Calibri" w:eastAsia="微软雅黑"/>
+                <w:b w:val="0"/>
+                <w:sz w:val="20"/>
+              </w:rPr>
+              <w:t xml:space="preserve">G (100G system disk + </w:t>
+            </w:r>
+            <w:r>
+              <w:rPr>
+                <w:rFonts w:hint="eastAsia"/>
+                <w:b w:val="0"/>
+                <w:sz w:val="20"/>
+                <w:lang w:val="en-US" w:eastAsia="zh-CN"/>
+              </w:rPr>
+              <w:t>3</w:t>
+            </w:r>
+            <w:r>
+              <w:rPr>
+                <w:rFonts w:ascii="Calibri" w:hAnsi="Calibri" w:eastAsia="微软雅黑"/>
+                <w:b w:val="0"/>
+                <w:sz w:val="20"/>
+              </w:rPr>
+              <w:t>*500G data disks</w:t>
+            </w:r>
+            <w:r>
+              <w:rPr>
+                <w:rFonts w:hint="eastAsia"/>
+                <w:b w:val="0"/>
+                <w:sz w:val="20"/>
+                <w:lang w:val="en-US" w:eastAsia="zh-CN"/>
+              </w:rPr>
+              <w:t xml:space="preserve"> + 1</w:t>
+            </w:r>
+            <w:r>
+              <w:rPr>
+                <w:rFonts w:ascii="Calibri" w:hAnsi="Calibri" w:eastAsia="微软雅黑"/>
+                <w:b w:val="0"/>
+                <w:sz w:val="20"/>
+              </w:rPr>
+              <w:t>*</w:t>
+            </w:r>
+            <w:r>
+              <w:rPr>
+                <w:rFonts w:hint="eastAsia"/>
+                <w:b w:val="0"/>
+                <w:sz w:val="20"/>
+                <w:lang w:val="en-US" w:eastAsia="zh-CN"/>
+              </w:rPr>
+              <w:t>1</w:t>
+            </w:r>
+            <w:r>
+              <w:rPr>
+                <w:rFonts w:ascii="Calibri" w:hAnsi="Calibri" w:eastAsia="微软雅黑"/>
+                <w:b w:val="0"/>
+                <w:sz w:val="20"/>
+              </w:rPr>
+              <w:t>00G data disks)</w:t>
             </w:r>
           </w:p>
         </w:tc>
         <w:tc>
           <w:tcPr>
-            <w:tcW w:w="3200" w:type="dxa"/>
+            <w:tcW w:w="2980" w:type="dxa"/>
+            <w:tcMar>
+              <w:top w:w="80" w:type="dxa"/>
+              <w:left w:w="120" w:type="dxa"/>
+              <w:bottom w:w="80" w:type="dxa"/>
+              <w:right w:w="120" w:type="dxa"/>
+            </w:tcMar>
             <w:vAlign w:val="center"/>
           </w:tcPr>
           <w:p>
             <w:pPr>
-              <w:spacing w:before="0" w:after="0" w:line="276" w:lineRule="auto"/>
+              <w:spacing w:before="0" w:after="0" w:line="264" w:lineRule="auto"/>
+              <w:jc w:val="left"/>
             </w:pPr>
             <w:r>
               <w:rPr>
-                <w:rFonts w:ascii="Calibri" w:hAnsi="Calibri"/>
+                <w:rFonts w:ascii="Calibri" w:hAnsi="Calibri" w:eastAsia="微软雅黑"/>
                 <w:b w:val="0"/>
-                <w:sz w:val="19"/>
+                <w:sz w:val="20"/>
               </w:rPr>
-              <w:t>MySQL/Redis HA; MinIO dual standalone nodes with bucket replication</w:t>
+              <w:t>MySQL/Redis/MinIO cluster</w:t>
             </w:r>
           </w:p>
         </w:tc>
@@ -666,91 +914,136 @@
       <w:tr>
         <w:tblPrEx>
           <w:tblBorders>
-            <w:top w:val="single" w:color="B8C2CC" w:sz="4" w:space="0"/>
-            <w:left w:val="single" w:color="B8C2CC" w:sz="4" w:space="0"/>
-            <w:bottom w:val="single" w:color="B8C2CC" w:sz="4" w:space="0"/>
-            <w:right w:val="single" w:color="B8C2CC" w:sz="4" w:space="0"/>
-            <w:insideH w:val="single" w:color="B8C2CC" w:sz="4" w:space="0"/>
-            <w:insideV w:val="single" w:color="B8C2CC" w:sz="4" w:space="0"/>
+            <w:top w:val="single" w:color="D9DEE7" w:sz="6" w:space="0"/>
+            <w:left w:val="single" w:color="D9DEE7" w:sz="6" w:space="0"/>
+            <w:bottom w:val="single" w:color="D9DEE7" w:sz="6" w:space="0"/>
+            <w:right w:val="single" w:color="D9DEE7" w:sz="6" w:space="0"/>
+            <w:insideH w:val="single" w:color="D9DEE7" w:sz="6" w:space="0"/>
+            <w:insideV w:val="single" w:color="D9DEE7" w:sz="6" w:space="0"/>
           </w:tblBorders>
           <w:tblCellMar>
-            <w:top w:w="80" w:type="dxa"/>
-            <w:left w:w="120" w:type="dxa"/>
-            <w:bottom w:w="80" w:type="dxa"/>
-            <w:right w:w="120" w:type="dxa"/>
+            <w:top w:w="0" w:type="dxa"/>
+            <w:left w:w="108" w:type="dxa"/>
+            <w:bottom w:w="0" w:type="dxa"/>
+            <w:right w:w="108" w:type="dxa"/>
           </w:tblCellMar>
         </w:tblPrEx>
         <w:tc>
           <w:tcPr>
-            <w:tcW w:w="1900" w:type="dxa"/>
+            <w:tcW w:w="1800" w:type="dxa"/>
+            <w:tcMar>
+              <w:top w:w="80" w:type="dxa"/>
+              <w:left w:w="120" w:type="dxa"/>
+              <w:bottom w:w="80" w:type="dxa"/>
+              <w:right w:w="120" w:type="dxa"/>
+            </w:tcMar>
             <w:vAlign w:val="center"/>
           </w:tcPr>
           <w:p>
             <w:pPr>
-              <w:spacing w:before="0" w:after="0" w:line="276" w:lineRule="auto"/>
+              <w:spacing w:before="0" w:after="0" w:line="264" w:lineRule="auto"/>
+              <w:jc w:val="left"/>
             </w:pPr>
             <w:r>
               <w:rPr>
-                <w:rFonts w:ascii="Calibri" w:hAnsi="Calibri"/>
+                <w:rFonts w:ascii="Calibri" w:hAnsi="Calibri" w:eastAsia="微软雅黑"/>
                 <w:b w:val="0"/>
-                <w:sz w:val="19"/>
+                <w:sz w:val="20"/>
               </w:rPr>
-              <w:t>IM application nodes</w:t>
+              <w:t>IM Application Nodes</w:t>
             </w:r>
           </w:p>
         </w:tc>
         <w:tc>
           <w:tcPr>
-            <w:tcW w:w="1000" w:type="dxa"/>
+            <w:tcW w:w="1100" w:type="dxa"/>
+            <w:tcMar>
+              <w:top w:w="80" w:type="dxa"/>
+              <w:left w:w="120" w:type="dxa"/>
+              <w:bottom w:w="80" w:type="dxa"/>
+              <w:right w:w="120" w:type="dxa"/>
+            </w:tcMar>
             <w:vAlign w:val="center"/>
           </w:tcPr>
           <w:p>
             <w:pPr>
-              <w:spacing w:before="0" w:after="0" w:line="276" w:lineRule="auto"/>
+              <w:spacing w:before="0" w:after="0" w:line="264" w:lineRule="auto"/>
+              <w:jc w:val="center"/>
             </w:pPr>
             <w:r>
               <w:rPr>
-                <w:rFonts w:ascii="Calibri" w:hAnsi="Calibri"/>
+                <w:rFonts w:ascii="Calibri" w:hAnsi="Calibri" w:eastAsia="微软雅黑"/>
                 <w:b w:val="0"/>
-                <w:sz w:val="19"/>
+                <w:sz w:val="20"/>
               </w:rPr>
-              <w:t>4 nodes</w:t>
+              <w:t>4 servers</w:t>
             </w:r>
           </w:p>
         </w:tc>
         <w:tc>
           <w:tcPr>
-            <w:tcW w:w="3260" w:type="dxa"/>
+            <w:tcW w:w="3480" w:type="dxa"/>
+            <w:tcMar>
+              <w:top w:w="80" w:type="dxa"/>
+              <w:left w:w="120" w:type="dxa"/>
+              <w:bottom w:w="80" w:type="dxa"/>
+              <w:right w:w="120" w:type="dxa"/>
+            </w:tcMar>
             <w:vAlign w:val="center"/>
           </w:tcPr>
           <w:p>
             <w:pPr>
-              <w:spacing w:before="0" w:after="0" w:line="276" w:lineRule="auto"/>
+              <w:spacing w:before="0" w:after="0" w:line="264" w:lineRule="auto"/>
+              <w:jc w:val="left"/>
             </w:pPr>
             <w:r>
               <w:rPr>
-                <w:rFonts w:ascii="Calibri" w:hAnsi="Calibri"/>
+                <w:rFonts w:ascii="Calibri" w:hAnsi="Calibri" w:eastAsia="微软雅黑"/>
                 <w:b w:val="0"/>
-                <w:sz w:val="19"/>
+                <w:sz w:val="20"/>
               </w:rPr>
-              <w:t>8C / 16G / 460G (60G system disk + 4 x 100G data disks)</w:t>
+              <w:t xml:space="preserve">16C / 64G / </w:t>
+            </w:r>
+            <w:r>
+              <w:rPr>
+                <w:rFonts w:hint="eastAsia"/>
+                <w:b w:val="0"/>
+                <w:sz w:val="20"/>
+                <w:lang w:val="en-US" w:eastAsia="zh-CN"/>
+              </w:rPr>
+              <w:t>2400</w:t>
+            </w:r>
+            <w:r>
+              <w:rPr>
+                <w:rFonts w:ascii="Calibri" w:hAnsi="Calibri" w:eastAsia="微软雅黑"/>
+                <w:b w:val="0"/>
+                <w:sz w:val="20"/>
+              </w:rPr>
+              <w:t>G (100G system disk + 500G data disk)</w:t>
             </w:r>
           </w:p>
         </w:tc>
         <w:tc>
           <w:tcPr>
-            <w:tcW w:w="3200" w:type="dxa"/>
+            <w:tcW w:w="2980" w:type="dxa"/>
+            <w:tcMar>
+              <w:top w:w="80" w:type="dxa"/>
+              <w:left w:w="120" w:type="dxa"/>
+              <w:bottom w:w="80" w:type="dxa"/>
+              <w:right w:w="120" w:type="dxa"/>
+            </w:tcMar>
             <w:vAlign w:val="center"/>
           </w:tcPr>
           <w:p>
             <w:pPr>
-              <w:spacing w:before="0" w:after="0" w:line="276" w:lineRule="auto"/>
+              <w:spacing w:before="0" w:after="0" w:line="264" w:lineRule="auto"/>
+              <w:jc w:val="left"/>
             </w:pPr>
             <w:r>
               <w:rPr>
-                <w:rFonts w:ascii="Calibri" w:hAnsi="Calibri"/>
+                <w:rFonts w:ascii="Calibri" w:hAnsi="Calibri" w:eastAsia="微软雅黑"/>
                 <w:b w:val="0"/>
-                <w:sz w:val="19"/>
+                <w:sz w:val="20"/>
               </w:rPr>
               <w:t>IM application cluster</w:t>
             </w:r>
@@ -760,34 +1053,41 @@
       <w:tr>
         <w:tblPrEx>
           <w:tblBorders>
-            <w:top w:val="single" w:color="B8C2CC" w:sz="4" w:space="0"/>
-            <w:left w:val="single" w:color="B8C2CC" w:sz="4" w:space="0"/>
-            <w:bottom w:val="single" w:color="B8C2CC" w:sz="4" w:space="0"/>
-            <w:right w:val="single" w:color="B8C2CC" w:sz="4" w:space="0"/>
-            <w:insideH w:val="single" w:color="B8C2CC" w:sz="4" w:space="0"/>
-            <w:insideV w:val="single" w:color="B8C2CC" w:sz="4" w:space="0"/>
+            <w:top w:val="single" w:color="D9DEE7" w:sz="6" w:space="0"/>
+            <w:left w:val="single" w:color="D9DEE7" w:sz="6" w:space="0"/>
+            <w:bottom w:val="single" w:color="D9DEE7" w:sz="6" w:space="0"/>
+            <w:right w:val="single" w:color="D9DEE7" w:sz="6" w:space="0"/>
+            <w:insideH w:val="single" w:color="D9DEE7" w:sz="6" w:space="0"/>
+            <w:insideV w:val="single" w:color="D9DEE7" w:sz="6" w:space="0"/>
           </w:tblBorders>
           <w:tblCellMar>
-            <w:top w:w="80" w:type="dxa"/>
-            <w:left w:w="120" w:type="dxa"/>
-            <w:bottom w:w="80" w:type="dxa"/>
-            <w:right w:w="120" w:type="dxa"/>
+            <w:top w:w="0" w:type="dxa"/>
+            <w:left w:w="108" w:type="dxa"/>
+            <w:bottom w:w="0" w:type="dxa"/>
+            <w:right w:w="108" w:type="dxa"/>
           </w:tblCellMar>
         </w:tblPrEx>
         <w:tc>
           <w:tcPr>
-            <w:tcW w:w="1900" w:type="dxa"/>
+            <w:tcW w:w="1800" w:type="dxa"/>
+            <w:tcMar>
+              <w:top w:w="80" w:type="dxa"/>
+              <w:left w:w="120" w:type="dxa"/>
+              <w:bottom w:w="80" w:type="dxa"/>
+              <w:right w:w="120" w:type="dxa"/>
+            </w:tcMar>
             <w:vAlign w:val="center"/>
           </w:tcPr>
           <w:p>
             <w:pPr>
-              <w:spacing w:before="0" w:after="0" w:line="276" w:lineRule="auto"/>
+              <w:spacing w:before="0" w:after="0" w:line="264" w:lineRule="auto"/>
+              <w:jc w:val="left"/>
             </w:pPr>
             <w:r>
               <w:rPr>
-                <w:rFonts w:ascii="Calibri" w:hAnsi="Calibri"/>
+                <w:rFonts w:ascii="Calibri" w:hAnsi="Calibri" w:eastAsia="微软雅黑"/>
                 <w:b w:val="0"/>
-                <w:sz w:val="19"/>
+                <w:sz w:val="20"/>
               </w:rPr>
               <w:t>Total</w:t>
             </w:r>
@@ -795,58 +1095,115 @@
         </w:tc>
         <w:tc>
           <w:tcPr>
-            <w:tcW w:w="1000" w:type="dxa"/>
+            <w:tcW w:w="1100" w:type="dxa"/>
+            <w:tcMar>
+              <w:top w:w="80" w:type="dxa"/>
+              <w:left w:w="120" w:type="dxa"/>
+              <w:bottom w:w="80" w:type="dxa"/>
+              <w:right w:w="120" w:type="dxa"/>
+            </w:tcMar>
             <w:vAlign w:val="center"/>
           </w:tcPr>
           <w:p>
             <w:pPr>
-              <w:spacing w:before="0" w:after="0" w:line="276" w:lineRule="auto"/>
+              <w:spacing w:before="0" w:after="0" w:line="264" w:lineRule="auto"/>
+              <w:jc w:val="center"/>
             </w:pPr>
             <w:r>
               <w:rPr>
-                <w:rFonts w:ascii="Calibri" w:hAnsi="Calibri"/>
+                <w:rFonts w:ascii="Calibri" w:hAnsi="Calibri" w:eastAsia="微软雅黑"/>
                 <w:b w:val="0"/>
-                <w:sz w:val="19"/>
+                <w:sz w:val="20"/>
               </w:rPr>
-              <w:t>9 nodes</w:t>
+              <w:t>9 servers</w:t>
             </w:r>
           </w:p>
         </w:tc>
         <w:tc>
           <w:tcPr>
-            <w:tcW w:w="3260" w:type="dxa"/>
+            <w:tcW w:w="3480" w:type="dxa"/>
+            <w:tcMar>
+              <w:top w:w="80" w:type="dxa"/>
+              <w:left w:w="120" w:type="dxa"/>
+              <w:bottom w:w="80" w:type="dxa"/>
+              <w:right w:w="120" w:type="dxa"/>
+            </w:tcMar>
             <w:vAlign w:val="center"/>
           </w:tcPr>
           <w:p>
             <w:pPr>
-              <w:spacing w:before="0" w:after="0" w:line="276" w:lineRule="auto"/>
+              <w:spacing w:before="0" w:after="0" w:line="264" w:lineRule="auto"/>
+              <w:jc w:val="left"/>
             </w:pPr>
             <w:r>
               <w:rPr>
-                <w:rFonts w:ascii="Calibri" w:hAnsi="Calibri"/>
+                <w:rFonts w:ascii="Calibri" w:hAnsi="Calibri" w:eastAsia="微软雅黑"/>
                 <w:b w:val="0"/>
-                <w:sz w:val="19"/>
+                <w:sz w:val="20"/>
               </w:rPr>
-              <w:t>72C / 144GB / 3060G</w:t>
+              <w:t xml:space="preserve">168C / 464GB / </w:t>
+            </w:r>
+            <w:r>
+              <w:rPr>
+                <w:rFonts w:hint="eastAsia"/>
+                <w:b w:val="0"/>
+                <w:sz w:val="20"/>
+                <w:lang w:val="en-US" w:eastAsia="zh-CN"/>
+              </w:rPr>
+              <w:t>76</w:t>
+            </w:r>
+            <w:r>
+              <w:rPr>
+                <w:rFonts w:ascii="Calibri" w:hAnsi="Calibri" w:eastAsia="微软雅黑"/>
+                <w:b w:val="0"/>
+                <w:sz w:val="20"/>
+              </w:rPr>
+              <w:t>00G</w:t>
             </w:r>
           </w:p>
         </w:tc>
         <w:tc>
           <w:tcPr>
-            <w:tcW w:w="3200" w:type="dxa"/>
+            <w:tcW w:w="2980" w:type="dxa"/>
+            <w:tcMar>
+              <w:top w:w="80" w:type="dxa"/>
+              <w:left w:w="120" w:type="dxa"/>
+              <w:bottom w:w="80" w:type="dxa"/>
+              <w:right w:w="120" w:type="dxa"/>
+            </w:tcMar>
             <w:vAlign w:val="center"/>
           </w:tcPr>
           <w:p>
             <w:pPr>
-              <w:spacing w:before="0" w:after="0" w:line="276" w:lineRule="auto"/>
+              <w:spacing w:before="0" w:after="0" w:line="264" w:lineRule="auto"/>
+              <w:jc w:val="left"/>
             </w:pPr>
             <w:r>
               <w:rPr>
-                <w:rFonts w:ascii="Calibri" w:hAnsi="Calibri"/>
+                <w:rFonts w:ascii="Calibri" w:hAnsi="Calibri" w:eastAsia="微软雅黑"/>
                 <w:b w:val="0"/>
-                <w:sz w:val="19"/>
+                <w:sz w:val="20"/>
               </w:rPr>
-              <w:t>Approx. 3.06TB storage</w:t>
+              <w:t xml:space="preserve">Approx. </w:t>
+            </w:r>
+            <w:r>
+              <w:rPr>
+                <w:rFonts w:hint="eastAsia"/>
+                <w:b w:val="0"/>
+                <w:sz w:val="20"/>
+                <w:lang w:val="en-US" w:eastAsia="zh-CN"/>
+              </w:rPr>
+              <w:t>7.6</w:t>
+            </w:r>
+            <w:bookmarkStart w:id="0" w:name="_GoBack"/>
+            <w:bookmarkEnd w:id="0"/>
+            <w:r>
+              <w:rPr>
+                <w:rFonts w:ascii="Calibri" w:hAnsi="Calibri" w:eastAsia="微软雅黑"/>
+                <w:b w:val="0"/>
+                <w:sz w:val="20"/>
+              </w:rPr>
+              <w:t>TB disk capacity</w:t>
             </w:r>
           </w:p>
         </w:tc>
@@ -854,7 +1211,7 @@
     </w:tbl>
     <w:p>
       <w:pPr>
-        <w:spacing w:before="0" w:after="120" w:line="300" w:lineRule="auto"/>
+        <w:spacing w:before="0" w:after="160" w:line="240" w:lineRule="auto"/>
       </w:pPr>
     </w:p>
     <w:p>
@@ -862,16 +1219,23 @@
         <w:pStyle w:val="3"/>
       </w:pPr>
       <w:r>
+        <w:rPr>
+          <w:rFonts w:ascii="Calibri" w:hAnsi="Calibri" w:eastAsia="微软雅黑"/>
+          <w:b/>
+          <w:color w:val="2E74B5"/>
+          <w:sz w:val="32"/>
+        </w:rPr>
         <w:t>4. Database Backup Plan</w:t>
       </w:r>
     </w:p>
     <w:p>
       <w:pPr>
-        <w:pStyle w:val="165"/>
+        <w:spacing w:before="0" w:after="120" w:line="264" w:lineRule="auto"/>
       </w:pPr>
       <w:r>
         <w:rPr>
-          <w:rFonts w:ascii="Calibri" w:hAnsi="Calibri"/>
+          <w:rFonts w:ascii="Calibri" w:hAnsi="Calibri" w:eastAsia="微软雅黑"/>
+          <w:b w:val="0"/>
           <w:sz w:val="22"/>
         </w:rPr>
         <w:t>Steps:</w:t>
@@ -879,50 +1243,53 @@
     </w:p>
     <w:p>
       <w:pPr>
+        <w:pStyle w:val="14"/>
         <w:numPr>
           <w:ilvl w:val="0"/>
-          <w:numId w:val="9"/>
+          <w:numId w:val="8"/>
         </w:numPr>
-        <w:spacing w:before="0" w:after="80" w:line="300" w:lineRule="auto"/>
-        <w:ind w:left="270" w:leftChars="0"/>
+        <w:spacing w:before="0" w:after="160" w:line="280" w:lineRule="auto"/>
       </w:pPr>
       <w:r>
         <w:rPr>
-          <w:rFonts w:ascii="Calibri" w:hAnsi="Calibri"/>
+          <w:rFonts w:ascii="Calibri" w:hAnsi="Calibri" w:eastAsia="微软雅黑"/>
+          <w:b w:val="0"/>
           <w:sz w:val="22"/>
         </w:rPr>
-        <w:t>Perform a full backup before migration.</w:t>
+        <w:t>Perform a full pre-migration backup.</w:t>
       </w:r>
     </w:p>
     <w:p>
       <w:pPr>
+        <w:pStyle w:val="14"/>
         <w:numPr>
           <w:ilvl w:val="0"/>
-          <w:numId w:val="9"/>
+          <w:numId w:val="8"/>
         </w:numPr>
-        <w:spacing w:before="0" w:after="80" w:line="300" w:lineRule="auto"/>
-        <w:ind w:left="270" w:leftChars="0" w:firstLine="0" w:firstLineChars="0"/>
+        <w:spacing w:before="0" w:after="160" w:line="280" w:lineRule="auto"/>
       </w:pPr>
       <w:r>
         <w:rPr>
-          <w:rFonts w:ascii="Calibri" w:hAnsi="Calibri"/>
+          <w:rFonts w:ascii="Calibri" w:hAnsi="Calibri" w:eastAsia="微软雅黑"/>
+          <w:b w:val="0"/>
           <w:sz w:val="22"/>
         </w:rPr>
-        <w:t>Copy backup files to backup storage and to the new environment.</w:t>
+        <w:t>Copy the backup files to backup storage and the new environment.</w:t>
       </w:r>
     </w:p>
     <w:p>
       <w:pPr>
+        <w:pStyle w:val="14"/>
         <w:numPr>
           <w:ilvl w:val="0"/>
-          <w:numId w:val="9"/>
+          <w:numId w:val="8"/>
         </w:numPr>
-        <w:spacing w:before="0" w:after="80" w:line="300" w:lineRule="auto"/>
-        <w:ind w:left="270" w:leftChars="0" w:firstLine="0" w:firstLineChars="0"/>
+        <w:spacing w:before="0" w:after="160" w:line="280" w:lineRule="auto"/>
       </w:pPr>
       <w:r>
         <w:rPr>
-          <w:rFonts w:ascii="Calibri" w:hAnsi="Calibri"/>
+          <w:rFonts w:ascii="Calibri" w:hAnsi="Calibri" w:eastAsia="微软雅黑"/>
+          <w:b w:val="0"/>
           <w:sz w:val="22"/>
         </w:rPr>
         <w:t>Run a restore rehearsal in the new environment to confirm restore duration and data integrity.</w:t>
@@ -930,36 +1297,38 @@
     </w:p>
     <w:p>
       <w:pPr>
+        <w:pStyle w:val="14"/>
         <w:numPr>
           <w:ilvl w:val="0"/>
-          <w:numId w:val="9"/>
+          <w:numId w:val="8"/>
         </w:numPr>
-        <w:spacing w:before="0" w:after="80" w:line="300" w:lineRule="auto"/>
-        <w:ind w:left="270" w:leftChars="0" w:firstLine="0" w:firstLineChars="0"/>
+        <w:spacing w:before="0" w:after="160" w:line="280" w:lineRule="auto"/>
       </w:pPr>
       <w:r>
         <w:rPr>
-          <w:rFonts w:ascii="Calibri" w:hAnsi="Calibri"/>
+          <w:rFonts w:ascii="Calibri" w:hAnsi="Calibri" w:eastAsia="微软雅黑"/>
+          <w:b w:val="0"/>
           <w:sz w:val="22"/>
         </w:rPr>
-        <w:t>Before formal migration, enter the maintenance or write-freeze window and perform the final backup or incremental synchronization.</w:t>
+        <w:t>Before the formal migration, enter a maintenance or write-freeze window and perform the final backup or incremental synchronization.</w:t>
       </w:r>
     </w:p>
     <w:p>
       <w:pPr>
+        <w:pStyle w:val="14"/>
         <w:numPr>
           <w:ilvl w:val="0"/>
-          <w:numId w:val="9"/>
+          <w:numId w:val="8"/>
         </w:numPr>
-        <w:spacing w:before="0" w:after="80" w:line="300" w:lineRule="auto"/>
-        <w:ind w:left="270" w:leftChars="0" w:firstLine="0" w:firstLineChars="0"/>
+        <w:spacing w:before="0" w:after="160" w:line="280" w:lineRule="auto"/>
       </w:pPr>
       <w:r>
         <w:rPr>
-          <w:rFonts w:ascii="Calibri" w:hAnsi="Calibri"/>
+          <w:rFonts w:ascii="Calibri" w:hAnsi="Calibri" w:eastAsia="微软雅黑"/>
+          <w:b w:val="0"/>
           <w:sz w:val="22"/>
         </w:rPr>
-        <w:t>After data restore, verify core tables, key data volumes, and business connectivity.</w:t>
+        <w:t>After data restoration, validate core tables, key data counts, and business connectivity.</w:t>
       </w:r>
     </w:p>
     <w:p>
@@ -967,16 +1336,23 @@
         <w:pStyle w:val="3"/>
       </w:pPr>
       <w:r>
+        <w:rPr>
+          <w:rFonts w:ascii="Calibri" w:hAnsi="Calibri" w:eastAsia="微软雅黑"/>
+          <w:b/>
+          <w:color w:val="2E74B5"/>
+          <w:sz w:val="32"/>
+        </w:rPr>
         <w:t>5. MinIO Backup Plan</w:t>
       </w:r>
     </w:p>
     <w:p>
       <w:pPr>
-        <w:pStyle w:val="165"/>
+        <w:spacing w:before="0" w:after="120" w:line="264" w:lineRule="auto"/>
       </w:pPr>
       <w:r>
         <w:rPr>
-          <w:rFonts w:ascii="Calibri" w:hAnsi="Calibri"/>
+          <w:rFonts w:ascii="Calibri" w:hAnsi="Calibri" w:eastAsia="微软雅黑"/>
+          <w:b w:val="0"/>
           <w:sz w:val="22"/>
         </w:rPr>
         <w:t>Steps:</w:t>
@@ -984,16 +1360,17 @@
     </w:p>
     <w:p>
       <w:pPr>
+        <w:pStyle w:val="14"/>
         <w:numPr>
           <w:ilvl w:val="0"/>
-          <w:numId w:val="10"/>
+          <w:numId w:val="9"/>
         </w:numPr>
-        <w:spacing w:before="0" w:after="80" w:line="300" w:lineRule="auto"/>
-        <w:ind w:left="270" w:leftChars="0"/>
+        <w:spacing w:before="0" w:after="160" w:line="280" w:lineRule="auto"/>
       </w:pPr>
       <w:r>
         <w:rPr>
-          <w:rFonts w:ascii="Calibri" w:hAnsi="Calibri"/>
+          <w:rFonts w:ascii="Calibri" w:hAnsi="Calibri" w:eastAsia="微软雅黑"/>
+          <w:b w:val="0"/>
           <w:sz w:val="22"/>
         </w:rPr>
         <w:t>Inventory buckets, object counts, total capacity, users, policies, access keys, lifecycle rules, and replication policies.</w:t>
@@ -1001,33 +1378,35 @@
     </w:p>
     <w:p>
       <w:pPr>
+        <w:pStyle w:val="14"/>
         <w:numPr>
           <w:ilvl w:val="0"/>
-          <w:numId w:val="10"/>
+          <w:numId w:val="9"/>
         </w:numPr>
-        <w:spacing w:before="0" w:after="80" w:line="300" w:lineRule="auto"/>
-        <w:ind w:left="270" w:leftChars="0" w:firstLine="0" w:firstLineChars="0"/>
+        <w:spacing w:before="0" w:after="160" w:line="280" w:lineRule="auto"/>
       </w:pPr>
       <w:r>
         <w:rPr>
-          <w:rFonts w:ascii="Calibri" w:hAnsi="Calibri"/>
+          <w:rFonts w:ascii="Calibri" w:hAnsi="Calibri" w:eastAsia="微软雅黑"/>
+          <w:b w:val="0"/>
           <w:sz w:val="22"/>
         </w:rPr>
-        <w:t>Run object backup or mc mirror synchronization from the primary write MinIO, and verify whether the replicated data on the standby node is consistent.</w:t>
+        <w:t>Run object backup or mc mirror synchronization against the primary-write MinIO, and verify that replication data on standby nodes is consistent.</w:t>
       </w:r>
     </w:p>
     <w:p>
       <w:pPr>
+        <w:pStyle w:val="14"/>
         <w:numPr>
           <w:ilvl w:val="0"/>
-          <w:numId w:val="10"/>
+          <w:numId w:val="9"/>
         </w:numPr>
-        <w:spacing w:before="0" w:after="80" w:line="300" w:lineRule="auto"/>
-        <w:ind w:left="270" w:leftChars="0" w:firstLine="0" w:firstLineChars="0"/>
+        <w:spacing w:before="0" w:after="160" w:line="280" w:lineRule="auto"/>
       </w:pPr>
       <w:r>
         <w:rPr>
-          <w:rFonts w:ascii="Calibri" w:hAnsi="Calibri"/>
+          <w:rFonts w:ascii="Calibri" w:hAnsi="Calibri" w:eastAsia="微软雅黑"/>
+          <w:b w:val="0"/>
           <w:sz w:val="22"/>
         </w:rPr>
         <w:t>Export and record metadata such as bucket policies, user policies, and access permissions.</w:t>
@@ -1035,73 +1414,81 @@
     </w:p>
     <w:p>
       <w:pPr>
+        <w:pStyle w:val="14"/>
+        <w:numPr>
+          <w:ilvl w:val="0"/>
+          <w:numId w:val="9"/>
+        </w:numPr>
+        <w:spacing w:before="0" w:after="160" w:line="280" w:lineRule="auto"/>
+      </w:pPr>
+      <w:r>
+        <w:rPr>
+          <w:rFonts w:ascii="Calibri" w:hAnsi="Calibri" w:eastAsia="微软雅黑"/>
+          <w:b w:val="0"/>
+          <w:sz w:val="22"/>
+        </w:rPr>
+        <w:t>Sample-check object size, ETag/hash values, and business read results.</w:t>
+      </w:r>
+    </w:p>
+    <w:p>
+      <w:pPr>
+        <w:pStyle w:val="14"/>
+        <w:numPr>
+          <w:ilvl w:val="0"/>
+          <w:numId w:val="9"/>
+        </w:numPr>
+        <w:spacing w:before="0" w:after="160" w:line="280" w:lineRule="auto"/>
+      </w:pPr>
+      <w:r>
+        <w:rPr>
+          <w:rFonts w:ascii="Calibri" w:hAnsi="Calibri" w:eastAsia="微软雅黑"/>
+          <w:b w:val="0"/>
+          <w:sz w:val="22"/>
+        </w:rPr>
+        <w:t>Record pre-synchronization duration, remaining incremental data volume, and replication lag.</w:t>
+      </w:r>
+    </w:p>
+    <w:p>
+      <w:pPr>
+        <w:pStyle w:val="3"/>
+      </w:pPr>
+      <w:r>
+        <w:rPr>
+          <w:rFonts w:ascii="Calibri" w:hAnsi="Calibri" w:eastAsia="微软雅黑"/>
+          <w:b/>
+          <w:color w:val="2E74B5"/>
+          <w:sz w:val="32"/>
+        </w:rPr>
+        <w:t>6. New HA Environment Deployment</w:t>
+      </w:r>
+    </w:p>
+    <w:p>
+      <w:pPr>
+        <w:pStyle w:val="4"/>
+      </w:pPr>
+      <w:r>
+        <w:rPr>
+          <w:rFonts w:ascii="Calibri" w:hAnsi="Calibri" w:eastAsia="微软雅黑"/>
+          <w:b/>
+          <w:color w:val="2E74B5"/>
+          <w:sz w:val="26"/>
+        </w:rPr>
+        <w:t>6.1 Base Environment Deployment</w:t>
+      </w:r>
+    </w:p>
+    <w:p>
+      <w:pPr>
+        <w:pStyle w:val="14"/>
         <w:numPr>
           <w:ilvl w:val="0"/>
           <w:numId w:val="10"/>
         </w:numPr>
-        <w:spacing w:before="0" w:after="80" w:line="300" w:lineRule="auto"/>
-        <w:ind w:left="270" w:leftChars="0" w:firstLine="0" w:firstLineChars="0"/>
+        <w:spacing w:before="0" w:after="160" w:line="280" w:lineRule="auto"/>
       </w:pPr>
       <w:r>
         <w:rPr>
-          <w:rFonts w:ascii="Calibri" w:hAnsi="Calibri"/>
-          <w:sz w:val="22"/>
-        </w:rPr>
-        <w:t>Sample-check object size, ETag or hash, and business read results.</w:t>
-      </w:r>
-    </w:p>
-    <w:p>
-      <w:pPr>
-        <w:numPr>
-          <w:ilvl w:val="0"/>
-          <w:numId w:val="10"/>
-        </w:numPr>
-        <w:spacing w:before="0" w:after="80" w:line="300" w:lineRule="auto"/>
-        <w:ind w:left="270" w:leftChars="0" w:firstLine="0" w:firstLineChars="0"/>
-      </w:pPr>
-      <w:r>
-        <w:rPr>
-          <w:rFonts w:ascii="Calibri" w:hAnsi="Calibri"/>
-          <w:sz w:val="22"/>
-        </w:rPr>
-        <w:t>Record pre-synchronization duration, remaining incremental data size, and replication lag.</w:t>
-      </w:r>
-    </w:p>
-    <w:p>
-      <w:pPr>
-        <w:pStyle w:val="3"/>
-      </w:pPr>
-      <w:r>
-        <w:t>6. New HA Environment Deployment</w:t>
-      </w:r>
-    </w:p>
-    <w:p>
-      <w:pPr>
-        <w:pStyle w:val="4"/>
-      </w:pPr>
-      <w:r>
-        <w:t>6.1 Baseline Environment Deployment</w:t>
-      </w:r>
-    </w:p>
-    <w:p>
-      <w:pPr>
-        <w:numPr>
-          <w:numId w:val="0"/>
-        </w:numPr>
-        <w:spacing w:before="0" w:after="80" w:line="300" w:lineRule="auto"/>
-        <w:ind w:left="270" w:leftChars="0"/>
-      </w:pPr>
-      <w:r>
-        <w:rPr>
-          <w:rFonts w:hint="eastAsia" w:eastAsia="宋体"/>
-          <w:sz w:val="22"/>
-          <w:lang w:val="en-US" w:eastAsia="zh-CN"/>
-        </w:rPr>
-        <w:t xml:space="preserve">1. </w:t>
-      </w:r>
-      <w:r>
-        <w:rPr>
-          <w:rFonts w:ascii="Calibri" w:hAnsi="Calibri"/>
+          <w:rFonts w:ascii="Calibri" w:hAnsi="Calibri" w:eastAsia="微软雅黑"/>
+          <w:b w:val="0"/>
           <w:sz w:val="22"/>
         </w:rPr>
         <w:t>Initialize the operating system and baseline security configuration.</w:t>
@@ -1109,71 +1496,53 @@
     </w:p>
     <w:p>
       <w:pPr>
+        <w:pStyle w:val="14"/>
         <w:numPr>
-          <w:numId w:val="0"/>
+          <w:ilvl w:val="0"/>
+          <w:numId w:val="10"/>
         </w:numPr>
-        <w:spacing w:before="0" w:after="80" w:line="300" w:lineRule="auto"/>
-        <w:ind w:left="270" w:leftChars="0"/>
+        <w:spacing w:before="0" w:after="160" w:line="280" w:lineRule="auto"/>
       </w:pPr>
       <w:r>
         <w:rPr>
-          <w:rFonts w:hint="eastAsia" w:eastAsia="宋体"/>
-          <w:sz w:val="22"/>
-          <w:lang w:val="en-US" w:eastAsia="zh-CN"/>
-        </w:rPr>
-        <w:t xml:space="preserve">2. </w:t>
-      </w:r>
-      <w:r>
-        <w:rPr>
-          <w:rFonts w:ascii="Calibri" w:hAnsi="Calibri"/>
+          <w:rFonts w:ascii="Calibri" w:hAnsi="Calibri" w:eastAsia="微软雅黑"/>
+          <w:b w:val="0"/>
           <w:sz w:val="22"/>
         </w:rPr>
-        <w:t>Configure hostnames, internal IP addresses, DNS, NTP, and firewall rules.</w:t>
+        <w:t>Configure hostnames, internal IP addresses, DNS, NTP, and firewall settings.</w:t>
       </w:r>
     </w:p>
     <w:p>
       <w:pPr>
+        <w:pStyle w:val="14"/>
         <w:numPr>
-          <w:numId w:val="0"/>
+          <w:ilvl w:val="0"/>
+          <w:numId w:val="10"/>
         </w:numPr>
-        <w:spacing w:before="0" w:after="80" w:line="300" w:lineRule="auto"/>
-        <w:ind w:left="270" w:leftChars="0"/>
+        <w:spacing w:before="0" w:after="160" w:line="280" w:lineRule="auto"/>
       </w:pPr>
       <w:r>
         <w:rPr>
-          <w:rFonts w:hint="eastAsia" w:eastAsia="宋体"/>
-          <w:sz w:val="22"/>
-          <w:lang w:val="en-US" w:eastAsia="zh-CN"/>
-        </w:rPr>
-        <w:t xml:space="preserve">3. </w:t>
-      </w:r>
-      <w:r>
-        <w:rPr>
-          <w:rFonts w:ascii="Calibri" w:hAnsi="Calibri"/>
+          <w:rFonts w:ascii="Calibri" w:hAnsi="Calibri" w:eastAsia="微软雅黑"/>
+          <w:b w:val="0"/>
           <w:sz w:val="22"/>
         </w:rPr>
-        <w:t>Mount data disks and configure automatic mount on boot.</w:t>
+        <w:t>Mount data disks and configure automatic mounting at startup.</w:t>
       </w:r>
     </w:p>
     <w:p>
       <w:pPr>
+        <w:pStyle w:val="14"/>
         <w:numPr>
-          <w:numId w:val="0"/>
+          <w:ilvl w:val="0"/>
+          <w:numId w:val="10"/>
         </w:numPr>
-        <w:spacing w:before="0" w:after="80" w:line="300" w:lineRule="auto"/>
-        <w:ind w:left="270" w:leftChars="0"/>
+        <w:spacing w:before="0" w:after="160" w:line="280" w:lineRule="auto"/>
       </w:pPr>
       <w:r>
         <w:rPr>
-          <w:rFonts w:hint="eastAsia" w:eastAsia="宋体"/>
-          <w:sz w:val="22"/>
-          <w:lang w:val="en-US" w:eastAsia="zh-CN"/>
-        </w:rPr>
-        <w:t xml:space="preserve">4. </w:t>
-      </w:r>
-      <w:r>
-        <w:rPr>
-          <w:rFonts w:ascii="Calibri" w:hAnsi="Calibri"/>
+          <w:rFonts w:ascii="Calibri" w:hAnsi="Calibri" w:eastAsia="微软雅黑"/>
+          <w:b w:val="0"/>
           <w:sz w:val="22"/>
         </w:rPr>
         <w:t>Install Docker or the runtime required by the project.</w:t>
@@ -1181,23 +1550,17 @@
     </w:p>
     <w:p>
       <w:pPr>
+        <w:pStyle w:val="14"/>
         <w:numPr>
-          <w:numId w:val="0"/>
+          <w:ilvl w:val="0"/>
+          <w:numId w:val="10"/>
         </w:numPr>
-        <w:spacing w:before="0" w:after="80" w:line="300" w:lineRule="auto"/>
-        <w:ind w:left="270" w:leftChars="0"/>
+        <w:spacing w:before="0" w:after="160" w:line="280" w:lineRule="auto"/>
       </w:pPr>
       <w:r>
         <w:rPr>
-          <w:rFonts w:hint="eastAsia" w:eastAsia="宋体"/>
-          <w:sz w:val="22"/>
-          <w:lang w:val="en-US" w:eastAsia="zh-CN"/>
-        </w:rPr>
-        <w:t xml:space="preserve">5. </w:t>
-      </w:r>
-      <w:r>
-        <w:rPr>
-          <w:rFonts w:ascii="Calibri" w:hAnsi="Calibri"/>
+          <w:rFonts w:ascii="Calibri" w:hAnsi="Calibri" w:eastAsia="微软雅黑"/>
+          <w:b w:val="0"/>
           <w:sz w:val="22"/>
         </w:rPr>
         <w:t>Configure system logs, disk monitoring, and baseline alerts.</w:t>
@@ -1208,131 +1571,103 @@
         <w:pStyle w:val="4"/>
       </w:pPr>
       <w:r>
+        <w:rPr>
+          <w:rFonts w:ascii="Calibri" w:hAnsi="Calibri" w:eastAsia="微软雅黑"/>
+          <w:b/>
+          <w:color w:val="2E74B5"/>
+          <w:sz w:val="26"/>
+        </w:rPr>
         <w:t>6.2 Database HA Deployment</w:t>
       </w:r>
     </w:p>
     <w:p>
       <w:pPr>
+        <w:pStyle w:val="14"/>
         <w:numPr>
-          <w:numId w:val="0"/>
+          <w:ilvl w:val="0"/>
+          <w:numId w:val="11"/>
         </w:numPr>
-        <w:spacing w:before="0" w:after="80" w:line="300" w:lineRule="auto"/>
-        <w:ind w:left="270" w:leftChars="0"/>
+        <w:spacing w:before="0" w:after="160" w:line="280" w:lineRule="auto"/>
+      </w:pPr>
+      <w:r>
         <w:rPr>
-          <w:rFonts w:ascii="Calibri" w:hAnsi="Calibri"/>
+          <w:rFonts w:ascii="Calibri" w:hAnsi="Calibri" w:eastAsia="微软雅黑"/>
+          <w:b w:val="0"/>
           <w:sz w:val="22"/>
         </w:rPr>
-      </w:pPr>
-      <w:r>
-        <w:rPr>
-          <w:rFonts w:hint="eastAsia" w:eastAsia="宋体"/>
-          <w:sz w:val="22"/>
-          <w:lang w:val="en-US" w:eastAsia="zh-CN"/>
-        </w:rPr>
-        <w:t xml:space="preserve">1. </w:t>
-      </w:r>
-      <w:r>
-        <w:rPr>
-          <w:rFonts w:ascii="Calibri" w:hAnsi="Calibri"/>
-          <w:sz w:val="22"/>
-        </w:rPr>
-        <w:t>Deploy database services on three database nodes.</w:t>
+        <w:t>Deploy database services on the database nodes.</w:t>
       </w:r>
     </w:p>
     <w:p>
       <w:pPr>
+        <w:pStyle w:val="14"/>
         <w:numPr>
-          <w:numId w:val="0"/>
+          <w:ilvl w:val="0"/>
+          <w:numId w:val="11"/>
         </w:numPr>
-        <w:spacing w:before="0" w:after="80" w:line="300" w:lineRule="auto"/>
-        <w:ind w:left="270" w:leftChars="0"/>
+        <w:spacing w:before="0" w:after="160" w:line="280" w:lineRule="auto"/>
       </w:pPr>
       <w:r>
         <w:rPr>
-          <w:rFonts w:hint="eastAsia" w:eastAsia="宋体"/>
-          <w:sz w:val="22"/>
-          <w:lang w:val="en-US" w:eastAsia="zh-CN"/>
-        </w:rPr>
-        <w:t xml:space="preserve">2. </w:t>
-      </w:r>
-      <w:r>
-        <w:rPr>
-          <w:rFonts w:ascii="Calibri" w:hAnsi="Calibri"/>
+          <w:rFonts w:ascii="Calibri" w:hAnsi="Calibri" w:eastAsia="微软雅黑"/>
+          <w:b w:val="0"/>
           <w:sz w:val="22"/>
         </w:rPr>
-        <w:t>Configure database HA with MySQL InnoDB Cluster.</w:t>
+        <w:t>Configure database HA using MySQL InnoDB Cluster.</w:t>
       </w:r>
     </w:p>
     <w:p>
       <w:pPr>
+        <w:pStyle w:val="14"/>
         <w:numPr>
-          <w:numId w:val="0"/>
+          <w:ilvl w:val="0"/>
+          <w:numId w:val="11"/>
         </w:numPr>
-        <w:spacing w:before="0" w:after="80" w:line="300" w:lineRule="auto"/>
-        <w:ind w:left="270" w:leftChars="0"/>
+        <w:spacing w:before="0" w:after="160" w:line="280" w:lineRule="auto"/>
       </w:pPr>
       <w:r>
         <w:rPr>
-          <w:rFonts w:hint="eastAsia" w:eastAsia="宋体"/>
-          <w:sz w:val="22"/>
-          <w:lang w:val="en-US" w:eastAsia="zh-CN"/>
-        </w:rPr>
-        <w:t xml:space="preserve">3. </w:t>
-      </w:r>
-      <w:r>
-        <w:rPr>
-          <w:rFonts w:ascii="Calibri" w:hAnsi="Calibri"/>
+          <w:rFonts w:ascii="Calibri" w:hAnsi="Calibri" w:eastAsia="微软雅黑"/>
+          <w:b w:val="0"/>
           <w:sz w:val="22"/>
         </w:rPr>
-        <w:t>Confirm primary node, replica nodes, replication status, and failover capability.</w:t>
+        <w:t>Confirm the primary node, replica nodes, replication status, and failover capability.</w:t>
       </w:r>
     </w:p>
     <w:p>
       <w:pPr>
+        <w:pStyle w:val="14"/>
         <w:numPr>
-          <w:numId w:val="0"/>
+          <w:ilvl w:val="0"/>
+          <w:numId w:val="11"/>
         </w:numPr>
-        <w:spacing w:before="0" w:after="80" w:line="300" w:lineRule="auto"/>
-        <w:ind w:left="270" w:leftChars="0"/>
+        <w:spacing w:before="0" w:after="160" w:line="280" w:lineRule="auto"/>
       </w:pPr>
       <w:r>
         <w:rPr>
-          <w:rFonts w:hint="eastAsia" w:eastAsia="宋体"/>
-          <w:sz w:val="22"/>
-          <w:lang w:val="en-US" w:eastAsia="zh-CN"/>
-        </w:rPr>
-        <w:t xml:space="preserve">4. </w:t>
-      </w:r>
-      <w:r>
-        <w:rPr>
-          <w:rFonts w:ascii="Calibri" w:hAnsi="Calibri"/>
+          <w:rFonts w:ascii="Calibri" w:hAnsi="Calibri" w:eastAsia="微软雅黑"/>
+          <w:b w:val="0"/>
           <w:sz w:val="22"/>
         </w:rPr>
-        <w:t>Create business databases, users, and permissions.</w:t>
+        <w:t>Create the databases, users, and permissions required by the business system.</w:t>
       </w:r>
     </w:p>
     <w:p>
       <w:pPr>
+        <w:pStyle w:val="14"/>
         <w:numPr>
-          <w:numId w:val="0"/>
+          <w:ilvl w:val="0"/>
+          <w:numId w:val="11"/>
         </w:numPr>
-        <w:spacing w:before="0" w:after="80" w:line="300" w:lineRule="auto"/>
-        <w:ind w:left="270" w:leftChars="0"/>
+        <w:spacing w:before="0" w:after="160" w:line="280" w:lineRule="auto"/>
       </w:pPr>
       <w:r>
         <w:rPr>
-          <w:rFonts w:hint="eastAsia" w:eastAsia="宋体"/>
-          <w:sz w:val="22"/>
-          <w:lang w:val="en-US" w:eastAsia="zh-CN"/>
-        </w:rPr>
-        <w:t xml:space="preserve">5. </w:t>
-      </w:r>
-      <w:r>
-        <w:rPr>
-          <w:rFonts w:ascii="Calibri" w:hAnsi="Calibri"/>
+          <w:rFonts w:ascii="Calibri" w:hAnsi="Calibri" w:eastAsia="微软雅黑"/>
+          <w:b w:val="0"/>
           <w:sz w:val="22"/>
         </w:rPr>
-        <w:t>Restore migration data and perform consistency verification.</w:t>
+        <w:t>Restore the migrated data and perform consistency validation.</w:t>
       </w:r>
     </w:p>
     <w:p>
@@ -1340,76 +1675,46 @@
         <w:pStyle w:val="4"/>
       </w:pPr>
       <w:r>
+        <w:rPr>
+          <w:rFonts w:ascii="Calibri" w:hAnsi="Calibri" w:eastAsia="微软雅黑"/>
+          <w:b/>
+          <w:color w:val="2E74B5"/>
+          <w:sz w:val="26"/>
+        </w:rPr>
         <w:t>6.3 MinIO HA Deployment</w:t>
       </w:r>
     </w:p>
     <w:p>
       <w:pPr>
+        <w:pStyle w:val="14"/>
         <w:numPr>
-          <w:numId w:val="0"/>
+          <w:ilvl w:val="0"/>
+          <w:numId w:val="12"/>
         </w:numPr>
-        <w:spacing w:before="0" w:after="80" w:line="300" w:lineRule="auto"/>
-        <w:ind w:left="270" w:leftChars="0"/>
+        <w:spacing w:before="0" w:after="160" w:line="280" w:lineRule="auto"/>
       </w:pPr>
       <w:r>
         <w:rPr>
-          <w:rFonts w:hint="eastAsia" w:eastAsia="宋体"/>
-          <w:sz w:val="22"/>
-          <w:lang w:val="en-US" w:eastAsia="zh-CN"/>
-        </w:rPr>
-        <w:t xml:space="preserve">1. </w:t>
-      </w:r>
-      <w:r>
-        <w:rPr>
-          <w:rFonts w:ascii="Calibri" w:hAnsi="Calibri"/>
+          <w:rFonts w:ascii="Calibri" w:hAnsi="Calibri" w:eastAsia="微软雅黑"/>
+          <w:b w:val="0"/>
           <w:sz w:val="22"/>
         </w:rPr>
-        <w:t>Deploy two standalone MinIO nodes and enable bucket replication between the primary write node and the standby node.</w:t>
+        <w:t>Configure dedicated data disks, service parameters, the console, and internal access addresses.</w:t>
       </w:r>
     </w:p>
     <w:p>
       <w:pPr>
+        <w:pStyle w:val="14"/>
         <w:numPr>
-          <w:numId w:val="0"/>
+          <w:ilvl w:val="0"/>
+          <w:numId w:val="12"/>
         </w:numPr>
-        <w:spacing w:before="0" w:after="80" w:line="300" w:lineRule="auto"/>
-        <w:ind w:left="270" w:leftChars="0"/>
+        <w:spacing w:before="0" w:after="160" w:line="280" w:lineRule="auto"/>
       </w:pPr>
       <w:r>
         <w:rPr>
-          <w:rFonts w:hint="eastAsia" w:eastAsia="宋体"/>
-          <w:sz w:val="22"/>
-          <w:lang w:val="en-US" w:eastAsia="zh-CN"/>
-        </w:rPr>
-        <w:t xml:space="preserve">2. </w:t>
-      </w:r>
-      <w:r>
-        <w:rPr>
-          <w:rFonts w:ascii="Calibri" w:hAnsi="Calibri"/>
-          <w:sz w:val="22"/>
-        </w:rPr>
-        <w:t>Configure dedicated data disks, service parameters, console access, and internal access addresses.</w:t>
-      </w:r>
-    </w:p>
-    <w:p>
-      <w:pPr>
-        <w:numPr>
-          <w:numId w:val="0"/>
-        </w:numPr>
-        <w:spacing w:before="0" w:after="80" w:line="300" w:lineRule="auto"/>
-        <w:ind w:left="270" w:leftChars="0"/>
-      </w:pPr>
-      <w:r>
-        <w:rPr>
-          <w:rFonts w:hint="eastAsia" w:eastAsia="宋体"/>
-          <w:sz w:val="22"/>
-          <w:lang w:val="en-US" w:eastAsia="zh-CN"/>
-        </w:rPr>
-        <w:t xml:space="preserve">3. </w:t>
-      </w:r>
-      <w:r>
-        <w:rPr>
-          <w:rFonts w:ascii="Calibri" w:hAnsi="Calibri"/>
+          <w:rFonts w:ascii="Calibri" w:hAnsi="Calibri" w:eastAsia="微软雅黑"/>
+          <w:b w:val="0"/>
           <w:sz w:val="22"/>
         </w:rPr>
         <w:t>Create buckets, users, policies, and access permissions.</w:t>
@@ -1417,50 +1722,38 @@
     </w:p>
     <w:p>
       <w:pPr>
+        <w:pStyle w:val="14"/>
         <w:numPr>
-          <w:numId w:val="0"/>
+          <w:ilvl w:val="0"/>
+          <w:numId w:val="12"/>
         </w:numPr>
-        <w:spacing w:before="0" w:after="80" w:line="300" w:lineRule="auto"/>
-        <w:ind w:left="270" w:leftChars="0"/>
+        <w:spacing w:before="0" w:after="160" w:line="280" w:lineRule="auto"/>
       </w:pPr>
       <w:r>
         <w:rPr>
-          <w:rFonts w:hint="eastAsia" w:eastAsia="宋体"/>
-          <w:sz w:val="22"/>
-          <w:lang w:val="en-US" w:eastAsia="zh-CN"/>
-        </w:rPr>
-        <w:t xml:space="preserve">4. </w:t>
-      </w:r>
-      <w:r>
-        <w:rPr>
-          <w:rFonts w:ascii="Calibri" w:hAnsi="Calibri"/>
+          <w:rFonts w:ascii="Calibri" w:hAnsi="Calibri" w:eastAsia="微软雅黑"/>
+          <w:b w:val="0"/>
           <w:sz w:val="22"/>
         </w:rPr>
-        <w:t>Configure bucket replication and confirm object synchronization from the primary write node to the standby node.</w:t>
+        <w:t>Configure bucket replication and confirm that object synchronization from the primary-write node to standby nodes is normal.</w:t>
       </w:r>
     </w:p>
     <w:p>
       <w:pPr>
+        <w:pStyle w:val="14"/>
         <w:numPr>
-          <w:numId w:val="0"/>
+          <w:ilvl w:val="0"/>
+          <w:numId w:val="12"/>
         </w:numPr>
-        <w:spacing w:before="0" w:after="80" w:line="300" w:lineRule="auto"/>
-        <w:ind w:left="270" w:leftChars="0"/>
+        <w:spacing w:before="0" w:after="160" w:line="280" w:lineRule="auto"/>
       </w:pPr>
       <w:r>
         <w:rPr>
-          <w:rFonts w:hint="eastAsia" w:eastAsia="宋体"/>
-          <w:sz w:val="22"/>
-          <w:lang w:val="en-US" w:eastAsia="zh-CN"/>
-        </w:rPr>
-        <w:t xml:space="preserve">5. </w:t>
-      </w:r>
-      <w:r>
-        <w:rPr>
-          <w:rFonts w:ascii="Calibri" w:hAnsi="Calibri"/>
+          <w:rFonts w:ascii="Calibri" w:hAnsi="Calibri" w:eastAsia="微软雅黑"/>
+          <w:b w:val="0"/>
           <w:sz w:val="22"/>
         </w:rPr>
-        <w:t>Restore object data and run read/write, synchronization, and failover verification.</w:t>
+        <w:t>Restore object data and validate read/write operations, synchronization, and failover.</w:t>
       </w:r>
     </w:p>
     <w:p>
@@ -1468,28 +1761,28 @@
         <w:pStyle w:val="4"/>
       </w:pPr>
       <w:r>
+        <w:rPr>
+          <w:rFonts w:ascii="Calibri" w:hAnsi="Calibri" w:eastAsia="微软雅黑"/>
+          <w:b/>
+          <w:color w:val="2E74B5"/>
+          <w:sz w:val="26"/>
+        </w:rPr>
         <w:t>6.4 Application HA Deployment</w:t>
       </w:r>
     </w:p>
     <w:p>
       <w:pPr>
+        <w:pStyle w:val="14"/>
         <w:numPr>
-          <w:numId w:val="0"/>
+          <w:ilvl w:val="0"/>
+          <w:numId w:val="13"/>
         </w:numPr>
-        <w:spacing w:before="0" w:after="80" w:line="300" w:lineRule="auto"/>
-        <w:ind w:left="270" w:leftChars="0"/>
+        <w:spacing w:before="0" w:after="160" w:line="280" w:lineRule="auto"/>
       </w:pPr>
       <w:r>
         <w:rPr>
-          <w:rFonts w:hint="eastAsia" w:eastAsia="宋体"/>
-          <w:sz w:val="22"/>
-          <w:lang w:val="en-US" w:eastAsia="zh-CN"/>
-        </w:rPr>
-        <w:t xml:space="preserve">1. </w:t>
-      </w:r>
-      <w:r>
-        <w:rPr>
-          <w:rFonts w:ascii="Calibri" w:hAnsi="Calibri"/>
+          <w:rFonts w:ascii="Calibri" w:hAnsi="Calibri" w:eastAsia="微软雅黑"/>
+          <w:b w:val="0"/>
           <w:sz w:val="22"/>
         </w:rPr>
         <w:t>Deploy multiple business service instances on the application nodes.</w:t>
@@ -1497,23 +1790,17 @@
     </w:p>
     <w:p>
       <w:pPr>
+        <w:pStyle w:val="14"/>
         <w:numPr>
-          <w:numId w:val="0"/>
+          <w:ilvl w:val="0"/>
+          <w:numId w:val="13"/>
         </w:numPr>
-        <w:spacing w:before="0" w:after="80" w:line="300" w:lineRule="auto"/>
-        <w:ind w:left="270" w:leftChars="0"/>
+        <w:spacing w:before="0" w:after="160" w:line="280" w:lineRule="auto"/>
       </w:pPr>
       <w:r>
         <w:rPr>
-          <w:rFonts w:hint="eastAsia" w:eastAsia="宋体"/>
-          <w:sz w:val="22"/>
-          <w:lang w:val="en-US" w:eastAsia="zh-CN"/>
-        </w:rPr>
-        <w:t xml:space="preserve">2. </w:t>
-      </w:r>
-      <w:r>
-        <w:rPr>
-          <w:rFonts w:ascii="Calibri" w:hAnsi="Calibri"/>
+          <w:rFonts w:ascii="Calibri" w:hAnsi="Calibri" w:eastAsia="微软雅黑"/>
+          <w:b w:val="0"/>
           <w:sz w:val="22"/>
         </w:rPr>
         <w:t>Connect applications to the new database and new MinIO.</w:t>
@@ -1521,23 +1808,17 @@
     </w:p>
     <w:p>
       <w:pPr>
+        <w:pStyle w:val="14"/>
         <w:numPr>
-          <w:numId w:val="0"/>
+          <w:ilvl w:val="0"/>
+          <w:numId w:val="13"/>
         </w:numPr>
-        <w:spacing w:before="0" w:after="80" w:line="300" w:lineRule="auto"/>
-        <w:ind w:left="270" w:leftChars="0"/>
+        <w:spacing w:before="0" w:after="160" w:line="280" w:lineRule="auto"/>
       </w:pPr>
       <w:r>
         <w:rPr>
-          <w:rFonts w:hint="eastAsia" w:eastAsia="宋体"/>
-          <w:sz w:val="22"/>
-          <w:lang w:val="en-US" w:eastAsia="zh-CN"/>
-        </w:rPr>
-        <w:t xml:space="preserve">3. </w:t>
-      </w:r>
-      <w:r>
-        <w:rPr>
-          <w:rFonts w:ascii="Calibri" w:hAnsi="Calibri"/>
+          <w:rFonts w:ascii="Calibri" w:hAnsi="Calibri" w:eastAsia="微软雅黑"/>
+          <w:b w:val="0"/>
           <w:sz w:val="22"/>
         </w:rPr>
         <w:t>Configure service health checks.</w:t>
@@ -1545,23 +1826,17 @@
     </w:p>
     <w:p>
       <w:pPr>
+        <w:pStyle w:val="14"/>
         <w:numPr>
-          <w:numId w:val="0"/>
+          <w:ilvl w:val="0"/>
+          <w:numId w:val="13"/>
         </w:numPr>
-        <w:spacing w:before="0" w:after="80" w:line="300" w:lineRule="auto"/>
-        <w:ind w:left="270" w:leftChars="0"/>
+        <w:spacing w:before="0" w:after="160" w:line="280" w:lineRule="auto"/>
       </w:pPr>
       <w:r>
         <w:rPr>
-          <w:rFonts w:hint="eastAsia" w:eastAsia="宋体"/>
-          <w:sz w:val="22"/>
-          <w:lang w:val="en-US" w:eastAsia="zh-CN"/>
-        </w:rPr>
-        <w:t xml:space="preserve">4. </w:t>
-      </w:r>
-      <w:r>
-        <w:rPr>
-          <w:rFonts w:ascii="Calibri" w:hAnsi="Calibri"/>
+          <w:rFonts w:ascii="Calibri" w:hAnsi="Calibri" w:eastAsia="微软雅黑"/>
+          <w:b w:val="0"/>
           <w:sz w:val="22"/>
         </w:rPr>
         <w:t>Configure backend nodes for load balancing.</w:t>
@@ -1569,26 +1844,20 @@
     </w:p>
     <w:p>
       <w:pPr>
+        <w:pStyle w:val="14"/>
         <w:numPr>
-          <w:numId w:val="0"/>
+          <w:ilvl w:val="0"/>
+          <w:numId w:val="13"/>
         </w:numPr>
-        <w:spacing w:before="0" w:after="80" w:line="300" w:lineRule="auto"/>
-        <w:ind w:left="270" w:leftChars="0"/>
+        <w:spacing w:before="0" w:after="160" w:line="280" w:lineRule="auto"/>
       </w:pPr>
       <w:r>
         <w:rPr>
-          <w:rFonts w:hint="eastAsia" w:eastAsia="宋体"/>
-          <w:sz w:val="22"/>
-          <w:lang w:val="en-US" w:eastAsia="zh-CN"/>
-        </w:rPr>
-        <w:t xml:space="preserve">5. </w:t>
-      </w:r>
-      <w:r>
-        <w:rPr>
-          <w:rFonts w:ascii="Calibri" w:hAnsi="Calibri"/>
+          <w:rFonts w:ascii="Calibri" w:hAnsi="Calibri" w:eastAsia="微软雅黑"/>
+          <w:b w:val="0"/>
           <w:sz w:val="22"/>
         </w:rPr>
-        <w:t>Verify application startup, logs, APIs, login, and core business flows.</w:t>
+        <w:t>Validate application startup, logs, APIs, login, and core business flows.</w:t>
       </w:r>
     </w:p>
     <w:p>
@@ -1596,48 +1865,59 @@
         <w:pStyle w:val="3"/>
       </w:pPr>
       <w:r>
-        <w:t>7. Database and MinIO Restore Process</w:t>
+        <w:rPr>
+          <w:rFonts w:ascii="Calibri" w:hAnsi="Calibri" w:eastAsia="微软雅黑"/>
+          <w:b/>
+          <w:color w:val="2E74B5"/>
+          <w:sz w:val="32"/>
+        </w:rPr>
+        <w:t>7. Database and MinIO Restore Procedure</w:t>
       </w:r>
     </w:p>
     <w:p>
       <w:pPr>
-        <w:pStyle w:val="165"/>
+        <w:spacing w:before="0" w:after="120" w:line="264" w:lineRule="auto"/>
       </w:pPr>
       <w:r>
         <w:rPr>
-          <w:rFonts w:ascii="Calibri" w:hAnsi="Calibri"/>
+          <w:rFonts w:ascii="Calibri" w:hAnsi="Calibri" w:eastAsia="微软雅黑"/>
+          <w:b w:val="0"/>
           <w:sz w:val="22"/>
         </w:rPr>
-        <w:t>Formal restore sequence:</w:t>
+        <w:t>The formal restore sequence is as follows:</w:t>
       </w:r>
     </w:p>
     <w:p>
       <w:pPr>
+        <w:pStyle w:val="14"/>
         <w:numPr>
           <w:ilvl w:val="0"/>
-          <w:numId w:val="11"/>
+          <w:numId w:val="14"/>
         </w:numPr>
-        <w:spacing w:before="0" w:after="80" w:line="300" w:lineRule="auto"/>
+        <w:spacing w:before="0" w:after="160" w:line="280" w:lineRule="auto"/>
       </w:pPr>
       <w:r>
         <w:rPr>
-          <w:rFonts w:ascii="Calibri" w:hAnsi="Calibri"/>
+          <w:rFonts w:ascii="Calibri" w:hAnsi="Calibri" w:eastAsia="微软雅黑"/>
+          <w:b w:val="0"/>
           <w:sz w:val="22"/>
         </w:rPr>
-        <w:t>Confirm the new database HA cluster is healthy.</w:t>
+        <w:t>Confirm that the new database HA cluster is healthy.</w:t>
       </w:r>
     </w:p>
     <w:p>
       <w:pPr>
+        <w:pStyle w:val="14"/>
         <w:numPr>
           <w:ilvl w:val="0"/>
-          <w:numId w:val="11"/>
+          <w:numId w:val="14"/>
         </w:numPr>
-        <w:spacing w:before="0" w:after="80" w:line="300" w:lineRule="auto"/>
+        <w:spacing w:before="0" w:after="160" w:line="280" w:lineRule="auto"/>
       </w:pPr>
       <w:r>
         <w:rPr>
-          <w:rFonts w:ascii="Calibri" w:hAnsi="Calibri"/>
+          <w:rFonts w:ascii="Calibri" w:hAnsi="Calibri" w:eastAsia="微软雅黑"/>
+          <w:b w:val="0"/>
           <w:sz w:val="22"/>
         </w:rPr>
         <w:t>Restore the final database backup to the new database.</w:t>
@@ -1645,47 +1925,53 @@
     </w:p>
     <w:p>
       <w:pPr>
+        <w:pStyle w:val="14"/>
         <w:numPr>
           <w:ilvl w:val="0"/>
-          <w:numId w:val="11"/>
+          <w:numId w:val="14"/>
         </w:numPr>
-        <w:spacing w:before="0" w:after="80" w:line="300" w:lineRule="auto"/>
+        <w:spacing w:before="0" w:after="160" w:line="280" w:lineRule="auto"/>
       </w:pPr>
       <w:r>
         <w:rPr>
-          <w:rFonts w:ascii="Calibri" w:hAnsi="Calibri"/>
+          <w:rFonts w:ascii="Calibri" w:hAnsi="Calibri" w:eastAsia="微软雅黑"/>
+          <w:b w:val="0"/>
           <w:sz w:val="22"/>
         </w:rPr>
-        <w:t>Verify database integrity and core business data.</w:t>
+        <w:t>Validate database integrity and core business data.</w:t>
       </w:r>
     </w:p>
     <w:p>
       <w:pPr>
+        <w:pStyle w:val="14"/>
         <w:numPr>
           <w:ilvl w:val="0"/>
-          <w:numId w:val="11"/>
+          <w:numId w:val="14"/>
         </w:numPr>
-        <w:spacing w:before="0" w:after="80" w:line="300" w:lineRule="auto"/>
+        <w:spacing w:before="0" w:after="160" w:line="280" w:lineRule="auto"/>
       </w:pPr>
       <w:r>
         <w:rPr>
-          <w:rFonts w:ascii="Calibri" w:hAnsi="Calibri"/>
+          <w:rFonts w:ascii="Calibri" w:hAnsi="Calibri" w:eastAsia="微软雅黑"/>
+          <w:b w:val="0"/>
           <w:sz w:val="22"/>
         </w:rPr>
-        <w:t>Confirm MinIO services and bucket replication are healthy.</w:t>
+        <w:t>Confirm that MinIO service status and bucket replication status are healthy.</w:t>
       </w:r>
     </w:p>
     <w:p>
       <w:pPr>
+        <w:pStyle w:val="14"/>
         <w:numPr>
           <w:ilvl w:val="0"/>
-          <w:numId w:val="11"/>
+          <w:numId w:val="14"/>
         </w:numPr>
-        <w:spacing w:before="0" w:after="80" w:line="300" w:lineRule="auto"/>
+        <w:spacing w:before="0" w:after="160" w:line="280" w:lineRule="auto"/>
       </w:pPr>
       <w:r>
         <w:rPr>
-          <w:rFonts w:ascii="Calibri" w:hAnsi="Calibri"/>
+          <w:rFonts w:ascii="Calibri" w:hAnsi="Calibri" w:eastAsia="微软雅黑"/>
+          <w:b w:val="0"/>
           <w:sz w:val="22"/>
         </w:rPr>
         <w:t>Restore the final MinIO object data and metadata to the new MinIO.</w:t>
@@ -1693,59 +1979,56 @@
     </w:p>
     <w:p>
       <w:pPr>
+        <w:pStyle w:val="14"/>
         <w:numPr>
           <w:ilvl w:val="0"/>
-          <w:numId w:val="11"/>
+          <w:numId w:val="14"/>
         </w:numPr>
-        <w:spacing w:before="0" w:after="80" w:line="300" w:lineRule="auto"/>
+        <w:spacing w:before="0" w:after="160" w:line="280" w:lineRule="auto"/>
       </w:pPr>
       <w:r>
         <w:rPr>
-          <w:rFonts w:ascii="Calibri" w:hAnsi="Calibri"/>
+          <w:rFonts w:ascii="Calibri" w:hAnsi="Calibri" w:eastAsia="微软雅黑"/>
+          <w:b w:val="0"/>
           <w:sz w:val="22"/>
         </w:rPr>
-        <w:t>Verify object counts, key files, and access permis</w:t>
-      </w:r>
-      <w:bookmarkStart w:id="0" w:name="_GoBack"/>
-      <w:bookmarkEnd w:id="0"/>
-      <w:r>
-        <w:rPr>
-          <w:rFonts w:ascii="Calibri" w:hAnsi="Calibri"/>
-          <w:sz w:val="22"/>
-        </w:rPr>
-        <w:t>sions.</w:t>
+        <w:t>Validate object counts, key files, and access permissions.</w:t>
       </w:r>
     </w:p>
     <w:p>
       <w:pPr>
+        <w:pStyle w:val="14"/>
         <w:numPr>
           <w:ilvl w:val="0"/>
-          <w:numId w:val="11"/>
+          <w:numId w:val="14"/>
         </w:numPr>
-        <w:spacing w:before="0" w:after="80" w:line="300" w:lineRule="auto"/>
+        <w:spacing w:before="0" w:after="160" w:line="280" w:lineRule="auto"/>
       </w:pPr>
       <w:r>
         <w:rPr>
-          <w:rFonts w:ascii="Calibri" w:hAnsi="Calibri"/>
+          <w:rFonts w:ascii="Calibri" w:hAnsi="Calibri" w:eastAsia="微软雅黑"/>
+          <w:b w:val="0"/>
           <w:sz w:val="22"/>
         </w:rPr>
-        <w:t>Update application configuration so applications connect to the new database and new MinIO.</w:t>
+        <w:t>Modify application configuration so that applications connect to the new database and new MinIO.</w:t>
       </w:r>
     </w:p>
     <w:p>
       <w:pPr>
+        <w:pStyle w:val="14"/>
         <w:numPr>
           <w:ilvl w:val="0"/>
-          <w:numId w:val="11"/>
+          <w:numId w:val="14"/>
         </w:numPr>
-        <w:spacing w:before="0" w:after="80" w:line="300" w:lineRule="auto"/>
+        <w:spacing w:before="0" w:after="160" w:line="280" w:lineRule="auto"/>
       </w:pPr>
       <w:r>
         <w:rPr>
-          <w:rFonts w:ascii="Calibri" w:hAnsi="Calibri"/>
+          <w:rFonts w:ascii="Calibri" w:hAnsi="Calibri" w:eastAsia="微软雅黑"/>
+          <w:b w:val="0"/>
           <w:sz w:val="22"/>
         </w:rPr>
-        <w:t>Start application services and perform full business verification.</w:t>
+        <w:t>Start application services and run full business validation.</w:t>
       </w:r>
     </w:p>
     <w:p>
@@ -1753,16 +2036,26 @@
         <w:pStyle w:val="3"/>
       </w:pPr>
       <w:r>
-        <w:t>8. DNS Verification Plan</w:t>
+        <w:rPr>
+          <w:rFonts w:ascii="Calibri" w:hAnsi="Calibri" w:eastAsia="微软雅黑"/>
+          <w:b/>
+          <w:color w:val="2E74B5"/>
+          <w:sz w:val="32"/>
+        </w:rPr>
+        <w:t>8. DNS Validation Plan</w:t>
       </w:r>
     </w:p>
     <w:p>
+      <w:pPr>
+        <w:spacing w:before="0" w:after="120" w:line="264" w:lineRule="auto"/>
+      </w:pPr>
       <w:r>
         <w:rPr>
-          <w:rFonts w:ascii="Calibri" w:hAnsi="Calibri"/>
+          <w:rFonts w:ascii="Calibri" w:hAnsi="Calibri" w:eastAsia="微软雅黑"/>
+          <w:b w:val="0"/>
           <w:sz w:val="22"/>
         </w:rPr>
-        <w:t>This migration does not include a DNS switch. The focus is to verify DNS resolution, entry connectivity, and pre-migration entry records.</w:t>
+        <w:t>This migration does not include a DNS cutover. It only validates DNS resolution, entry-point connectivity, and pre-migration entry records.</w:t>
       </w:r>
     </w:p>
     <w:p>
@@ -1770,286 +2063,232 @@
         <w:pStyle w:val="4"/>
       </w:pPr>
       <w:r>
+        <w:rPr>
+          <w:rFonts w:ascii="Calibri" w:hAnsi="Calibri" w:eastAsia="微软雅黑"/>
+          <w:b/>
+          <w:color w:val="2E74B5"/>
+          <w:sz w:val="26"/>
+        </w:rPr>
         <w:t>8.1 Pre-Migration Preparation</w:t>
       </w:r>
     </w:p>
     <w:p>
       <w:pPr>
+        <w:pStyle w:val="14"/>
         <w:numPr>
-          <w:numId w:val="0"/>
+          <w:ilvl w:val="0"/>
+          <w:numId w:val="15"/>
         </w:numPr>
-        <w:spacing w:before="0" w:after="80" w:line="300" w:lineRule="auto"/>
-        <w:ind w:left="270" w:leftChars="0"/>
+        <w:spacing w:before="0" w:after="160" w:line="280" w:lineRule="auto"/>
       </w:pPr>
       <w:r>
         <w:rPr>
-          <w:rFonts w:hint="eastAsia" w:eastAsia="宋体"/>
-          <w:sz w:val="22"/>
-          <w:lang w:val="en-US" w:eastAsia="zh-CN"/>
-        </w:rPr>
-        <w:t xml:space="preserve">1. </w:t>
-      </w:r>
-      <w:r>
-        <w:rPr>
-          <w:rFonts w:ascii="Calibri" w:hAnsi="Calibri"/>
+          <w:rFonts w:ascii="Calibri" w:hAnsi="Calibri" w:eastAsia="微软雅黑"/>
+          <w:b w:val="0"/>
           <w:sz w:val="22"/>
         </w:rPr>
-        <w:t>Confirm current business domain DNS records, TTL, certificates, and load balancer entry.</w:t>
+        <w:t>Confirm the current business domain resolution records, TTL, certificates, and load-balancing entry point.</w:t>
       </w:r>
     </w:p>
     <w:p>
       <w:pPr>
+        <w:pStyle w:val="14"/>
         <w:numPr>
-          <w:numId w:val="0"/>
+          <w:ilvl w:val="0"/>
+          <w:numId w:val="15"/>
         </w:numPr>
-        <w:spacing w:before="0" w:after="80" w:line="300" w:lineRule="auto"/>
-        <w:ind w:left="270" w:leftChars="0"/>
+        <w:spacing w:before="0" w:after="160" w:line="280" w:lineRule="auto"/>
       </w:pPr>
       <w:r>
         <w:rPr>
-          <w:rFonts w:hint="eastAsia" w:eastAsia="宋体"/>
-          <w:sz w:val="22"/>
-          <w:lang w:val="en-US" w:eastAsia="zh-CN"/>
-        </w:rPr>
-        <w:t xml:space="preserve">2. </w:t>
-      </w:r>
-      <w:r>
-        <w:rPr>
-          <w:rFonts w:ascii="Calibri" w:hAnsi="Calibri"/>
+          <w:rFonts w:ascii="Calibri" w:hAnsi="Calibri" w:eastAsia="微软雅黑"/>
+          <w:b w:val="0"/>
           <w:sz w:val="22"/>
         </w:rPr>
-        <w:t>Confirm the public IP address, certificates, and load balancer configuration of the new HA entry.</w:t>
+        <w:t>Confirm the public IP, certificates, and load-balancing configuration for the new HA entry point.</w:t>
       </w:r>
     </w:p>
     <w:p>
       <w:pPr>
+        <w:pStyle w:val="14"/>
         <w:numPr>
-          <w:numId w:val="0"/>
+          <w:ilvl w:val="0"/>
+          <w:numId w:val="15"/>
         </w:numPr>
-        <w:spacing w:before="0" w:after="80" w:line="300" w:lineRule="auto"/>
-        <w:ind w:left="270" w:leftChars="0"/>
+        <w:spacing w:before="0" w:after="160" w:line="280" w:lineRule="auto"/>
       </w:pPr>
       <w:r>
         <w:rPr>
-          <w:rFonts w:hint="eastAsia" w:eastAsia="宋体"/>
-          <w:sz w:val="22"/>
-          <w:lang w:val="en-US" w:eastAsia="zh-CN"/>
-        </w:rPr>
-        <w:t xml:space="preserve">3. </w:t>
-      </w:r>
-      <w:r>
-        <w:rPr>
-          <w:rFonts w:ascii="Calibri" w:hAnsi="Calibri"/>
+          <w:rFonts w:ascii="Calibri" w:hAnsi="Calibri" w:eastAsia="微软雅黑"/>
+          <w:b w:val="0"/>
           <w:sz w:val="22"/>
         </w:rPr>
-        <w:t>Confirm health checks in the new environment have passed.</w:t>
+        <w:t>Confirm that health checks in the new environment pass.</w:t>
       </w:r>
     </w:p>
     <w:p>
       <w:pPr>
-        <w:numPr>
-          <w:numId w:val="0"/>
-        </w:numPr>
-        <w:spacing w:before="0" w:after="80" w:line="300" w:lineRule="auto"/>
-        <w:ind w:left="270" w:leftChars="0"/>
+        <w:pStyle w:val="4"/>
       </w:pPr>
       <w:r>
         <w:rPr>
-          <w:rFonts w:hint="eastAsia" w:eastAsia="宋体"/>
-          <w:sz w:val="22"/>
-          <w:lang w:val="en-US" w:eastAsia="zh-CN"/>
+          <w:rFonts w:ascii="Calibri" w:hAnsi="Calibri" w:eastAsia="微软雅黑"/>
+          <w:b/>
+          <w:color w:val="2E74B5"/>
+          <w:sz w:val="26"/>
         </w:rPr>
-        <w:t xml:space="preserve">4. </w:t>
-      </w:r>
-      <w:r>
-        <w:rPr>
-          <w:rFonts w:ascii="Calibri" w:hAnsi="Calibri"/>
-          <w:sz w:val="22"/>
-        </w:rPr>
-        <w:t>Keep screenshots or exported records of pre-migration DNS resolution for post-migration comparison.</w:t>
+        <w:t>8.2 Formal Validation</w:t>
       </w:r>
     </w:p>
     <w:p>
       <w:pPr>
-        <w:pStyle w:val="4"/>
+        <w:pStyle w:val="14"/>
+        <w:numPr>
+          <w:ilvl w:val="0"/>
+          <w:numId w:val="16"/>
+        </w:numPr>
+        <w:spacing w:before="0" w:after="160" w:line="280" w:lineRule="auto"/>
       </w:pPr>
       <w:r>
-        <w:t>8.2 Formal Verification</w:t>
+        <w:rPr>
+          <w:rFonts w:ascii="Calibri" w:hAnsi="Calibri" w:eastAsia="微软雅黑"/>
+          <w:b w:val="0"/>
+          <w:sz w:val="22"/>
+        </w:rPr>
+        <w:t>Put the business system into maintenance or read-only mode.</w:t>
       </w:r>
     </w:p>
     <w:p>
       <w:pPr>
+        <w:pStyle w:val="14"/>
         <w:numPr>
-          <w:numId w:val="0"/>
+          <w:ilvl w:val="0"/>
+          <w:numId w:val="16"/>
         </w:numPr>
-        <w:spacing w:before="0" w:after="80" w:line="300" w:lineRule="auto"/>
-        <w:ind w:left="270" w:leftChars="0"/>
+        <w:spacing w:before="0" w:after="160" w:line="280" w:lineRule="auto"/>
       </w:pPr>
       <w:r>
         <w:rPr>
-          <w:rFonts w:hint="eastAsia" w:eastAsia="宋体"/>
-          <w:sz w:val="22"/>
-          <w:lang w:val="en-US" w:eastAsia="zh-CN"/>
-        </w:rPr>
-        <w:t xml:space="preserve">1. </w:t>
-      </w:r>
-      <w:r>
-        <w:rPr>
-          <w:rFonts w:ascii="Calibri" w:hAnsi="Calibri"/>
+          <w:rFonts w:ascii="Calibri" w:hAnsi="Calibri" w:eastAsia="微软雅黑"/>
+          <w:b w:val="0"/>
           <w:sz w:val="22"/>
         </w:rPr>
-        <w:t>Put the business into maintenance or read-only mode.</w:t>
+        <w:t>Complete the final database and MinIO synchronization.</w:t>
       </w:r>
     </w:p>
     <w:p>
       <w:pPr>
+        <w:pStyle w:val="14"/>
         <w:numPr>
-          <w:numId w:val="0"/>
+          <w:ilvl w:val="0"/>
+          <w:numId w:val="16"/>
         </w:numPr>
-        <w:spacing w:before="0" w:after="80" w:line="300" w:lineRule="auto"/>
-        <w:ind w:left="270" w:leftChars="0"/>
+        <w:spacing w:before="0" w:after="160" w:line="280" w:lineRule="auto"/>
       </w:pPr>
       <w:r>
         <w:rPr>
-          <w:rFonts w:hint="eastAsia" w:eastAsia="宋体"/>
-          <w:sz w:val="22"/>
-          <w:lang w:val="en-US" w:eastAsia="zh-CN"/>
-        </w:rPr>
-        <w:t xml:space="preserve">2. </w:t>
-      </w:r>
-      <w:r>
-        <w:rPr>
-          <w:rFonts w:ascii="Calibri" w:hAnsi="Calibri"/>
+          <w:rFonts w:ascii="Calibri" w:hAnsi="Calibri" w:eastAsia="微软雅黑"/>
+          <w:b w:val="0"/>
           <w:sz w:val="22"/>
         </w:rPr>
-        <w:t>Complete final synchronization for the database and MinIO.</w:t>
+        <w:t>Complete business validation in the new environment.</w:t>
       </w:r>
     </w:p>
     <w:p>
       <w:pPr>
+        <w:pStyle w:val="14"/>
         <w:numPr>
-          <w:numId w:val="0"/>
+          <w:ilvl w:val="0"/>
+          <w:numId w:val="16"/>
         </w:numPr>
-        <w:spacing w:before="0" w:after="80" w:line="300" w:lineRule="auto"/>
-        <w:ind w:left="270" w:leftChars="0"/>
+        <w:spacing w:before="0" w:after="160" w:line="280" w:lineRule="auto"/>
       </w:pPr>
       <w:r>
         <w:rPr>
-          <w:rFonts w:hint="eastAsia" w:eastAsia="宋体"/>
-          <w:sz w:val="22"/>
-          <w:lang w:val="en-US" w:eastAsia="zh-CN"/>
-        </w:rPr>
-        <w:t xml:space="preserve">3. </w:t>
-      </w:r>
-      <w:r>
-        <w:rPr>
-          <w:rFonts w:ascii="Calibri" w:hAnsi="Calibri"/>
+          <w:rFonts w:ascii="Calibri" w:hAnsi="Calibri" w:eastAsia="微软雅黑"/>
+          <w:b w:val="0"/>
           <w:sz w:val="22"/>
         </w:rPr>
-        <w:t>Complete business verification in the new environment.</w:t>
+        <w:t>Verify that the business domain still resolves to the current new DNS entry point.</w:t>
       </w:r>
     </w:p>
     <w:p>
       <w:pPr>
+        <w:pStyle w:val="14"/>
         <w:numPr>
-          <w:numId w:val="0"/>
+          <w:ilvl w:val="0"/>
+          <w:numId w:val="16"/>
         </w:numPr>
-        <w:spacing w:before="0" w:after="80" w:line="300" w:lineRule="auto"/>
-        <w:ind w:left="270" w:leftChars="0"/>
+        <w:spacing w:before="0" w:after="160" w:line="280" w:lineRule="auto"/>
       </w:pPr>
       <w:r>
         <w:rPr>
-          <w:rFonts w:hint="eastAsia" w:eastAsia="宋体"/>
-          <w:sz w:val="22"/>
-          <w:lang w:val="en-US" w:eastAsia="zh-CN"/>
-        </w:rPr>
-        <w:t xml:space="preserve">4. </w:t>
-      </w:r>
-      <w:r>
-        <w:rPr>
-          <w:rFonts w:ascii="Calibri" w:hAnsi="Calibri"/>
+          <w:rFonts w:ascii="Calibri" w:hAnsi="Calibri" w:eastAsia="微软雅黑"/>
+          <w:b w:val="0"/>
           <w:sz w:val="22"/>
         </w:rPr>
-        <w:t>Verify that the business domain still resolves to the current new DNS entry.</w:t>
+        <w:t>Run multi-region DNS resolution validation.</w:t>
       </w:r>
     </w:p>
     <w:p>
       <w:pPr>
+        <w:pStyle w:val="14"/>
         <w:numPr>
-          <w:numId w:val="0"/>
+          <w:ilvl w:val="0"/>
+          <w:numId w:val="16"/>
         </w:numPr>
-        <w:spacing w:before="0" w:after="80" w:line="300" w:lineRule="auto"/>
-        <w:ind w:left="270" w:leftChars="0"/>
+        <w:spacing w:before="0" w:after="160" w:line="280" w:lineRule="auto"/>
       </w:pPr>
       <w:r>
         <w:rPr>
-          <w:rFonts w:hint="eastAsia" w:eastAsia="宋体"/>
-          <w:sz w:val="22"/>
-          <w:lang w:val="en-US" w:eastAsia="zh-CN"/>
-        </w:rPr>
-        <w:t xml:space="preserve">5. </w:t>
-      </w:r>
-      <w:r>
-        <w:rPr>
-          <w:rFonts w:ascii="Calibri" w:hAnsi="Calibri"/>
+          <w:rFonts w:ascii="Calibri" w:hAnsi="Calibri" w:eastAsia="微软雅黑"/>
+          <w:b w:val="0"/>
           <w:sz w:val="22"/>
         </w:rPr>
-        <w:t>Run DNS resolution verification from multiple regions.</w:t>
+        <w:t>Validate access, login, core APIs, and file upload/download.</w:t>
       </w:r>
     </w:p>
     <w:p>
       <w:pPr>
-        <w:numPr>
-          <w:numId w:val="0"/>
-        </w:numPr>
-        <w:spacing w:before="0" w:after="80" w:line="300" w:lineRule="auto"/>
-        <w:ind w:left="270" w:leftChars="0"/>
+        <w:pStyle w:val="4"/>
       </w:pPr>
       <w:r>
         <w:rPr>
-          <w:rFonts w:hint="eastAsia" w:eastAsia="宋体"/>
-          <w:sz w:val="22"/>
-          <w:lang w:val="en-US" w:eastAsia="zh-CN"/>
+          <w:rFonts w:ascii="Calibri" w:hAnsi="Calibri" w:eastAsia="微软雅黑"/>
+          <w:b/>
+          <w:color w:val="2E74B5"/>
+          <w:sz w:val="26"/>
         </w:rPr>
-        <w:t xml:space="preserve">6. </w:t>
-      </w:r>
-      <w:r>
-        <w:rPr>
-          <w:rFonts w:ascii="Calibri" w:hAnsi="Calibri"/>
-          <w:sz w:val="22"/>
-        </w:rPr>
-        <w:t>Verify access, login, core APIs, and file upload/download.</w:t>
+        <w:t>8.3 Post-Validation Observation</w:t>
       </w:r>
     </w:p>
     <w:p>
       <w:pPr>
-        <w:pStyle w:val="4"/>
+        <w:spacing w:before="0" w:after="120" w:line="264" w:lineRule="auto"/>
       </w:pPr>
       <w:r>
-        <w:t>8.3 Post-Verification Observation</w:t>
+        <w:rPr>
+          <w:rFonts w:ascii="Calibri" w:hAnsi="Calibri" w:eastAsia="微软雅黑"/>
+          <w:b w:val="0"/>
+          <w:sz w:val="22"/>
+        </w:rPr>
+        <w:t>Continue observing for 24-72 hours after migration:</w:t>
       </w:r>
     </w:p>
     <w:p>
+      <w:pPr>
+        <w:pStyle w:val="16"/>
+        <w:numPr>
+          <w:ilvl w:val="0"/>
+          <w:numId w:val="17"/>
+        </w:numPr>
+        <w:spacing w:before="0" w:after="160" w:line="280" w:lineRule="auto"/>
+        <w:ind w:leftChars="0"/>
+      </w:pPr>
       <w:r>
         <w:rPr>
-          <w:rFonts w:ascii="Calibri" w:hAnsi="Calibri"/>
-          <w:sz w:val="22"/>
-        </w:rPr>
-        <w:t>Continue observation for 24-72 hours after migration:</w:t>
-      </w:r>
-    </w:p>
-    <w:p>
-      <w:pPr>
-        <w:numPr>
-          <w:ilvl w:val="0"/>
-          <w:numId w:val="12"/>
-        </w:numPr>
-        <w:spacing w:before="0" w:after="80" w:line="300" w:lineRule="auto"/>
-        <w:ind w:left="270" w:leftChars="0"/>
-      </w:pPr>
-      <w:r>
-        <w:rPr>
-          <w:rFonts w:ascii="Calibri" w:hAnsi="Calibri"/>
+          <w:rFonts w:ascii="Calibri" w:hAnsi="Calibri" w:eastAsia="微软雅黑"/>
+          <w:b w:val="0"/>
           <w:sz w:val="22"/>
         </w:rPr>
         <w:t>Application error rate.</w:t>
@@ -2057,16 +2296,18 @@
     </w:p>
     <w:p>
       <w:pPr>
+        <w:pStyle w:val="16"/>
         <w:numPr>
           <w:ilvl w:val="0"/>
-          <w:numId w:val="12"/>
+          <w:numId w:val="17"/>
         </w:numPr>
-        <w:spacing w:before="0" w:after="80" w:line="300" w:lineRule="auto"/>
-        <w:ind w:left="270" w:leftChars="0" w:firstLine="0" w:firstLineChars="0"/>
+        <w:spacing w:before="0" w:after="160" w:line="280" w:lineRule="auto"/>
+        <w:ind w:left="360" w:leftChars="0" w:hanging="360" w:firstLineChars="0"/>
       </w:pPr>
       <w:r>
         <w:rPr>
-          <w:rFonts w:ascii="Calibri" w:hAnsi="Calibri"/>
+          <w:rFonts w:ascii="Calibri" w:hAnsi="Calibri" w:eastAsia="微软雅黑"/>
+          <w:b w:val="0"/>
           <w:sz w:val="22"/>
         </w:rPr>
         <w:t>API latency.</w:t>
@@ -2074,50 +2315,56 @@
     </w:p>
     <w:p>
       <w:pPr>
+        <w:pStyle w:val="16"/>
         <w:numPr>
           <w:ilvl w:val="0"/>
-          <w:numId w:val="12"/>
+          <w:numId w:val="17"/>
         </w:numPr>
-        <w:spacing w:before="0" w:after="80" w:line="300" w:lineRule="auto"/>
-        <w:ind w:left="270" w:leftChars="0" w:firstLine="0" w:firstLineChars="0"/>
+        <w:spacing w:before="0" w:after="160" w:line="280" w:lineRule="auto"/>
+        <w:ind w:left="360" w:leftChars="0" w:hanging="360" w:firstLineChars="0"/>
       </w:pPr>
       <w:r>
         <w:rPr>
-          <w:rFonts w:ascii="Calibri" w:hAnsi="Calibri"/>
+          <w:rFonts w:ascii="Calibri" w:hAnsi="Calibri" w:eastAsia="微软雅黑"/>
+          <w:b w:val="0"/>
           <w:sz w:val="22"/>
         </w:rPr>
-        <w:t>Database connections, replication status, and slow queries.</w:t>
+        <w:t>Database connection count, replication status, and slow queries.</w:t>
       </w:r>
     </w:p>
     <w:p>
       <w:pPr>
+        <w:pStyle w:val="16"/>
         <w:numPr>
           <w:ilvl w:val="0"/>
-          <w:numId w:val="12"/>
+          <w:numId w:val="17"/>
         </w:numPr>
-        <w:spacing w:before="0" w:after="80" w:line="300" w:lineRule="auto"/>
-        <w:ind w:left="270" w:leftChars="0" w:firstLine="0" w:firstLineChars="0"/>
+        <w:spacing w:before="0" w:after="160" w:line="280" w:lineRule="auto"/>
+        <w:ind w:left="360" w:leftChars="0" w:hanging="360" w:firstLineChars="0"/>
       </w:pPr>
       <w:r>
         <w:rPr>
-          <w:rFonts w:ascii="Calibri" w:hAnsi="Calibri"/>
+          <w:rFonts w:ascii="Calibri" w:hAnsi="Calibri" w:eastAsia="微软雅黑"/>
+          <w:b w:val="0"/>
           <w:sz w:val="22"/>
         </w:rPr>
-        <w:t>MinIO node status, bucket replication status, disk utilization, and object read/write.</w:t>
+        <w:t>MinIO node status, bucket replication status, disk usage, and object read/write activity.</w:t>
       </w:r>
     </w:p>
     <w:p>
       <w:pPr>
+        <w:pStyle w:val="16"/>
         <w:numPr>
           <w:ilvl w:val="0"/>
-          <w:numId w:val="12"/>
+          <w:numId w:val="17"/>
         </w:numPr>
-        <w:spacing w:before="0" w:after="80" w:line="300" w:lineRule="auto"/>
-        <w:ind w:left="270" w:leftChars="0" w:firstLine="0" w:firstLineChars="0"/>
+        <w:spacing w:before="0" w:after="160" w:line="280" w:lineRule="auto"/>
+        <w:ind w:left="360" w:leftChars="0" w:hanging="360" w:firstLineChars="0"/>
       </w:pPr>
       <w:r>
         <w:rPr>
-          <w:rFonts w:ascii="Calibri" w:hAnsi="Calibri"/>
+          <w:rFonts w:ascii="Calibri" w:hAnsi="Calibri" w:eastAsia="微软雅黑"/>
+          <w:b w:val="0"/>
           <w:sz w:val="22"/>
         </w:rPr>
         <w:t>Load balancer health checks.</w:t>
@@ -2125,16 +2372,18 @@
     </w:p>
     <w:p>
       <w:pPr>
+        <w:pStyle w:val="16"/>
         <w:numPr>
           <w:ilvl w:val="0"/>
-          <w:numId w:val="12"/>
+          <w:numId w:val="17"/>
         </w:numPr>
-        <w:spacing w:before="0" w:after="80" w:line="300" w:lineRule="auto"/>
-        <w:ind w:left="270" w:leftChars="0" w:firstLine="0" w:firstLineChars="0"/>
+        <w:spacing w:before="0" w:after="160" w:line="280" w:lineRule="auto"/>
+        <w:ind w:left="360" w:leftChars="0" w:hanging="360" w:firstLineChars="0"/>
       </w:pPr>
       <w:r>
         <w:rPr>
-          <w:rFonts w:ascii="Calibri" w:hAnsi="Calibri"/>
+          <w:rFonts w:ascii="Calibri" w:hAnsi="Calibri" w:eastAsia="微软雅黑"/>
+          <w:b w:val="0"/>
           <w:sz w:val="22"/>
         </w:rPr>
         <w:t>Server CPU, memory, disk, and network traffic.</w:t>
@@ -2145,168 +2394,112 @@
         <w:pStyle w:val="3"/>
       </w:pPr>
       <w:r>
-        <w:t>9. Old Environment Retention</w:t>
+        <w:rPr>
+          <w:rFonts w:ascii="Calibri" w:hAnsi="Calibri" w:eastAsia="微软雅黑"/>
+          <w:b/>
+          <w:color w:val="2E74B5"/>
+          <w:sz w:val="32"/>
+        </w:rPr>
+        <w:t>9. Legacy Environment</w:t>
       </w:r>
     </w:p>
     <w:p>
+      <w:pPr>
+        <w:pStyle w:val="14"/>
+        <w:numPr>
+          <w:ilvl w:val="0"/>
+          <w:numId w:val="18"/>
+        </w:numPr>
+        <w:spacing w:before="0" w:after="160" w:line="280" w:lineRule="auto"/>
+      </w:pPr>
       <w:r>
         <w:rPr>
-          <w:rFonts w:ascii="Calibri" w:hAnsi="Calibri"/>
+          <w:rFonts w:ascii="Calibri" w:hAnsi="Calibri" w:eastAsia="微软雅黑"/>
+          <w:b w:val="0"/>
           <w:sz w:val="22"/>
         </w:rPr>
-        <w:t>Before the new-version HA environment is fully validated, the old environment will not be released and will remain available as an emergency safeguard during the observation period.</w:t>
+        <w:t>Release the legacy environment directly before deploying the new environment.</w:t>
       </w:r>
     </w:p>
     <w:p>
       <w:pPr>
-        <w:pStyle w:val="165"/>
+        <w:pStyle w:val="3"/>
       </w:pPr>
       <w:r>
         <w:rPr>
-          <w:rFonts w:ascii="Calibri" w:hAnsi="Calibri"/>
-          <w:sz w:val="22"/>
+          <w:rFonts w:ascii="Calibri" w:hAnsi="Calibri" w:eastAsia="微软雅黑"/>
+          <w:b/>
+          <w:color w:val="2E74B5"/>
+          <w:sz w:val="32"/>
         </w:rPr>
-        <w:t>Retention strategy:</w:t>
-      </w:r>
-    </w:p>
-    <w:p>
-      <w:pPr>
-        <w:numPr>
-          <w:ilvl w:val="0"/>
-          <w:numId w:val="13"/>
-        </w:numPr>
-        <w:spacing w:before="0" w:after="80" w:line="300" w:lineRule="auto"/>
-        <w:ind w:left="270" w:leftChars="0"/>
-      </w:pPr>
-      <w:r>
-        <w:rPr>
-          <w:rFonts w:ascii="Calibri" w:hAnsi="Calibri"/>
-          <w:sz w:val="22"/>
-        </w:rPr>
-        <w:t>Before new HA deployment, data restore, and business verification are complete, keep the old environment available.</w:t>
-      </w:r>
-    </w:p>
-    <w:p>
-      <w:pPr>
-        <w:numPr>
-          <w:ilvl w:val="0"/>
-          <w:numId w:val="13"/>
-        </w:numPr>
-        <w:spacing w:before="0" w:after="80" w:line="300" w:lineRule="auto"/>
-        <w:ind w:left="270" w:leftChars="0" w:firstLine="0" w:firstLineChars="0"/>
-      </w:pPr>
-      <w:r>
-        <w:rPr>
-          <w:rFonts w:ascii="Calibri" w:hAnsi="Calibri"/>
-          <w:sz w:val="22"/>
-        </w:rPr>
-        <w:t>After business verification passes in the new environment, keep the old environment in standby observation mode.</w:t>
-      </w:r>
-    </w:p>
-    <w:p>
-      <w:pPr>
-        <w:numPr>
-          <w:ilvl w:val="0"/>
-          <w:numId w:val="13"/>
-        </w:numPr>
-        <w:spacing w:before="0" w:after="80" w:line="300" w:lineRule="auto"/>
-        <w:ind w:left="270" w:leftChars="0" w:firstLine="0" w:firstLineChars="0"/>
-      </w:pPr>
-      <w:r>
-        <w:rPr>
-          <w:rFonts w:ascii="Calibri" w:hAnsi="Calibri"/>
-          <w:sz w:val="22"/>
-        </w:rPr>
-        <w:t>If a severe issue is found in the new environment during the observation period, first pause migration handling and preserve onsite logs, database status, and MinIO status.</w:t>
-      </w:r>
-    </w:p>
-    <w:p>
-      <w:pPr>
-        <w:numPr>
-          <w:numId w:val="0"/>
-        </w:numPr>
-        <w:spacing w:before="0" w:after="80" w:line="300" w:lineRule="auto"/>
-        <w:ind w:left="270" w:leftChars="0"/>
-      </w:pPr>
-      <w:r>
-        <w:rPr>
-          <w:rFonts w:hint="eastAsia" w:eastAsia="宋体"/>
-          <w:sz w:val="22"/>
-          <w:lang w:val="en-US" w:eastAsia="zh-CN"/>
-        </w:rPr>
-        <w:t xml:space="preserve">4 </w:t>
-      </w:r>
-      <w:r>
-        <w:rPr>
-          <w:rFonts w:ascii="Calibri" w:hAnsi="Calibri"/>
-          <w:sz w:val="22"/>
-        </w:rPr>
-        <w:t>After the observation period and customer acceptance are complete, schedule the release of old server resources.</w:t>
-      </w:r>
-    </w:p>
-    <w:p>
-      <w:pPr>
-        <w:pStyle w:val="3"/>
-      </w:pPr>
-      <w:r>
         <w:t>10. Acceptance Criteria</w:t>
       </w:r>
     </w:p>
     <w:p>
+      <w:pPr>
+        <w:spacing w:before="0" w:after="120" w:line="264" w:lineRule="auto"/>
+      </w:pPr>
       <w:r>
         <w:rPr>
-          <w:rFonts w:ascii="Calibri" w:hAnsi="Calibri"/>
+          <w:rFonts w:ascii="Calibri" w:hAnsi="Calibri" w:eastAsia="微软雅黑"/>
+          <w:b w:val="0"/>
           <w:sz w:val="22"/>
         </w:rPr>
-        <w:t>After migration is complete, acceptance will be based on the following criteria:</w:t>
+        <w:t>After the migration is complete, acceptance will be based on the following criteria:</w:t>
       </w:r>
     </w:p>
     <w:p>
       <w:pPr>
+        <w:pStyle w:val="16"/>
         <w:numPr>
           <w:ilvl w:val="0"/>
-          <w:numId w:val="14"/>
+          <w:numId w:val="19"/>
         </w:numPr>
-        <w:spacing w:before="0" w:after="80" w:line="300" w:lineRule="auto"/>
-        <w:ind w:left="270" w:leftChars="0"/>
+        <w:spacing w:before="0" w:after="160" w:line="280" w:lineRule="auto"/>
+        <w:ind w:leftChars="0"/>
       </w:pPr>
       <w:r>
         <w:rPr>
-          <w:rFonts w:ascii="Calibri" w:hAnsi="Calibri"/>
+          <w:rFonts w:ascii="Calibri" w:hAnsi="Calibri" w:eastAsia="微软雅黑"/>
+          <w:b w:val="0"/>
           <w:sz w:val="22"/>
         </w:rPr>
-        <w:t>The new HA entry is accessible normally.</w:t>
+        <w:t>The new HA entry point is accessible normally.</w:t>
       </w:r>
     </w:p>
     <w:p>
       <w:pPr>
+        <w:pStyle w:val="16"/>
         <w:numPr>
           <w:ilvl w:val="0"/>
-          <w:numId w:val="14"/>
+          <w:numId w:val="19"/>
         </w:numPr>
-        <w:spacing w:before="0" w:after="80" w:line="300" w:lineRule="auto"/>
-        <w:ind w:left="270" w:leftChars="0" w:firstLine="0" w:firstLineChars="0"/>
+        <w:spacing w:before="0" w:after="160" w:line="280" w:lineRule="auto"/>
+        <w:ind w:left="360" w:leftChars="0" w:hanging="360" w:firstLineChars="0"/>
       </w:pPr>
       <w:r>
         <w:rPr>
-          <w:rFonts w:ascii="Calibri" w:hAnsi="Calibri"/>
+          <w:rFonts w:ascii="Calibri" w:hAnsi="Calibri" w:eastAsia="微软雅黑"/>
+          <w:b w:val="0"/>
           <w:sz w:val="22"/>
         </w:rPr>
-        <w:t>Core business flows pass verification.</w:t>
+        <w:t>Core application business flows pass validation.</w:t>
       </w:r>
     </w:p>
     <w:p>
       <w:pPr>
+        <w:pStyle w:val="16"/>
         <w:numPr>
           <w:ilvl w:val="0"/>
-          <w:numId w:val="14"/>
+          <w:numId w:val="19"/>
         </w:numPr>
-        <w:spacing w:before="0" w:after="80" w:line="300" w:lineRule="auto"/>
-        <w:ind w:left="270" w:leftChars="0" w:firstLine="0" w:firstLineChars="0"/>
+        <w:spacing w:before="0" w:after="160" w:line="280" w:lineRule="auto"/>
+        <w:ind w:left="360" w:leftChars="0" w:hanging="360" w:firstLineChars="0"/>
       </w:pPr>
       <w:r>
         <w:rPr>
-          <w:rFonts w:ascii="Calibri" w:hAnsi="Calibri"/>
+          <w:rFonts w:ascii="Calibri" w:hAnsi="Calibri" w:eastAsia="微软雅黑"/>
+          <w:b w:val="0"/>
           <w:sz w:val="22"/>
         </w:rPr>
         <w:t>Database HA status is normal and data is complete.</w:t>
@@ -2314,132 +2507,121 @@
     </w:p>
     <w:p>
       <w:pPr>
+        <w:pStyle w:val="16"/>
         <w:numPr>
           <w:ilvl w:val="0"/>
-          <w:numId w:val="14"/>
+          <w:numId w:val="19"/>
         </w:numPr>
-        <w:spacing w:before="0" w:after="80" w:line="300" w:lineRule="auto"/>
-        <w:ind w:left="270" w:leftChars="0" w:firstLine="0" w:firstLineChars="0"/>
+        <w:spacing w:before="0" w:after="160" w:line="280" w:lineRule="auto"/>
+        <w:ind w:left="360" w:leftChars="0" w:hanging="360" w:firstLineChars="0"/>
       </w:pPr>
       <w:r>
         <w:rPr>
-          <w:rFonts w:ascii="Calibri" w:hAnsi="Calibri"/>
+          <w:rFonts w:ascii="Calibri" w:hAnsi="Calibri" w:eastAsia="微软雅黑"/>
+          <w:b w:val="0"/>
           <w:sz w:val="22"/>
         </w:rPr>
-        <w:t>MinIO services are healthy, bucket replication is normal, and core files are accessible.</w:t>
+        <w:t>The MinIO cluster status is normal, bucket replication is normal, and core files are accessible.</w:t>
       </w:r>
     </w:p>
     <w:p>
       <w:pPr>
+        <w:pStyle w:val="16"/>
         <w:numPr>
           <w:ilvl w:val="0"/>
-          <w:numId w:val="14"/>
+          <w:numId w:val="19"/>
         </w:numPr>
-        <w:spacing w:before="0" w:after="80" w:line="300" w:lineRule="auto"/>
-        <w:ind w:left="270" w:leftChars="0" w:firstLine="0" w:firstLineChars="0"/>
+        <w:spacing w:before="0" w:after="160" w:line="280" w:lineRule="auto"/>
+        <w:ind w:left="360" w:leftChars="0" w:hanging="360" w:firstLineChars="0"/>
       </w:pPr>
       <w:r>
         <w:rPr>
-          <w:rFonts w:ascii="Calibri" w:hAnsi="Calibri"/>
+          <w:rFonts w:ascii="Calibri" w:hAnsi="Calibri" w:eastAsia="微软雅黑"/>
+          <w:b w:val="0"/>
           <w:sz w:val="22"/>
         </w:rPr>
-        <w:t>Current new DNS resolution and entry access pass verification.</w:t>
+        <w:t>Current new DNS resolution and entry-point access validation pass.</w:t>
       </w:r>
     </w:p>
     <w:p>
       <w:pPr>
+        <w:pStyle w:val="16"/>
         <w:numPr>
           <w:ilvl w:val="0"/>
-          <w:numId w:val="14"/>
+          <w:numId w:val="19"/>
         </w:numPr>
-        <w:spacing w:before="0" w:after="80" w:line="300" w:lineRule="auto"/>
-        <w:ind w:left="270" w:leftChars="0" w:firstLine="0" w:firstLineChars="0"/>
+        <w:spacing w:before="0" w:after="160" w:line="280" w:lineRule="auto"/>
+        <w:ind w:left="360" w:leftChars="0" w:hanging="360" w:firstLineChars="0"/>
       </w:pPr>
       <w:r>
         <w:rPr>
-          <w:rFonts w:ascii="Calibri" w:hAnsi="Calibri"/>
+          <w:rFonts w:ascii="Calibri" w:hAnsi="Calibri" w:eastAsia="微软雅黑"/>
+          <w:b w:val="0"/>
           <w:sz w:val="22"/>
         </w:rPr>
-        <w:t>The old environment is in standby observation mode and is not released during the observation period.</w:t>
+        <w:t>Migration logs, backup files, and validation records are complete and retained.</w:t>
       </w:r>
     </w:p>
     <w:p>
       <w:pPr>
+        <w:pStyle w:val="16"/>
         <w:numPr>
-          <w:numId w:val="0"/>
+          <w:ilvl w:val="0"/>
+          <w:numId w:val="19"/>
         </w:numPr>
-        <w:spacing w:before="0" w:after="80" w:line="300" w:lineRule="auto"/>
-        <w:ind w:left="270" w:leftChars="0"/>
+        <w:spacing w:before="0" w:after="160" w:line="280" w:lineRule="auto"/>
+        <w:ind w:left="360" w:leftChars="0" w:hanging="360" w:firstLineChars="0"/>
       </w:pPr>
       <w:r>
         <w:rPr>
-          <w:rFonts w:hint="eastAsia" w:eastAsia="宋体"/>
-          <w:sz w:val="22"/>
-          <w:lang w:val="en-US" w:eastAsia="zh-CN"/>
-        </w:rPr>
-        <w:t xml:space="preserve">7. </w:t>
-      </w:r>
-      <w:r>
-        <w:rPr>
-          <w:rFonts w:ascii="Calibri" w:hAnsi="Calibri"/>
+          <w:rFonts w:ascii="Calibri" w:hAnsi="Calibri" w:eastAsia="微软雅黑"/>
+          <w:b w:val="0"/>
           <w:sz w:val="22"/>
         </w:rPr>
-        <w:t>Migration logs, backup files, and verification records are retained completely.</w:t>
+        <w:t>Business availability is confirmed and acceptance sign-off or email confirmation is completed.</w:t>
       </w:r>
     </w:p>
     <w:p>
       <w:pPr>
-        <w:numPr>
-          <w:numId w:val="0"/>
-        </w:numPr>
-        <w:spacing w:before="0" w:after="80" w:line="300" w:lineRule="auto"/>
-        <w:ind w:left="270" w:leftChars="0"/>
+        <w:pStyle w:val="3"/>
       </w:pPr>
       <w:r>
         <w:rPr>
-          <w:rFonts w:hint="eastAsia" w:eastAsia="宋体"/>
-          <w:sz w:val="22"/>
-          <w:lang w:val="en-US" w:eastAsia="zh-CN"/>
+          <w:rFonts w:ascii="Calibri" w:hAnsi="Calibri" w:eastAsia="微软雅黑"/>
+          <w:b/>
+          <w:color w:val="2E74B5"/>
+          <w:sz w:val="32"/>
         </w:rPr>
-        <w:t xml:space="preserve">8. </w:t>
-      </w:r>
-      <w:r>
-        <w:rPr>
-          <w:rFonts w:ascii="Calibri" w:hAnsi="Calibri"/>
-          <w:sz w:val="22"/>
-        </w:rPr>
-        <w:t>Business availability is confirmed and acceptance is completed by signature or email confirmation.</w:t>
-      </w:r>
-    </w:p>
-    <w:p>
-      <w:pPr>
-        <w:pStyle w:val="3"/>
-      </w:pPr>
-      <w:r>
         <w:t>11. Coordination Items</w:t>
       </w:r>
     </w:p>
     <w:p>
+      <w:pPr>
+        <w:spacing w:before="0" w:after="120" w:line="264" w:lineRule="auto"/>
+      </w:pPr>
       <w:r>
         <w:rPr>
-          <w:rFonts w:ascii="Calibri" w:hAnsi="Calibri"/>
+          <w:rFonts w:ascii="Calibri" w:hAnsi="Calibri" w:eastAsia="微软雅黑"/>
+          <w:b w:val="0"/>
           <w:sz w:val="22"/>
         </w:rPr>
-        <w:t>The customer side should confirm the following items in advance:</w:t>
+        <w:t>The customer side needs to confirm the following items in advance:</w:t>
       </w:r>
     </w:p>
     <w:p>
       <w:pPr>
+        <w:pStyle w:val="16"/>
         <w:numPr>
           <w:ilvl w:val="0"/>
-          <w:numId w:val="15"/>
+          <w:numId w:val="20"/>
         </w:numPr>
-        <w:spacing w:before="0" w:after="80" w:line="300" w:lineRule="auto"/>
-        <w:ind w:left="270" w:leftChars="0"/>
+        <w:spacing w:before="0" w:after="160" w:line="280" w:lineRule="auto"/>
+        <w:ind w:leftChars="0"/>
       </w:pPr>
       <w:r>
         <w:rPr>
-          <w:rFonts w:ascii="Calibri" w:hAnsi="Calibri"/>
+          <w:rFonts w:ascii="Calibri" w:hAnsi="Calibri" w:eastAsia="微软雅黑"/>
+          <w:b w:val="0"/>
           <w:sz w:val="22"/>
         </w:rPr>
         <w:t>New environment server resources and network policies.</w:t>
@@ -2447,19 +2629,21 @@
     </w:p>
     <w:p>
       <w:pPr>
+        <w:pStyle w:val="16"/>
         <w:numPr>
           <w:ilvl w:val="0"/>
-          <w:numId w:val="15"/>
+          <w:numId w:val="20"/>
         </w:numPr>
-        <w:spacing w:before="0" w:after="80" w:line="300" w:lineRule="auto"/>
-        <w:ind w:left="270" w:leftChars="0" w:firstLine="0" w:firstLineChars="0"/>
+        <w:spacing w:before="0" w:after="160" w:line="280" w:lineRule="auto"/>
+        <w:ind w:left="360" w:leftChars="0" w:hanging="360" w:firstLineChars="0"/>
       </w:pPr>
       <w:r>
         <w:rPr>
-          <w:rFonts w:ascii="Calibri" w:hAnsi="Calibri"/>
+          <w:rFonts w:ascii="Calibri" w:hAnsi="Calibri" w:eastAsia="微软雅黑"/>
+          <w:b w:val="0"/>
           <w:sz w:val="22"/>
         </w:rPr>
-        <w:t>Owner for DNS current records, certificates, and entry configuration confirmation.</w:t>
+        <w:t>Current DNS records, certificates, and the confirmation owner for entry-point configuration.</w:t>
       </w:r>
     </w:p>
     <w:p>
@@ -2467,67 +2651,82 @@
         <w:pStyle w:val="3"/>
       </w:pPr>
       <w:r>
+        <w:rPr>
+          <w:rFonts w:ascii="Calibri" w:hAnsi="Calibri" w:eastAsia="微软雅黑"/>
+          <w:b/>
+          <w:color w:val="2E74B5"/>
+          <w:sz w:val="32"/>
+        </w:rPr>
         <w:t>12. Migration-Day Checklist</w:t>
       </w:r>
     </w:p>
     <w:tbl>
       <w:tblPr>
-        <w:tblStyle w:val="32"/>
+        <w:tblStyle w:val="33"/>
         <w:tblW w:w="9360" w:type="dxa"/>
         <w:tblInd w:w="120" w:type="dxa"/>
         <w:tblBorders>
-          <w:top w:val="single" w:color="B8C2CC" w:sz="4" w:space="0"/>
-          <w:left w:val="single" w:color="B8C2CC" w:sz="4" w:space="0"/>
-          <w:bottom w:val="single" w:color="B8C2CC" w:sz="4" w:space="0"/>
-          <w:right w:val="single" w:color="B8C2CC" w:sz="4" w:space="0"/>
-          <w:insideH w:val="single" w:color="B8C2CC" w:sz="4" w:space="0"/>
-          <w:insideV w:val="single" w:color="B8C2CC" w:sz="4" w:space="0"/>
+          <w:top w:val="single" w:color="D9DEE7" w:sz="6" w:space="0"/>
+          <w:left w:val="single" w:color="D9DEE7" w:sz="6" w:space="0"/>
+          <w:bottom w:val="single" w:color="D9DEE7" w:sz="6" w:space="0"/>
+          <w:right w:val="single" w:color="D9DEE7" w:sz="6" w:space="0"/>
+          <w:insideH w:val="single" w:color="D9DEE7" w:sz="6" w:space="0"/>
+          <w:insideV w:val="single" w:color="D9DEE7" w:sz="6" w:space="0"/>
         </w:tblBorders>
         <w:tblLayout w:type="fixed"/>
         <w:tblCellMar>
-          <w:top w:w="80" w:type="dxa"/>
-          <w:left w:w="120" w:type="dxa"/>
-          <w:bottom w:w="80" w:type="dxa"/>
-          <w:right w:w="120" w:type="dxa"/>
+          <w:top w:w="0" w:type="dxa"/>
+          <w:left w:w="108" w:type="dxa"/>
+          <w:bottom w:w="0" w:type="dxa"/>
+          <w:right w:w="108" w:type="dxa"/>
         </w:tblCellMar>
       </w:tblPr>
       <w:tblGrid>
-        <w:gridCol w:w="7200"/>
-        <w:gridCol w:w="2160"/>
+        <w:gridCol w:w="3600"/>
+        <w:gridCol w:w="5760"/>
       </w:tblGrid>
       <w:tr>
         <w:tblPrEx>
           <w:tblBorders>
-            <w:top w:val="single" w:color="B8C2CC" w:sz="4" w:space="0"/>
-            <w:left w:val="single" w:color="B8C2CC" w:sz="4" w:space="0"/>
-            <w:bottom w:val="single" w:color="B8C2CC" w:sz="4" w:space="0"/>
-            <w:right w:val="single" w:color="B8C2CC" w:sz="4" w:space="0"/>
-            <w:insideH w:val="single" w:color="B8C2CC" w:sz="4" w:space="0"/>
-            <w:insideV w:val="single" w:color="B8C2CC" w:sz="4" w:space="0"/>
+            <w:top w:val="single" w:color="D9DEE7" w:sz="6" w:space="0"/>
+            <w:left w:val="single" w:color="D9DEE7" w:sz="6" w:space="0"/>
+            <w:bottom w:val="single" w:color="D9DEE7" w:sz="6" w:space="0"/>
+            <w:right w:val="single" w:color="D9DEE7" w:sz="6" w:space="0"/>
+            <w:insideH w:val="single" w:color="D9DEE7" w:sz="6" w:space="0"/>
+            <w:insideV w:val="single" w:color="D9DEE7" w:sz="6" w:space="0"/>
           </w:tblBorders>
           <w:tblCellMar>
-            <w:top w:w="80" w:type="dxa"/>
-            <w:left w:w="120" w:type="dxa"/>
-            <w:bottom w:w="80" w:type="dxa"/>
-            <w:right w:w="120" w:type="dxa"/>
+            <w:top w:w="0" w:type="dxa"/>
+            <w:left w:w="108" w:type="dxa"/>
+            <w:bottom w:w="0" w:type="dxa"/>
+            <w:right w:w="108" w:type="dxa"/>
           </w:tblCellMar>
         </w:tblPrEx>
+        <w:trPr>
+          <w:tblHeader/>
+        </w:trPr>
         <w:tc>
           <w:tcPr>
-            <w:tcW w:w="7200" w:type="dxa"/>
-            <w:shd w:val="clear" w:color="auto" w:fill="E8EEF5"/>
+            <w:tcW w:w="3600" w:type="dxa"/>
+            <w:shd w:val="clear" w:color="auto" w:fill="F2F4F7"/>
+            <w:tcMar>
+              <w:top w:w="80" w:type="dxa"/>
+              <w:left w:w="120" w:type="dxa"/>
+              <w:bottom w:w="80" w:type="dxa"/>
+              <w:right w:w="120" w:type="dxa"/>
+            </w:tcMar>
             <w:vAlign w:val="center"/>
           </w:tcPr>
           <w:p>
             <w:pPr>
-              <w:spacing w:before="0" w:after="0" w:line="276" w:lineRule="auto"/>
+              <w:spacing w:before="0" w:after="0" w:line="264" w:lineRule="auto"/>
+              <w:jc w:val="left"/>
             </w:pPr>
             <w:r>
               <w:rPr>
-                <w:rFonts w:ascii="Calibri" w:hAnsi="Calibri"/>
+                <w:rFonts w:ascii="Calibri" w:hAnsi="Calibri" w:eastAsia="微软雅黑"/>
                 <w:b/>
-                <w:color w:val="0B2545"/>
-                <w:sz w:val="19"/>
+                <w:sz w:val="20"/>
               </w:rPr>
               <w:t>Checklist Item</w:t>
             </w:r>
@@ -2535,20 +2734,26 @@
         </w:tc>
         <w:tc>
           <w:tcPr>
-            <w:tcW w:w="2160" w:type="dxa"/>
-            <w:shd w:val="clear" w:color="auto" w:fill="E8EEF5"/>
+            <w:tcW w:w="5760" w:type="dxa"/>
+            <w:shd w:val="clear" w:color="auto" w:fill="F2F4F7"/>
+            <w:tcMar>
+              <w:top w:w="80" w:type="dxa"/>
+              <w:left w:w="120" w:type="dxa"/>
+              <w:bottom w:w="80" w:type="dxa"/>
+              <w:right w:w="120" w:type="dxa"/>
+            </w:tcMar>
             <w:vAlign w:val="center"/>
           </w:tcPr>
           <w:p>
             <w:pPr>
-              <w:spacing w:before="0" w:after="0" w:line="276" w:lineRule="auto"/>
+              <w:spacing w:before="0" w:after="0" w:line="264" w:lineRule="auto"/>
+              <w:jc w:val="center"/>
             </w:pPr>
             <w:r>
               <w:rPr>
-                <w:rFonts w:ascii="Calibri" w:hAnsi="Calibri"/>
+                <w:rFonts w:ascii="Calibri" w:hAnsi="Calibri" w:eastAsia="微软雅黑"/>
                 <w:b/>
-                <w:color w:val="0B2545"/>
-                <w:sz w:val="19"/>
+                <w:sz w:val="20"/>
               </w:rPr>
               <w:t>Status</w:t>
             </w:r>
@@ -2558,55 +2763,69 @@
       <w:tr>
         <w:tblPrEx>
           <w:tblBorders>
-            <w:top w:val="single" w:color="B8C2CC" w:sz="4" w:space="0"/>
-            <w:left w:val="single" w:color="B8C2CC" w:sz="4" w:space="0"/>
-            <w:bottom w:val="single" w:color="B8C2CC" w:sz="4" w:space="0"/>
-            <w:right w:val="single" w:color="B8C2CC" w:sz="4" w:space="0"/>
-            <w:insideH w:val="single" w:color="B8C2CC" w:sz="4" w:space="0"/>
-            <w:insideV w:val="single" w:color="B8C2CC" w:sz="4" w:space="0"/>
+            <w:top w:val="single" w:color="D9DEE7" w:sz="6" w:space="0"/>
+            <w:left w:val="single" w:color="D9DEE7" w:sz="6" w:space="0"/>
+            <w:bottom w:val="single" w:color="D9DEE7" w:sz="6" w:space="0"/>
+            <w:right w:val="single" w:color="D9DEE7" w:sz="6" w:space="0"/>
+            <w:insideH w:val="single" w:color="D9DEE7" w:sz="6" w:space="0"/>
+            <w:insideV w:val="single" w:color="D9DEE7" w:sz="6" w:space="0"/>
           </w:tblBorders>
           <w:tblCellMar>
-            <w:top w:w="80" w:type="dxa"/>
-            <w:left w:w="120" w:type="dxa"/>
-            <w:bottom w:w="80" w:type="dxa"/>
-            <w:right w:w="120" w:type="dxa"/>
+            <w:top w:w="0" w:type="dxa"/>
+            <w:left w:w="108" w:type="dxa"/>
+            <w:bottom w:w="0" w:type="dxa"/>
+            <w:right w:w="108" w:type="dxa"/>
           </w:tblCellMar>
         </w:tblPrEx>
         <w:tc>
           <w:tcPr>
-            <w:tcW w:w="7200" w:type="dxa"/>
+            <w:tcW w:w="3600" w:type="dxa"/>
+            <w:tcMar>
+              <w:top w:w="80" w:type="dxa"/>
+              <w:left w:w="120" w:type="dxa"/>
+              <w:bottom w:w="80" w:type="dxa"/>
+              <w:right w:w="120" w:type="dxa"/>
+            </w:tcMar>
             <w:vAlign w:val="center"/>
           </w:tcPr>
           <w:p>
             <w:pPr>
-              <w:spacing w:before="0" w:after="0" w:line="276" w:lineRule="auto"/>
+              <w:spacing w:before="0" w:after="0" w:line="264" w:lineRule="auto"/>
+              <w:jc w:val="left"/>
             </w:pPr>
             <w:r>
               <w:rPr>
-                <w:rFonts w:ascii="Calibri" w:hAnsi="Calibri"/>
+                <w:rFonts w:ascii="Calibri" w:hAnsi="Calibri" w:eastAsia="微软雅黑"/>
                 <w:b w:val="0"/>
-                <w:sz w:val="19"/>
+                <w:sz w:val="20"/>
               </w:rPr>
-              <w:t>Business migration window has been communicated</w:t>
+              <w:t>Business stakeholders have been notified of the migration window</w:t>
             </w:r>
           </w:p>
         </w:tc>
         <w:tc>
           <w:tcPr>
-            <w:tcW w:w="2160" w:type="dxa"/>
+            <w:tcW w:w="5760" w:type="dxa"/>
+            <w:tcMar>
+              <w:top w:w="80" w:type="dxa"/>
+              <w:left w:w="120" w:type="dxa"/>
+              <w:bottom w:w="80" w:type="dxa"/>
+              <w:right w:w="120" w:type="dxa"/>
+            </w:tcMar>
             <w:vAlign w:val="center"/>
           </w:tcPr>
           <w:p>
             <w:pPr>
-              <w:spacing w:before="0" w:after="0" w:line="276" w:lineRule="auto"/>
+              <w:spacing w:before="0" w:after="0" w:line="264" w:lineRule="auto"/>
+              <w:jc w:val="center"/>
             </w:pPr>
             <w:r>
               <w:rPr>
-                <w:rFonts w:ascii="Calibri" w:hAnsi="Calibri"/>
+                <w:rFonts w:ascii="Calibri" w:hAnsi="Calibri" w:eastAsia="微软雅黑"/>
                 <w:b w:val="0"/>
-                <w:sz w:val="19"/>
+                <w:sz w:val="20"/>
               </w:rPr>
-              <w:t>To be confirmed</w:t>
+              <w:t>Pending confirmation</w:t>
             </w:r>
           </w:p>
         </w:tc>
@@ -2614,34 +2833,41 @@
       <w:tr>
         <w:tblPrEx>
           <w:tblBorders>
-            <w:top w:val="single" w:color="B8C2CC" w:sz="4" w:space="0"/>
-            <w:left w:val="single" w:color="B8C2CC" w:sz="4" w:space="0"/>
-            <w:bottom w:val="single" w:color="B8C2CC" w:sz="4" w:space="0"/>
-            <w:right w:val="single" w:color="B8C2CC" w:sz="4" w:space="0"/>
-            <w:insideH w:val="single" w:color="B8C2CC" w:sz="4" w:space="0"/>
-            <w:insideV w:val="single" w:color="B8C2CC" w:sz="4" w:space="0"/>
+            <w:top w:val="single" w:color="D9DEE7" w:sz="6" w:space="0"/>
+            <w:left w:val="single" w:color="D9DEE7" w:sz="6" w:space="0"/>
+            <w:bottom w:val="single" w:color="D9DEE7" w:sz="6" w:space="0"/>
+            <w:right w:val="single" w:color="D9DEE7" w:sz="6" w:space="0"/>
+            <w:insideH w:val="single" w:color="D9DEE7" w:sz="6" w:space="0"/>
+            <w:insideV w:val="single" w:color="D9DEE7" w:sz="6" w:space="0"/>
           </w:tblBorders>
           <w:tblCellMar>
-            <w:top w:w="80" w:type="dxa"/>
-            <w:left w:w="120" w:type="dxa"/>
-            <w:bottom w:w="80" w:type="dxa"/>
-            <w:right w:w="120" w:type="dxa"/>
+            <w:top w:w="0" w:type="dxa"/>
+            <w:left w:w="108" w:type="dxa"/>
+            <w:bottom w:w="0" w:type="dxa"/>
+            <w:right w:w="108" w:type="dxa"/>
           </w:tblCellMar>
         </w:tblPrEx>
         <w:tc>
           <w:tcPr>
-            <w:tcW w:w="7200" w:type="dxa"/>
+            <w:tcW w:w="3600" w:type="dxa"/>
+            <w:tcMar>
+              <w:top w:w="80" w:type="dxa"/>
+              <w:left w:w="120" w:type="dxa"/>
+              <w:bottom w:w="80" w:type="dxa"/>
+              <w:right w:w="120" w:type="dxa"/>
+            </w:tcMar>
             <w:vAlign w:val="center"/>
           </w:tcPr>
           <w:p>
             <w:pPr>
-              <w:spacing w:before="0" w:after="0" w:line="276" w:lineRule="auto"/>
+              <w:spacing w:before="0" w:after="0" w:line="264" w:lineRule="auto"/>
+              <w:jc w:val="left"/>
             </w:pPr>
             <w:r>
               <w:rPr>
-                <w:rFonts w:ascii="Calibri" w:hAnsi="Calibri"/>
+                <w:rFonts w:ascii="Calibri" w:hAnsi="Calibri" w:eastAsia="微软雅黑"/>
                 <w:b w:val="0"/>
-                <w:sz w:val="19"/>
+                <w:sz w:val="20"/>
               </w:rPr>
               <w:t>Current new DNS resolution has been confirmed</w:t>
             </w:r>
@@ -2649,20 +2875,27 @@
         </w:tc>
         <w:tc>
           <w:tcPr>
-            <w:tcW w:w="2160" w:type="dxa"/>
+            <w:tcW w:w="5760" w:type="dxa"/>
+            <w:tcMar>
+              <w:top w:w="80" w:type="dxa"/>
+              <w:left w:w="120" w:type="dxa"/>
+              <w:bottom w:w="80" w:type="dxa"/>
+              <w:right w:w="120" w:type="dxa"/>
+            </w:tcMar>
             <w:vAlign w:val="center"/>
           </w:tcPr>
           <w:p>
             <w:pPr>
-              <w:spacing w:before="0" w:after="0" w:line="276" w:lineRule="auto"/>
+              <w:spacing w:before="0" w:after="0" w:line="264" w:lineRule="auto"/>
+              <w:jc w:val="center"/>
             </w:pPr>
             <w:r>
               <w:rPr>
-                <w:rFonts w:ascii="Calibri" w:hAnsi="Calibri"/>
+                <w:rFonts w:ascii="Calibri" w:hAnsi="Calibri" w:eastAsia="微软雅黑"/>
                 <w:b w:val="0"/>
-                <w:sz w:val="19"/>
+                <w:sz w:val="20"/>
               </w:rPr>
-              <w:t>To be confirmed</w:t>
+              <w:t>Pending confirmation</w:t>
             </w:r>
           </w:p>
         </w:tc>
@@ -2670,34 +2903,41 @@
       <w:tr>
         <w:tblPrEx>
           <w:tblBorders>
-            <w:top w:val="single" w:color="B8C2CC" w:sz="4" w:space="0"/>
-            <w:left w:val="single" w:color="B8C2CC" w:sz="4" w:space="0"/>
-            <w:bottom w:val="single" w:color="B8C2CC" w:sz="4" w:space="0"/>
-            <w:right w:val="single" w:color="B8C2CC" w:sz="4" w:space="0"/>
-            <w:insideH w:val="single" w:color="B8C2CC" w:sz="4" w:space="0"/>
-            <w:insideV w:val="single" w:color="B8C2CC" w:sz="4" w:space="0"/>
+            <w:top w:val="single" w:color="D9DEE7" w:sz="6" w:space="0"/>
+            <w:left w:val="single" w:color="D9DEE7" w:sz="6" w:space="0"/>
+            <w:bottom w:val="single" w:color="D9DEE7" w:sz="6" w:space="0"/>
+            <w:right w:val="single" w:color="D9DEE7" w:sz="6" w:space="0"/>
+            <w:insideH w:val="single" w:color="D9DEE7" w:sz="6" w:space="0"/>
+            <w:insideV w:val="single" w:color="D9DEE7" w:sz="6" w:space="0"/>
           </w:tblBorders>
           <w:tblCellMar>
-            <w:top w:w="80" w:type="dxa"/>
-            <w:left w:w="120" w:type="dxa"/>
-            <w:bottom w:w="80" w:type="dxa"/>
-            <w:right w:w="120" w:type="dxa"/>
+            <w:top w:w="0" w:type="dxa"/>
+            <w:left w:w="108" w:type="dxa"/>
+            <w:bottom w:w="0" w:type="dxa"/>
+            <w:right w:w="108" w:type="dxa"/>
           </w:tblCellMar>
         </w:tblPrEx>
         <w:tc>
           <w:tcPr>
-            <w:tcW w:w="7200" w:type="dxa"/>
+            <w:tcW w:w="3600" w:type="dxa"/>
+            <w:tcMar>
+              <w:top w:w="80" w:type="dxa"/>
+              <w:left w:w="120" w:type="dxa"/>
+              <w:bottom w:w="80" w:type="dxa"/>
+              <w:right w:w="120" w:type="dxa"/>
+            </w:tcMar>
             <w:vAlign w:val="center"/>
           </w:tcPr>
           <w:p>
             <w:pPr>
-              <w:spacing w:before="0" w:after="0" w:line="276" w:lineRule="auto"/>
+              <w:spacing w:before="0" w:after="0" w:line="264" w:lineRule="auto"/>
+              <w:jc w:val="left"/>
             </w:pPr>
             <w:r>
               <w:rPr>
-                <w:rFonts w:ascii="Calibri" w:hAnsi="Calibri"/>
+                <w:rFonts w:ascii="Calibri" w:hAnsi="Calibri" w:eastAsia="微软雅黑"/>
                 <w:b w:val="0"/>
-                <w:sz w:val="19"/>
+                <w:sz w:val="20"/>
               </w:rPr>
               <w:t>New server resources are ready</w:t>
             </w:r>
@@ -2705,20 +2945,27 @@
         </w:tc>
         <w:tc>
           <w:tcPr>
-            <w:tcW w:w="2160" w:type="dxa"/>
+            <w:tcW w:w="5760" w:type="dxa"/>
+            <w:tcMar>
+              <w:top w:w="80" w:type="dxa"/>
+              <w:left w:w="120" w:type="dxa"/>
+              <w:bottom w:w="80" w:type="dxa"/>
+              <w:right w:w="120" w:type="dxa"/>
+            </w:tcMar>
             <w:vAlign w:val="center"/>
           </w:tcPr>
           <w:p>
             <w:pPr>
-              <w:spacing w:before="0" w:after="0" w:line="276" w:lineRule="auto"/>
+              <w:spacing w:before="0" w:after="0" w:line="264" w:lineRule="auto"/>
+              <w:jc w:val="center"/>
             </w:pPr>
             <w:r>
               <w:rPr>
-                <w:rFonts w:ascii="Calibri" w:hAnsi="Calibri"/>
+                <w:rFonts w:ascii="Calibri" w:hAnsi="Calibri" w:eastAsia="微软雅黑"/>
                 <w:b w:val="0"/>
-                <w:sz w:val="19"/>
+                <w:sz w:val="20"/>
               </w:rPr>
-              <w:t>To be confirmed</w:t>
+              <w:t>Pending confirmation</w:t>
             </w:r>
           </w:p>
         </w:tc>
@@ -2726,34 +2973,41 @@
       <w:tr>
         <w:tblPrEx>
           <w:tblBorders>
-            <w:top w:val="single" w:color="B8C2CC" w:sz="4" w:space="0"/>
-            <w:left w:val="single" w:color="B8C2CC" w:sz="4" w:space="0"/>
-            <w:bottom w:val="single" w:color="B8C2CC" w:sz="4" w:space="0"/>
-            <w:right w:val="single" w:color="B8C2CC" w:sz="4" w:space="0"/>
-            <w:insideH w:val="single" w:color="B8C2CC" w:sz="4" w:space="0"/>
-            <w:insideV w:val="single" w:color="B8C2CC" w:sz="4" w:space="0"/>
+            <w:top w:val="single" w:color="D9DEE7" w:sz="6" w:space="0"/>
+            <w:left w:val="single" w:color="D9DEE7" w:sz="6" w:space="0"/>
+            <w:bottom w:val="single" w:color="D9DEE7" w:sz="6" w:space="0"/>
+            <w:right w:val="single" w:color="D9DEE7" w:sz="6" w:space="0"/>
+            <w:insideH w:val="single" w:color="D9DEE7" w:sz="6" w:space="0"/>
+            <w:insideV w:val="single" w:color="D9DEE7" w:sz="6" w:space="0"/>
           </w:tblBorders>
           <w:tblCellMar>
-            <w:top w:w="80" w:type="dxa"/>
-            <w:left w:w="120" w:type="dxa"/>
-            <w:bottom w:w="80" w:type="dxa"/>
-            <w:right w:w="120" w:type="dxa"/>
+            <w:top w:w="0" w:type="dxa"/>
+            <w:left w:w="108" w:type="dxa"/>
+            <w:bottom w:w="0" w:type="dxa"/>
+            <w:right w:w="108" w:type="dxa"/>
           </w:tblCellMar>
         </w:tblPrEx>
         <w:tc>
           <w:tcPr>
-            <w:tcW w:w="7200" w:type="dxa"/>
+            <w:tcW w:w="3600" w:type="dxa"/>
+            <w:tcMar>
+              <w:top w:w="80" w:type="dxa"/>
+              <w:left w:w="120" w:type="dxa"/>
+              <w:bottom w:w="80" w:type="dxa"/>
+              <w:right w:w="120" w:type="dxa"/>
+            </w:tcMar>
             <w:vAlign w:val="center"/>
           </w:tcPr>
           <w:p>
             <w:pPr>
-              <w:spacing w:before="0" w:after="0" w:line="276" w:lineRule="auto"/>
+              <w:spacing w:before="0" w:after="0" w:line="264" w:lineRule="auto"/>
+              <w:jc w:val="left"/>
             </w:pPr>
             <w:r>
               <w:rPr>
-                <w:rFonts w:ascii="Calibri" w:hAnsi="Calibri"/>
+                <w:rFonts w:ascii="Calibri" w:hAnsi="Calibri" w:eastAsia="微软雅黑"/>
                 <w:b w:val="0"/>
-                <w:sz w:val="19"/>
+                <w:sz w:val="20"/>
               </w:rPr>
               <w:t>Database cluster has been deployed</w:t>
             </w:r>
@@ -2761,20 +3015,27 @@
         </w:tc>
         <w:tc>
           <w:tcPr>
-            <w:tcW w:w="2160" w:type="dxa"/>
+            <w:tcW w:w="5760" w:type="dxa"/>
+            <w:tcMar>
+              <w:top w:w="80" w:type="dxa"/>
+              <w:left w:w="120" w:type="dxa"/>
+              <w:bottom w:w="80" w:type="dxa"/>
+              <w:right w:w="120" w:type="dxa"/>
+            </w:tcMar>
             <w:vAlign w:val="center"/>
           </w:tcPr>
           <w:p>
             <w:pPr>
-              <w:spacing w:before="0" w:after="0" w:line="276" w:lineRule="auto"/>
+              <w:spacing w:before="0" w:after="0" w:line="264" w:lineRule="auto"/>
+              <w:jc w:val="center"/>
             </w:pPr>
             <w:r>
               <w:rPr>
-                <w:rFonts w:ascii="Calibri" w:hAnsi="Calibri"/>
+                <w:rFonts w:ascii="Calibri" w:hAnsi="Calibri" w:eastAsia="微软雅黑"/>
                 <w:b w:val="0"/>
-                <w:sz w:val="19"/>
+                <w:sz w:val="20"/>
               </w:rPr>
-              <w:t>To be confirmed</w:t>
+              <w:t>Pending confirmation</w:t>
             </w:r>
           </w:p>
         </w:tc>
@@ -2782,55 +3043,69 @@
       <w:tr>
         <w:tblPrEx>
           <w:tblBorders>
-            <w:top w:val="single" w:color="B8C2CC" w:sz="4" w:space="0"/>
-            <w:left w:val="single" w:color="B8C2CC" w:sz="4" w:space="0"/>
-            <w:bottom w:val="single" w:color="B8C2CC" w:sz="4" w:space="0"/>
-            <w:right w:val="single" w:color="B8C2CC" w:sz="4" w:space="0"/>
-            <w:insideH w:val="single" w:color="B8C2CC" w:sz="4" w:space="0"/>
-            <w:insideV w:val="single" w:color="B8C2CC" w:sz="4" w:space="0"/>
+            <w:top w:val="single" w:color="D9DEE7" w:sz="6" w:space="0"/>
+            <w:left w:val="single" w:color="D9DEE7" w:sz="6" w:space="0"/>
+            <w:bottom w:val="single" w:color="D9DEE7" w:sz="6" w:space="0"/>
+            <w:right w:val="single" w:color="D9DEE7" w:sz="6" w:space="0"/>
+            <w:insideH w:val="single" w:color="D9DEE7" w:sz="6" w:space="0"/>
+            <w:insideV w:val="single" w:color="D9DEE7" w:sz="6" w:space="0"/>
           </w:tblBorders>
           <w:tblCellMar>
-            <w:top w:w="80" w:type="dxa"/>
-            <w:left w:w="120" w:type="dxa"/>
-            <w:bottom w:w="80" w:type="dxa"/>
-            <w:right w:w="120" w:type="dxa"/>
+            <w:top w:w="0" w:type="dxa"/>
+            <w:left w:w="108" w:type="dxa"/>
+            <w:bottom w:w="0" w:type="dxa"/>
+            <w:right w:w="108" w:type="dxa"/>
           </w:tblCellMar>
         </w:tblPrEx>
         <w:tc>
           <w:tcPr>
-            <w:tcW w:w="7200" w:type="dxa"/>
+            <w:tcW w:w="3600" w:type="dxa"/>
+            <w:tcMar>
+              <w:top w:w="80" w:type="dxa"/>
+              <w:left w:w="120" w:type="dxa"/>
+              <w:bottom w:w="80" w:type="dxa"/>
+              <w:right w:w="120" w:type="dxa"/>
+            </w:tcMar>
             <w:vAlign w:val="center"/>
           </w:tcPr>
           <w:p>
             <w:pPr>
-              <w:spacing w:before="0" w:after="0" w:line="276" w:lineRule="auto"/>
+              <w:spacing w:before="0" w:after="0" w:line="264" w:lineRule="auto"/>
+              <w:jc w:val="left"/>
             </w:pPr>
             <w:r>
               <w:rPr>
-                <w:rFonts w:ascii="Calibri" w:hAnsi="Calibri"/>
+                <w:rFonts w:ascii="Calibri" w:hAnsi="Calibri" w:eastAsia="微软雅黑"/>
                 <w:b w:val="0"/>
-                <w:sz w:val="19"/>
+                <w:sz w:val="20"/>
               </w:rPr>
-              <w:t>MinIO services have been deployed</w:t>
+              <w:t>MinIO cluster has been deployed</w:t>
             </w:r>
           </w:p>
         </w:tc>
         <w:tc>
           <w:tcPr>
-            <w:tcW w:w="2160" w:type="dxa"/>
+            <w:tcW w:w="5760" w:type="dxa"/>
+            <w:tcMar>
+              <w:top w:w="80" w:type="dxa"/>
+              <w:left w:w="120" w:type="dxa"/>
+              <w:bottom w:w="80" w:type="dxa"/>
+              <w:right w:w="120" w:type="dxa"/>
+            </w:tcMar>
             <w:vAlign w:val="center"/>
           </w:tcPr>
           <w:p>
             <w:pPr>
-              <w:spacing w:before="0" w:after="0" w:line="276" w:lineRule="auto"/>
+              <w:spacing w:before="0" w:after="0" w:line="264" w:lineRule="auto"/>
+              <w:jc w:val="center"/>
             </w:pPr>
             <w:r>
               <w:rPr>
-                <w:rFonts w:ascii="Calibri" w:hAnsi="Calibri"/>
+                <w:rFonts w:ascii="Calibri" w:hAnsi="Calibri" w:eastAsia="微软雅黑"/>
                 <w:b w:val="0"/>
-                <w:sz w:val="19"/>
+                <w:sz w:val="20"/>
               </w:rPr>
-              <w:t>To be confirmed</w:t>
+              <w:t>Pending confirmation</w:t>
             </w:r>
           </w:p>
         </w:tc>
@@ -2838,34 +3113,41 @@
       <w:tr>
         <w:tblPrEx>
           <w:tblBorders>
-            <w:top w:val="single" w:color="B8C2CC" w:sz="4" w:space="0"/>
-            <w:left w:val="single" w:color="B8C2CC" w:sz="4" w:space="0"/>
-            <w:bottom w:val="single" w:color="B8C2CC" w:sz="4" w:space="0"/>
-            <w:right w:val="single" w:color="B8C2CC" w:sz="4" w:space="0"/>
-            <w:insideH w:val="single" w:color="B8C2CC" w:sz="4" w:space="0"/>
-            <w:insideV w:val="single" w:color="B8C2CC" w:sz="4" w:space="0"/>
+            <w:top w:val="single" w:color="D9DEE7" w:sz="6" w:space="0"/>
+            <w:left w:val="single" w:color="D9DEE7" w:sz="6" w:space="0"/>
+            <w:bottom w:val="single" w:color="D9DEE7" w:sz="6" w:space="0"/>
+            <w:right w:val="single" w:color="D9DEE7" w:sz="6" w:space="0"/>
+            <w:insideH w:val="single" w:color="D9DEE7" w:sz="6" w:space="0"/>
+            <w:insideV w:val="single" w:color="D9DEE7" w:sz="6" w:space="0"/>
           </w:tblBorders>
           <w:tblCellMar>
-            <w:top w:w="80" w:type="dxa"/>
-            <w:left w:w="120" w:type="dxa"/>
-            <w:bottom w:w="80" w:type="dxa"/>
-            <w:right w:w="120" w:type="dxa"/>
+            <w:top w:w="0" w:type="dxa"/>
+            <w:left w:w="108" w:type="dxa"/>
+            <w:bottom w:w="0" w:type="dxa"/>
+            <w:right w:w="108" w:type="dxa"/>
           </w:tblCellMar>
         </w:tblPrEx>
         <w:tc>
           <w:tcPr>
-            <w:tcW w:w="7200" w:type="dxa"/>
+            <w:tcW w:w="3600" w:type="dxa"/>
+            <w:tcMar>
+              <w:top w:w="80" w:type="dxa"/>
+              <w:left w:w="120" w:type="dxa"/>
+              <w:bottom w:w="80" w:type="dxa"/>
+              <w:right w:w="120" w:type="dxa"/>
+            </w:tcMar>
             <w:vAlign w:val="center"/>
           </w:tcPr>
           <w:p>
             <w:pPr>
-              <w:spacing w:before="0" w:after="0" w:line="276" w:lineRule="auto"/>
+              <w:spacing w:before="0" w:after="0" w:line="264" w:lineRule="auto"/>
+              <w:jc w:val="left"/>
             </w:pPr>
             <w:r>
               <w:rPr>
-                <w:rFonts w:ascii="Calibri" w:hAnsi="Calibri"/>
+                <w:rFonts w:ascii="Calibri" w:hAnsi="Calibri" w:eastAsia="微软雅黑"/>
                 <w:b w:val="0"/>
-                <w:sz w:val="19"/>
+                <w:sz w:val="20"/>
               </w:rPr>
               <w:t>Application services have been deployed to the new environment</w:t>
             </w:r>
@@ -2873,20 +3155,27 @@
         </w:tc>
         <w:tc>
           <w:tcPr>
-            <w:tcW w:w="2160" w:type="dxa"/>
+            <w:tcW w:w="5760" w:type="dxa"/>
+            <w:tcMar>
+              <w:top w:w="80" w:type="dxa"/>
+              <w:left w:w="120" w:type="dxa"/>
+              <w:bottom w:w="80" w:type="dxa"/>
+              <w:right w:w="120" w:type="dxa"/>
+            </w:tcMar>
             <w:vAlign w:val="center"/>
           </w:tcPr>
           <w:p>
             <w:pPr>
-              <w:spacing w:before="0" w:after="0" w:line="276" w:lineRule="auto"/>
+              <w:spacing w:before="0" w:after="0" w:line="264" w:lineRule="auto"/>
+              <w:jc w:val="center"/>
             </w:pPr>
             <w:r>
               <w:rPr>
-                <w:rFonts w:ascii="Calibri" w:hAnsi="Calibri"/>
+                <w:rFonts w:ascii="Calibri" w:hAnsi="Calibri" w:eastAsia="微软雅黑"/>
                 <w:b w:val="0"/>
-                <w:sz w:val="19"/>
+                <w:sz w:val="20"/>
               </w:rPr>
-              <w:t>To be confirmed</w:t>
+              <w:t>Pending confirmation</w:t>
             </w:r>
           </w:p>
         </w:tc>
@@ -2894,55 +3183,69 @@
       <w:tr>
         <w:tblPrEx>
           <w:tblBorders>
-            <w:top w:val="single" w:color="B8C2CC" w:sz="4" w:space="0"/>
-            <w:left w:val="single" w:color="B8C2CC" w:sz="4" w:space="0"/>
-            <w:bottom w:val="single" w:color="B8C2CC" w:sz="4" w:space="0"/>
-            <w:right w:val="single" w:color="B8C2CC" w:sz="4" w:space="0"/>
-            <w:insideH w:val="single" w:color="B8C2CC" w:sz="4" w:space="0"/>
-            <w:insideV w:val="single" w:color="B8C2CC" w:sz="4" w:space="0"/>
+            <w:top w:val="single" w:color="D9DEE7" w:sz="6" w:space="0"/>
+            <w:left w:val="single" w:color="D9DEE7" w:sz="6" w:space="0"/>
+            <w:bottom w:val="single" w:color="D9DEE7" w:sz="6" w:space="0"/>
+            <w:right w:val="single" w:color="D9DEE7" w:sz="6" w:space="0"/>
+            <w:insideH w:val="single" w:color="D9DEE7" w:sz="6" w:space="0"/>
+            <w:insideV w:val="single" w:color="D9DEE7" w:sz="6" w:space="0"/>
           </w:tblBorders>
           <w:tblCellMar>
-            <w:top w:w="80" w:type="dxa"/>
-            <w:left w:w="120" w:type="dxa"/>
-            <w:bottom w:w="80" w:type="dxa"/>
-            <w:right w:w="120" w:type="dxa"/>
+            <w:top w:w="0" w:type="dxa"/>
+            <w:left w:w="108" w:type="dxa"/>
+            <w:bottom w:w="0" w:type="dxa"/>
+            <w:right w:w="108" w:type="dxa"/>
           </w:tblCellMar>
         </w:tblPrEx>
         <w:tc>
           <w:tcPr>
-            <w:tcW w:w="7200" w:type="dxa"/>
+            <w:tcW w:w="3600" w:type="dxa"/>
+            <w:tcMar>
+              <w:top w:w="80" w:type="dxa"/>
+              <w:left w:w="120" w:type="dxa"/>
+              <w:bottom w:w="80" w:type="dxa"/>
+              <w:right w:w="120" w:type="dxa"/>
+            </w:tcMar>
             <w:vAlign w:val="center"/>
           </w:tcPr>
           <w:p>
             <w:pPr>
-              <w:spacing w:before="0" w:after="0" w:line="276" w:lineRule="auto"/>
+              <w:spacing w:before="0" w:after="0" w:line="264" w:lineRule="auto"/>
+              <w:jc w:val="left"/>
             </w:pPr>
             <w:r>
               <w:rPr>
-                <w:rFonts w:ascii="Calibri" w:hAnsi="Calibri"/>
+                <w:rFonts w:ascii="Calibri" w:hAnsi="Calibri" w:eastAsia="微软雅黑"/>
                 <w:b w:val="0"/>
-                <w:sz w:val="19"/>
+                <w:sz w:val="20"/>
               </w:rPr>
-              <w:t>Final database backup is complete</w:t>
+              <w:t>Final database backup has been completed</w:t>
             </w:r>
           </w:p>
         </w:tc>
         <w:tc>
           <w:tcPr>
-            <w:tcW w:w="2160" w:type="dxa"/>
+            <w:tcW w:w="5760" w:type="dxa"/>
+            <w:tcMar>
+              <w:top w:w="80" w:type="dxa"/>
+              <w:left w:w="120" w:type="dxa"/>
+              <w:bottom w:w="80" w:type="dxa"/>
+              <w:right w:w="120" w:type="dxa"/>
+            </w:tcMar>
             <w:vAlign w:val="center"/>
           </w:tcPr>
           <w:p>
             <w:pPr>
-              <w:spacing w:before="0" w:after="0" w:line="276" w:lineRule="auto"/>
+              <w:spacing w:before="0" w:after="0" w:line="264" w:lineRule="auto"/>
+              <w:jc w:val="center"/>
             </w:pPr>
             <w:r>
               <w:rPr>
-                <w:rFonts w:ascii="Calibri" w:hAnsi="Calibri"/>
+                <w:rFonts w:ascii="Calibri" w:hAnsi="Calibri" w:eastAsia="微软雅黑"/>
                 <w:b w:val="0"/>
-                <w:sz w:val="19"/>
+                <w:sz w:val="20"/>
               </w:rPr>
-              <w:t>To be confirmed</w:t>
+              <w:t>Pending confirmation</w:t>
             </w:r>
           </w:p>
         </w:tc>
@@ -2950,55 +3253,69 @@
       <w:tr>
         <w:tblPrEx>
           <w:tblBorders>
-            <w:top w:val="single" w:color="B8C2CC" w:sz="4" w:space="0"/>
-            <w:left w:val="single" w:color="B8C2CC" w:sz="4" w:space="0"/>
-            <w:bottom w:val="single" w:color="B8C2CC" w:sz="4" w:space="0"/>
-            <w:right w:val="single" w:color="B8C2CC" w:sz="4" w:space="0"/>
-            <w:insideH w:val="single" w:color="B8C2CC" w:sz="4" w:space="0"/>
-            <w:insideV w:val="single" w:color="B8C2CC" w:sz="4" w:space="0"/>
+            <w:top w:val="single" w:color="D9DEE7" w:sz="6" w:space="0"/>
+            <w:left w:val="single" w:color="D9DEE7" w:sz="6" w:space="0"/>
+            <w:bottom w:val="single" w:color="D9DEE7" w:sz="6" w:space="0"/>
+            <w:right w:val="single" w:color="D9DEE7" w:sz="6" w:space="0"/>
+            <w:insideH w:val="single" w:color="D9DEE7" w:sz="6" w:space="0"/>
+            <w:insideV w:val="single" w:color="D9DEE7" w:sz="6" w:space="0"/>
           </w:tblBorders>
           <w:tblCellMar>
-            <w:top w:w="80" w:type="dxa"/>
-            <w:left w:w="120" w:type="dxa"/>
-            <w:bottom w:w="80" w:type="dxa"/>
-            <w:right w:w="120" w:type="dxa"/>
+            <w:top w:w="0" w:type="dxa"/>
+            <w:left w:w="108" w:type="dxa"/>
+            <w:bottom w:w="0" w:type="dxa"/>
+            <w:right w:w="108" w:type="dxa"/>
           </w:tblCellMar>
         </w:tblPrEx>
         <w:tc>
           <w:tcPr>
-            <w:tcW w:w="7200" w:type="dxa"/>
+            <w:tcW w:w="3600" w:type="dxa"/>
+            <w:tcMar>
+              <w:top w:w="80" w:type="dxa"/>
+              <w:left w:w="120" w:type="dxa"/>
+              <w:bottom w:w="80" w:type="dxa"/>
+              <w:right w:w="120" w:type="dxa"/>
+            </w:tcMar>
             <w:vAlign w:val="center"/>
           </w:tcPr>
           <w:p>
             <w:pPr>
-              <w:spacing w:before="0" w:after="0" w:line="276" w:lineRule="auto"/>
+              <w:spacing w:before="0" w:after="0" w:line="264" w:lineRule="auto"/>
+              <w:jc w:val="left"/>
             </w:pPr>
             <w:r>
               <w:rPr>
-                <w:rFonts w:ascii="Calibri" w:hAnsi="Calibri"/>
+                <w:rFonts w:ascii="Calibri" w:hAnsi="Calibri" w:eastAsia="微软雅黑"/>
                 <w:b w:val="0"/>
-                <w:sz w:val="19"/>
+                <w:sz w:val="20"/>
               </w:rPr>
-              <w:t>Final MinIO synchronization is complete</w:t>
+              <w:t>Final MinIO synchronization has been completed</w:t>
             </w:r>
           </w:p>
         </w:tc>
         <w:tc>
           <w:tcPr>
-            <w:tcW w:w="2160" w:type="dxa"/>
+            <w:tcW w:w="5760" w:type="dxa"/>
+            <w:tcMar>
+              <w:top w:w="80" w:type="dxa"/>
+              <w:left w:w="120" w:type="dxa"/>
+              <w:bottom w:w="80" w:type="dxa"/>
+              <w:right w:w="120" w:type="dxa"/>
+            </w:tcMar>
             <w:vAlign w:val="center"/>
           </w:tcPr>
           <w:p>
             <w:pPr>
-              <w:spacing w:before="0" w:after="0" w:line="276" w:lineRule="auto"/>
+              <w:spacing w:before="0" w:after="0" w:line="264" w:lineRule="auto"/>
+              <w:jc w:val="center"/>
             </w:pPr>
             <w:r>
               <w:rPr>
-                <w:rFonts w:ascii="Calibri" w:hAnsi="Calibri"/>
+                <w:rFonts w:ascii="Calibri" w:hAnsi="Calibri" w:eastAsia="微软雅黑"/>
                 <w:b w:val="0"/>
-                <w:sz w:val="19"/>
+                <w:sz w:val="20"/>
               </w:rPr>
-              <w:t>To be confirmed</w:t>
+              <w:t>Pending confirmation</w:t>
             </w:r>
           </w:p>
         </w:tc>
@@ -3006,55 +3323,69 @@
       <w:tr>
         <w:tblPrEx>
           <w:tblBorders>
-            <w:top w:val="single" w:color="B8C2CC" w:sz="4" w:space="0"/>
-            <w:left w:val="single" w:color="B8C2CC" w:sz="4" w:space="0"/>
-            <w:bottom w:val="single" w:color="B8C2CC" w:sz="4" w:space="0"/>
-            <w:right w:val="single" w:color="B8C2CC" w:sz="4" w:space="0"/>
-            <w:insideH w:val="single" w:color="B8C2CC" w:sz="4" w:space="0"/>
-            <w:insideV w:val="single" w:color="B8C2CC" w:sz="4" w:space="0"/>
+            <w:top w:val="single" w:color="D9DEE7" w:sz="6" w:space="0"/>
+            <w:left w:val="single" w:color="D9DEE7" w:sz="6" w:space="0"/>
+            <w:bottom w:val="single" w:color="D9DEE7" w:sz="6" w:space="0"/>
+            <w:right w:val="single" w:color="D9DEE7" w:sz="6" w:space="0"/>
+            <w:insideH w:val="single" w:color="D9DEE7" w:sz="6" w:space="0"/>
+            <w:insideV w:val="single" w:color="D9DEE7" w:sz="6" w:space="0"/>
           </w:tblBorders>
           <w:tblCellMar>
-            <w:top w:w="80" w:type="dxa"/>
-            <w:left w:w="120" w:type="dxa"/>
-            <w:bottom w:w="80" w:type="dxa"/>
-            <w:right w:w="120" w:type="dxa"/>
+            <w:top w:w="0" w:type="dxa"/>
+            <w:left w:w="108" w:type="dxa"/>
+            <w:bottom w:w="0" w:type="dxa"/>
+            <w:right w:w="108" w:type="dxa"/>
           </w:tblCellMar>
         </w:tblPrEx>
         <w:tc>
           <w:tcPr>
-            <w:tcW w:w="7200" w:type="dxa"/>
+            <w:tcW w:w="3600" w:type="dxa"/>
+            <w:tcMar>
+              <w:top w:w="80" w:type="dxa"/>
+              <w:left w:w="120" w:type="dxa"/>
+              <w:bottom w:w="80" w:type="dxa"/>
+              <w:right w:w="120" w:type="dxa"/>
+            </w:tcMar>
             <w:vAlign w:val="center"/>
           </w:tcPr>
           <w:p>
             <w:pPr>
-              <w:spacing w:before="0" w:after="0" w:line="276" w:lineRule="auto"/>
+              <w:spacing w:before="0" w:after="0" w:line="264" w:lineRule="auto"/>
+              <w:jc w:val="left"/>
             </w:pPr>
             <w:r>
               <w:rPr>
-                <w:rFonts w:ascii="Calibri" w:hAnsi="Calibri"/>
+                <w:rFonts w:ascii="Calibri" w:hAnsi="Calibri" w:eastAsia="微软雅黑"/>
                 <w:b w:val="0"/>
-                <w:sz w:val="19"/>
+                <w:sz w:val="20"/>
               </w:rPr>
-              <w:t>Database restore verification has passed</w:t>
+              <w:t>Database restore validation has passed</w:t>
             </w:r>
           </w:p>
         </w:tc>
         <w:tc>
           <w:tcPr>
-            <w:tcW w:w="2160" w:type="dxa"/>
+            <w:tcW w:w="5760" w:type="dxa"/>
+            <w:tcMar>
+              <w:top w:w="80" w:type="dxa"/>
+              <w:left w:w="120" w:type="dxa"/>
+              <w:bottom w:w="80" w:type="dxa"/>
+              <w:right w:w="120" w:type="dxa"/>
+            </w:tcMar>
             <w:vAlign w:val="center"/>
           </w:tcPr>
           <w:p>
             <w:pPr>
-              <w:spacing w:before="0" w:after="0" w:line="276" w:lineRule="auto"/>
+              <w:spacing w:before="0" w:after="0" w:line="264" w:lineRule="auto"/>
+              <w:jc w:val="center"/>
             </w:pPr>
             <w:r>
               <w:rPr>
-                <w:rFonts w:ascii="Calibri" w:hAnsi="Calibri"/>
+                <w:rFonts w:ascii="Calibri" w:hAnsi="Calibri" w:eastAsia="微软雅黑"/>
                 <w:b w:val="0"/>
-                <w:sz w:val="19"/>
+                <w:sz w:val="20"/>
               </w:rPr>
-              <w:t>To be confirmed</w:t>
+              <w:t>Pending confirmation</w:t>
             </w:r>
           </w:p>
         </w:tc>
@@ -3062,55 +3393,69 @@
       <w:tr>
         <w:tblPrEx>
           <w:tblBorders>
-            <w:top w:val="single" w:color="B8C2CC" w:sz="4" w:space="0"/>
-            <w:left w:val="single" w:color="B8C2CC" w:sz="4" w:space="0"/>
-            <w:bottom w:val="single" w:color="B8C2CC" w:sz="4" w:space="0"/>
-            <w:right w:val="single" w:color="B8C2CC" w:sz="4" w:space="0"/>
-            <w:insideH w:val="single" w:color="B8C2CC" w:sz="4" w:space="0"/>
-            <w:insideV w:val="single" w:color="B8C2CC" w:sz="4" w:space="0"/>
+            <w:top w:val="single" w:color="D9DEE7" w:sz="6" w:space="0"/>
+            <w:left w:val="single" w:color="D9DEE7" w:sz="6" w:space="0"/>
+            <w:bottom w:val="single" w:color="D9DEE7" w:sz="6" w:space="0"/>
+            <w:right w:val="single" w:color="D9DEE7" w:sz="6" w:space="0"/>
+            <w:insideH w:val="single" w:color="D9DEE7" w:sz="6" w:space="0"/>
+            <w:insideV w:val="single" w:color="D9DEE7" w:sz="6" w:space="0"/>
           </w:tblBorders>
           <w:tblCellMar>
-            <w:top w:w="80" w:type="dxa"/>
-            <w:left w:w="120" w:type="dxa"/>
-            <w:bottom w:w="80" w:type="dxa"/>
-            <w:right w:w="120" w:type="dxa"/>
+            <w:top w:w="0" w:type="dxa"/>
+            <w:left w:w="108" w:type="dxa"/>
+            <w:bottom w:w="0" w:type="dxa"/>
+            <w:right w:w="108" w:type="dxa"/>
           </w:tblCellMar>
         </w:tblPrEx>
         <w:tc>
           <w:tcPr>
-            <w:tcW w:w="7200" w:type="dxa"/>
+            <w:tcW w:w="3600" w:type="dxa"/>
+            <w:tcMar>
+              <w:top w:w="80" w:type="dxa"/>
+              <w:left w:w="120" w:type="dxa"/>
+              <w:bottom w:w="80" w:type="dxa"/>
+              <w:right w:w="120" w:type="dxa"/>
+            </w:tcMar>
             <w:vAlign w:val="center"/>
           </w:tcPr>
           <w:p>
             <w:pPr>
-              <w:spacing w:before="0" w:after="0" w:line="276" w:lineRule="auto"/>
+              <w:spacing w:before="0" w:after="0" w:line="264" w:lineRule="auto"/>
+              <w:jc w:val="left"/>
             </w:pPr>
             <w:r>
               <w:rPr>
-                <w:rFonts w:ascii="Calibri" w:hAnsi="Calibri"/>
+                <w:rFonts w:ascii="Calibri" w:hAnsi="Calibri" w:eastAsia="微软雅黑"/>
                 <w:b w:val="0"/>
-                <w:sz w:val="19"/>
+                <w:sz w:val="20"/>
               </w:rPr>
-              <w:t>MinIO restore verification has passed</w:t>
+              <w:t>MinIO restore validation has passed</w:t>
             </w:r>
           </w:p>
         </w:tc>
         <w:tc>
           <w:tcPr>
-            <w:tcW w:w="2160" w:type="dxa"/>
+            <w:tcW w:w="5760" w:type="dxa"/>
+            <w:tcMar>
+              <w:top w:w="80" w:type="dxa"/>
+              <w:left w:w="120" w:type="dxa"/>
+              <w:bottom w:w="80" w:type="dxa"/>
+              <w:right w:w="120" w:type="dxa"/>
+            </w:tcMar>
             <w:vAlign w:val="center"/>
           </w:tcPr>
           <w:p>
             <w:pPr>
-              <w:spacing w:before="0" w:after="0" w:line="276" w:lineRule="auto"/>
+              <w:spacing w:before="0" w:after="0" w:line="264" w:lineRule="auto"/>
+              <w:jc w:val="center"/>
             </w:pPr>
             <w:r>
               <w:rPr>
-                <w:rFonts w:ascii="Calibri" w:hAnsi="Calibri"/>
+                <w:rFonts w:ascii="Calibri" w:hAnsi="Calibri" w:eastAsia="微软雅黑"/>
                 <w:b w:val="0"/>
-                <w:sz w:val="19"/>
+                <w:sz w:val="20"/>
               </w:rPr>
-              <w:t>To be confirmed</w:t>
+              <w:t>Pending confirmation</w:t>
             </w:r>
           </w:p>
         </w:tc>
@@ -3118,55 +3463,69 @@
       <w:tr>
         <w:tblPrEx>
           <w:tblBorders>
-            <w:top w:val="single" w:color="B8C2CC" w:sz="4" w:space="0"/>
-            <w:left w:val="single" w:color="B8C2CC" w:sz="4" w:space="0"/>
-            <w:bottom w:val="single" w:color="B8C2CC" w:sz="4" w:space="0"/>
-            <w:right w:val="single" w:color="B8C2CC" w:sz="4" w:space="0"/>
-            <w:insideH w:val="single" w:color="B8C2CC" w:sz="4" w:space="0"/>
-            <w:insideV w:val="single" w:color="B8C2CC" w:sz="4" w:space="0"/>
+            <w:top w:val="single" w:color="D9DEE7" w:sz="6" w:space="0"/>
+            <w:left w:val="single" w:color="D9DEE7" w:sz="6" w:space="0"/>
+            <w:bottom w:val="single" w:color="D9DEE7" w:sz="6" w:space="0"/>
+            <w:right w:val="single" w:color="D9DEE7" w:sz="6" w:space="0"/>
+            <w:insideH w:val="single" w:color="D9DEE7" w:sz="6" w:space="0"/>
+            <w:insideV w:val="single" w:color="D9DEE7" w:sz="6" w:space="0"/>
           </w:tblBorders>
           <w:tblCellMar>
-            <w:top w:w="80" w:type="dxa"/>
-            <w:left w:w="120" w:type="dxa"/>
-            <w:bottom w:w="80" w:type="dxa"/>
-            <w:right w:w="120" w:type="dxa"/>
+            <w:top w:w="0" w:type="dxa"/>
+            <w:left w:w="108" w:type="dxa"/>
+            <w:bottom w:w="0" w:type="dxa"/>
+            <w:right w:w="108" w:type="dxa"/>
           </w:tblCellMar>
         </w:tblPrEx>
         <w:tc>
           <w:tcPr>
-            <w:tcW w:w="7200" w:type="dxa"/>
+            <w:tcW w:w="3600" w:type="dxa"/>
+            <w:tcMar>
+              <w:top w:w="80" w:type="dxa"/>
+              <w:left w:w="120" w:type="dxa"/>
+              <w:bottom w:w="80" w:type="dxa"/>
+              <w:right w:w="120" w:type="dxa"/>
+            </w:tcMar>
             <w:vAlign w:val="center"/>
           </w:tcPr>
           <w:p>
             <w:pPr>
-              <w:spacing w:before="0" w:after="0" w:line="276" w:lineRule="auto"/>
+              <w:spacing w:before="0" w:after="0" w:line="264" w:lineRule="auto"/>
+              <w:jc w:val="left"/>
             </w:pPr>
             <w:r>
               <w:rPr>
-                <w:rFonts w:ascii="Calibri" w:hAnsi="Calibri"/>
+                <w:rFonts w:ascii="Calibri" w:hAnsi="Calibri" w:eastAsia="微软雅黑"/>
                 <w:b w:val="0"/>
-                <w:sz w:val="19"/>
+                <w:sz w:val="20"/>
               </w:rPr>
-              <w:t>New environment business verification has passed</w:t>
+              <w:t>Business validation in the new environment has passed</w:t>
             </w:r>
           </w:p>
         </w:tc>
         <w:tc>
           <w:tcPr>
-            <w:tcW w:w="2160" w:type="dxa"/>
+            <w:tcW w:w="5760" w:type="dxa"/>
+            <w:tcMar>
+              <w:top w:w="80" w:type="dxa"/>
+              <w:left w:w="120" w:type="dxa"/>
+              <w:bottom w:w="80" w:type="dxa"/>
+              <w:right w:w="120" w:type="dxa"/>
+            </w:tcMar>
             <w:vAlign w:val="center"/>
           </w:tcPr>
           <w:p>
             <w:pPr>
-              <w:spacing w:before="0" w:after="0" w:line="276" w:lineRule="auto"/>
+              <w:spacing w:before="0" w:after="0" w:line="264" w:lineRule="auto"/>
+              <w:jc w:val="center"/>
             </w:pPr>
             <w:r>
               <w:rPr>
-                <w:rFonts w:ascii="Calibri" w:hAnsi="Calibri"/>
+                <w:rFonts w:ascii="Calibri" w:hAnsi="Calibri" w:eastAsia="微软雅黑"/>
                 <w:b w:val="0"/>
-                <w:sz w:val="19"/>
+                <w:sz w:val="20"/>
               </w:rPr>
-              <w:t>To be confirmed</w:t>
+              <w:t>Pending confirmation</w:t>
             </w:r>
           </w:p>
         </w:tc>
@@ -3174,55 +3533,69 @@
       <w:tr>
         <w:tblPrEx>
           <w:tblBorders>
-            <w:top w:val="single" w:color="B8C2CC" w:sz="4" w:space="0"/>
-            <w:left w:val="single" w:color="B8C2CC" w:sz="4" w:space="0"/>
-            <w:bottom w:val="single" w:color="B8C2CC" w:sz="4" w:space="0"/>
-            <w:right w:val="single" w:color="B8C2CC" w:sz="4" w:space="0"/>
-            <w:insideH w:val="single" w:color="B8C2CC" w:sz="4" w:space="0"/>
-            <w:insideV w:val="single" w:color="B8C2CC" w:sz="4" w:space="0"/>
+            <w:top w:val="single" w:color="D9DEE7" w:sz="6" w:space="0"/>
+            <w:left w:val="single" w:color="D9DEE7" w:sz="6" w:space="0"/>
+            <w:bottom w:val="single" w:color="D9DEE7" w:sz="6" w:space="0"/>
+            <w:right w:val="single" w:color="D9DEE7" w:sz="6" w:space="0"/>
+            <w:insideH w:val="single" w:color="D9DEE7" w:sz="6" w:space="0"/>
+            <w:insideV w:val="single" w:color="D9DEE7" w:sz="6" w:space="0"/>
           </w:tblBorders>
           <w:tblCellMar>
-            <w:top w:w="80" w:type="dxa"/>
-            <w:left w:w="120" w:type="dxa"/>
-            <w:bottom w:w="80" w:type="dxa"/>
-            <w:right w:w="120" w:type="dxa"/>
+            <w:top w:w="0" w:type="dxa"/>
+            <w:left w:w="108" w:type="dxa"/>
+            <w:bottom w:w="0" w:type="dxa"/>
+            <w:right w:w="108" w:type="dxa"/>
           </w:tblCellMar>
         </w:tblPrEx>
         <w:tc>
           <w:tcPr>
-            <w:tcW w:w="7200" w:type="dxa"/>
+            <w:tcW w:w="3600" w:type="dxa"/>
+            <w:tcMar>
+              <w:top w:w="80" w:type="dxa"/>
+              <w:left w:w="120" w:type="dxa"/>
+              <w:bottom w:w="80" w:type="dxa"/>
+              <w:right w:w="120" w:type="dxa"/>
+            </w:tcMar>
             <w:vAlign w:val="center"/>
           </w:tcPr>
           <w:p>
             <w:pPr>
-              <w:spacing w:before="0" w:after="0" w:line="276" w:lineRule="auto"/>
+              <w:spacing w:before="0" w:after="0" w:line="264" w:lineRule="auto"/>
+              <w:jc w:val="left"/>
             </w:pPr>
             <w:r>
               <w:rPr>
-                <w:rFonts w:ascii="Calibri" w:hAnsi="Calibri"/>
+                <w:rFonts w:ascii="Calibri" w:hAnsi="Calibri" w:eastAsia="微软雅黑"/>
                 <w:b w:val="0"/>
-                <w:sz w:val="19"/>
+                <w:sz w:val="20"/>
               </w:rPr>
-              <w:t>DNS resolution and entry access have been verified</w:t>
+              <w:t>DNS resolution and entry-point access have been validated</w:t>
             </w:r>
           </w:p>
         </w:tc>
         <w:tc>
           <w:tcPr>
-            <w:tcW w:w="2160" w:type="dxa"/>
+            <w:tcW w:w="5760" w:type="dxa"/>
+            <w:tcMar>
+              <w:top w:w="80" w:type="dxa"/>
+              <w:left w:w="120" w:type="dxa"/>
+              <w:bottom w:w="80" w:type="dxa"/>
+              <w:right w:w="120" w:type="dxa"/>
+            </w:tcMar>
             <w:vAlign w:val="center"/>
           </w:tcPr>
           <w:p>
             <w:pPr>
-              <w:spacing w:before="0" w:after="0" w:line="276" w:lineRule="auto"/>
+              <w:spacing w:before="0" w:after="0" w:line="264" w:lineRule="auto"/>
+              <w:jc w:val="center"/>
             </w:pPr>
             <w:r>
               <w:rPr>
-                <w:rFonts w:ascii="Calibri" w:hAnsi="Calibri"/>
+                <w:rFonts w:ascii="Calibri" w:hAnsi="Calibri" w:eastAsia="微软雅黑"/>
                 <w:b w:val="0"/>
-                <w:sz w:val="19"/>
+                <w:sz w:val="20"/>
               </w:rPr>
-              <w:t>To be confirmed</w:t>
+              <w:t>Pending confirmation</w:t>
             </w:r>
           </w:p>
         </w:tc>
@@ -3230,34 +3603,41 @@
       <w:tr>
         <w:tblPrEx>
           <w:tblBorders>
-            <w:top w:val="single" w:color="B8C2CC" w:sz="4" w:space="0"/>
-            <w:left w:val="single" w:color="B8C2CC" w:sz="4" w:space="0"/>
-            <w:bottom w:val="single" w:color="B8C2CC" w:sz="4" w:space="0"/>
-            <w:right w:val="single" w:color="B8C2CC" w:sz="4" w:space="0"/>
-            <w:insideH w:val="single" w:color="B8C2CC" w:sz="4" w:space="0"/>
-            <w:insideV w:val="single" w:color="B8C2CC" w:sz="4" w:space="0"/>
+            <w:top w:val="single" w:color="D9DEE7" w:sz="6" w:space="0"/>
+            <w:left w:val="single" w:color="D9DEE7" w:sz="6" w:space="0"/>
+            <w:bottom w:val="single" w:color="D9DEE7" w:sz="6" w:space="0"/>
+            <w:right w:val="single" w:color="D9DEE7" w:sz="6" w:space="0"/>
+            <w:insideH w:val="single" w:color="D9DEE7" w:sz="6" w:space="0"/>
+            <w:insideV w:val="single" w:color="D9DEE7" w:sz="6" w:space="0"/>
           </w:tblBorders>
           <w:tblCellMar>
-            <w:top w:w="80" w:type="dxa"/>
-            <w:left w:w="120" w:type="dxa"/>
-            <w:bottom w:w="80" w:type="dxa"/>
-            <w:right w:w="120" w:type="dxa"/>
+            <w:top w:w="0" w:type="dxa"/>
+            <w:left w:w="108" w:type="dxa"/>
+            <w:bottom w:w="0" w:type="dxa"/>
+            <w:right w:w="108" w:type="dxa"/>
           </w:tblCellMar>
         </w:tblPrEx>
         <w:tc>
           <w:tcPr>
-            <w:tcW w:w="7200" w:type="dxa"/>
+            <w:tcW w:w="3600" w:type="dxa"/>
+            <w:tcMar>
+              <w:top w:w="80" w:type="dxa"/>
+              <w:left w:w="120" w:type="dxa"/>
+              <w:bottom w:w="80" w:type="dxa"/>
+              <w:right w:w="120" w:type="dxa"/>
+            </w:tcMar>
             <w:vAlign w:val="center"/>
           </w:tcPr>
           <w:p>
             <w:pPr>
-              <w:spacing w:before="0" w:after="0" w:line="276" w:lineRule="auto"/>
+              <w:spacing w:before="0" w:after="0" w:line="264" w:lineRule="auto"/>
+              <w:jc w:val="left"/>
             </w:pPr>
             <w:r>
               <w:rPr>
-                <w:rFonts w:ascii="Calibri" w:hAnsi="Calibri"/>
+                <w:rFonts w:ascii="Calibri" w:hAnsi="Calibri" w:eastAsia="微软雅黑"/>
                 <w:b w:val="0"/>
-                <w:sz w:val="19"/>
+                <w:sz w:val="20"/>
               </w:rPr>
               <w:t>Post-migration monitoring is normal</w:t>
             </w:r>
@@ -3265,76 +3645,27 @@
         </w:tc>
         <w:tc>
           <w:tcPr>
-            <w:tcW w:w="2160" w:type="dxa"/>
+            <w:tcW w:w="5760" w:type="dxa"/>
+            <w:tcMar>
+              <w:top w:w="80" w:type="dxa"/>
+              <w:left w:w="120" w:type="dxa"/>
+              <w:bottom w:w="80" w:type="dxa"/>
+              <w:right w:w="120" w:type="dxa"/>
+            </w:tcMar>
             <w:vAlign w:val="center"/>
           </w:tcPr>
           <w:p>
             <w:pPr>
-              <w:spacing w:before="0" w:after="0" w:line="276" w:lineRule="auto"/>
+              <w:spacing w:before="0" w:after="0" w:line="264" w:lineRule="auto"/>
+              <w:jc w:val="center"/>
             </w:pPr>
             <w:r>
               <w:rPr>
-                <w:rFonts w:ascii="Calibri" w:hAnsi="Calibri"/>
+                <w:rFonts w:ascii="Calibri" w:hAnsi="Calibri" w:eastAsia="微软雅黑"/>
                 <w:b w:val="0"/>
-                <w:sz w:val="19"/>
+                <w:sz w:val="20"/>
               </w:rPr>
-              <w:t>To be confirmed</w:t>
-            </w:r>
-          </w:p>
-        </w:tc>
-      </w:tr>
-      <w:tr>
-        <w:tblPrEx>
-          <w:tblBorders>
-            <w:top w:val="single" w:color="B8C2CC" w:sz="4" w:space="0"/>
-            <w:left w:val="single" w:color="B8C2CC" w:sz="4" w:space="0"/>
-            <w:bottom w:val="single" w:color="B8C2CC" w:sz="4" w:space="0"/>
-            <w:right w:val="single" w:color="B8C2CC" w:sz="4" w:space="0"/>
-            <w:insideH w:val="single" w:color="B8C2CC" w:sz="4" w:space="0"/>
-            <w:insideV w:val="single" w:color="B8C2CC" w:sz="4" w:space="0"/>
-          </w:tblBorders>
-          <w:tblCellMar>
-            <w:top w:w="80" w:type="dxa"/>
-            <w:left w:w="120" w:type="dxa"/>
-            <w:bottom w:w="80" w:type="dxa"/>
-            <w:right w:w="120" w:type="dxa"/>
-          </w:tblCellMar>
-        </w:tblPrEx>
-        <w:tc>
-          <w:tcPr>
-            <w:tcW w:w="7200" w:type="dxa"/>
-            <w:vAlign w:val="center"/>
-          </w:tcPr>
-          <w:p>
-            <w:pPr>
-              <w:spacing w:before="0" w:after="0" w:line="276" w:lineRule="auto"/>
-            </w:pPr>
-            <w:r>
-              <w:rPr>
-                <w:rFonts w:ascii="Calibri" w:hAnsi="Calibri"/>
-                <w:b w:val="0"/>
-                <w:sz w:val="19"/>
-              </w:rPr>
-              <w:t>Old environment is retained for observation</w:t>
-            </w:r>
-          </w:p>
-        </w:tc>
-        <w:tc>
-          <w:tcPr>
-            <w:tcW w:w="2160" w:type="dxa"/>
-            <w:vAlign w:val="center"/>
-          </w:tcPr>
-          <w:p>
-            <w:pPr>
-              <w:spacing w:before="0" w:after="0" w:line="276" w:lineRule="auto"/>
-            </w:pPr>
-            <w:r>
-              <w:rPr>
-                <w:rFonts w:ascii="Calibri" w:hAnsi="Calibri"/>
-                <w:b w:val="0"/>
-                <w:sz w:val="19"/>
-              </w:rPr>
-              <w:t>To be confirmed</w:t>
+              <w:t>Pending confirmation</w:t>
             </w:r>
           </w:p>
         </w:tc>
@@ -3342,12 +3673,7 @@
     </w:tbl>
     <w:p>
       <w:pPr>
-        <w:spacing w:before="0" w:after="120" w:line="300" w:lineRule="auto"/>
-      </w:pPr>
-    </w:p>
-    <w:p>
-      <w:pPr>
-        <w:spacing w:before="0" w:after="0" w:line="300" w:lineRule="auto"/>
+        <w:spacing w:before="0" w:after="160" w:line="240" w:lineRule="auto"/>
       </w:pPr>
     </w:p>
     <w:sectPr>
@@ -3392,40 +3718,13 @@
   <w:p>
     <w:pPr>
       <w:pStyle w:val="24"/>
-      <w:spacing w:before="0" w:after="0" w:line="240" w:lineRule="auto"/>
       <w:jc w:val="right"/>
     </w:pPr>
     <w:r>
       <w:rPr>
         <w:rFonts w:ascii="Calibri" w:hAnsi="Calibri"/>
-        <w:color w:val="667085"/>
-        <w:sz w:val="18"/>
       </w:rPr>
       <w:t xml:space="preserve">Page </w:t>
-    </w:r>
-    <w:r>
-      <w:rPr>
-        <w:rFonts w:ascii="Calibri" w:hAnsi="Calibri"/>
-        <w:color w:val="667085"/>
-        <w:sz w:val="18"/>
-      </w:rPr>
-      <w:fldChar w:fldCharType="begin"/>
-    </w:r>
-    <w:r>
-      <w:rPr>
-        <w:rFonts w:ascii="Calibri" w:hAnsi="Calibri"/>
-        <w:color w:val="667085"/>
-        <w:sz w:val="18"/>
-      </w:rPr>
-      <w:instrText xml:space="preserve"> PAGE </w:instrText>
-    </w:r>
-    <w:r>
-      <w:rPr>
-        <w:rFonts w:ascii="Calibri" w:hAnsi="Calibri"/>
-        <w:color w:val="667085"/>
-        <w:sz w:val="18"/>
-      </w:rPr>
-      <w:fldChar w:fldCharType="end"/>
     </w:r>
   </w:p>
 </w:ftr>
@@ -3436,7 +3735,7 @@
   <w:footnote w:type="separator" w:id="0">
     <w:p>
       <w:pPr>
-        <w:spacing w:before="0" w:after="0" w:line="300" w:lineRule="auto"/>
+        <w:spacing w:before="0" w:after="0" w:line="264" w:lineRule="auto"/>
       </w:pPr>
       <w:r>
         <w:separator/>
@@ -3446,7 +3745,7 @@
   <w:footnote w:type="continuationSeparator" w:id="1">
     <w:p>
       <w:pPr>
-        <w:spacing w:before="0" w:after="0" w:line="300" w:lineRule="auto"/>
+        <w:spacing w:before="0" w:after="0" w:line="264" w:lineRule="auto"/>
       </w:pPr>
       <w:r>
         <w:continuationSeparator/>
@@ -3461,13 +3760,12 @@
   <w:p>
     <w:pPr>
       <w:pStyle w:val="25"/>
-      <w:spacing w:before="0" w:after="0" w:line="240" w:lineRule="auto"/>
-      <w:jc w:val="left"/>
+      <w:jc w:val="right"/>
     </w:pPr>
     <w:r>
       <w:rPr>
-        <w:rFonts w:ascii="Calibri" w:hAnsi="Calibri"/>
-        <w:color w:val="667085"/>
+        <w:rFonts w:ascii="Calibri" w:hAnsi="Calibri" w:eastAsia="微软雅黑"/>
+        <w:color w:val="666666"/>
         <w:sz w:val="18"/>
       </w:rPr>
       <w:t>Algeria Project Migration Plan</w:t>
@@ -3479,71 +3777,39 @@
 <file path=word/numbering.xml><?xml version="1.0" encoding="utf-8"?>
 <w:numbering xmlns:wpc="http://schemas.microsoft.com/office/word/2010/wordprocessingCanvas" xmlns:mc="http://schemas.openxmlformats.org/markup-compatibility/2006" xmlns:o="urn:schemas-microsoft-com:office:office" xmlns:r="http://schemas.openxmlformats.org/officeDocument/2006/relationships" xmlns:m="http://schemas.openxmlformats.org/officeDocument/2006/math" xmlns:v="urn:schemas-microsoft-com:vml" xmlns:wp14="http://schemas.microsoft.com/office/word/2010/wordprocessingDrawing" xmlns:wp="http://schemas.openxmlformats.org/drawingml/2006/wordprocessingDrawing" xmlns:w10="urn:schemas-microsoft-com:office:word" xmlns:w="http://schemas.openxmlformats.org/wordprocessingml/2006/main" xmlns:w14="http://schemas.microsoft.com/office/word/2010/wordml" xmlns:wpg="http://schemas.microsoft.com/office/word/2010/wordprocessingGroup" xmlns:wpi="http://schemas.microsoft.com/office/word/2010/wordprocessingInk" xmlns:wne="http://schemas.microsoft.com/office/word/2006/wordml" xmlns:wps="http://schemas.microsoft.com/office/word/2010/wordprocessingShape" xmlns:wpsCustomData="http://www.wps.cn/officeDocument/2013/wpsCustomData" mc:Ignorable="w14 wp14">
   <w:abstractNum w:abstractNumId="0">
-    <w:nsid w:val="CF092B84"/>
+    <w:nsid w:val="A5EB69BC"/>
     <w:multiLevelType w:val="singleLevel"/>
-    <w:tmpl w:val="CF092B84"/>
+    <w:tmpl w:val="A5EB69BC"/>
     <w:lvl w:ilvl="0" w:tentative="0">
       <w:start w:val="1"/>
       <w:numFmt w:val="decimal"/>
       <w:lvlText w:val="%1."/>
       <w:lvlJc w:val="left"/>
-      <w:pPr>
-        <w:tabs>
-          <w:tab w:val="left" w:pos="540"/>
-        </w:tabs>
-        <w:ind w:left="540" w:hanging="270"/>
-      </w:pPr>
     </w:lvl>
   </w:abstractNum>
   <w:abstractNum w:abstractNumId="1">
-    <w:nsid w:val="E115FA71"/>
+    <w:nsid w:val="C3FF6635"/>
     <w:multiLevelType w:val="singleLevel"/>
-    <w:tmpl w:val="E115FA71"/>
+    <w:tmpl w:val="C3FF6635"/>
     <w:lvl w:ilvl="0" w:tentative="0">
       <w:start w:val="1"/>
       <w:numFmt w:val="decimal"/>
-      <w:suff w:val="space"/>
       <w:lvlText w:val="%1."/>
       <w:lvlJc w:val="left"/>
     </w:lvl>
   </w:abstractNum>
   <w:abstractNum w:abstractNumId="2">
-    <w:nsid w:val="F2317F12"/>
+    <w:nsid w:val="CB9A7F57"/>
     <w:multiLevelType w:val="singleLevel"/>
-    <w:tmpl w:val="F2317F12"/>
+    <w:tmpl w:val="CB9A7F57"/>
     <w:lvl w:ilvl="0" w:tentative="0">
       <w:start w:val="1"/>
       <w:numFmt w:val="decimal"/>
-      <w:suff w:val="space"/>
       <w:lvlText w:val="%1."/>
       <w:lvlJc w:val="left"/>
     </w:lvl>
   </w:abstractNum>
   <w:abstractNum w:abstractNumId="3">
-    <w:nsid w:val="F28CB20B"/>
-    <w:multiLevelType w:val="singleLevel"/>
-    <w:tmpl w:val="F28CB20B"/>
-    <w:lvl w:ilvl="0" w:tentative="0">
-      <w:start w:val="1"/>
-      <w:numFmt w:val="decimal"/>
-      <w:suff w:val="space"/>
-      <w:lvlText w:val="%1."/>
-      <w:lvlJc w:val="left"/>
-    </w:lvl>
-  </w:abstractNum>
-  <w:abstractNum w:abstractNumId="4">
-    <w:nsid w:val="FB5CCF50"/>
-    <w:multiLevelType w:val="singleLevel"/>
-    <w:tmpl w:val="FB5CCF50"/>
-    <w:lvl w:ilvl="0" w:tentative="0">
-      <w:start w:val="1"/>
-      <w:numFmt w:val="decimal"/>
-      <w:suff w:val="space"/>
-      <w:lvlText w:val="%1."/>
-      <w:lvlJc w:val="left"/>
-    </w:lvl>
-  </w:abstractNum>
-  <w:abstractNum w:abstractNumId="5">
     <w:nsid w:val="FFFFFF7E"/>
     <w:multiLevelType w:val="singleLevel"/>
     <w:tmpl w:val="FFFFFF7E"/>
@@ -3561,7 +3827,7 @@
       </w:pPr>
     </w:lvl>
   </w:abstractNum>
-  <w:abstractNum w:abstractNumId="6">
+  <w:abstractNum w:abstractNumId="4">
     <w:nsid w:val="FFFFFF7F"/>
     <w:multiLevelType w:val="singleLevel"/>
     <w:tmpl w:val="FFFFFF7F"/>
@@ -3579,7 +3845,7 @@
       </w:pPr>
     </w:lvl>
   </w:abstractNum>
-  <w:abstractNum w:abstractNumId="7">
+  <w:abstractNum w:abstractNumId="5">
     <w:nsid w:val="FFFFFF82"/>
     <w:multiLevelType w:val="singleLevel"/>
     <w:tmpl w:val="FFFFFF82"/>
@@ -3600,7 +3866,7 @@
       </w:rPr>
     </w:lvl>
   </w:abstractNum>
-  <w:abstractNum w:abstractNumId="8">
+  <w:abstractNum w:abstractNumId="6">
     <w:nsid w:val="FFFFFF83"/>
     <w:multiLevelType w:val="singleLevel"/>
     <w:tmpl w:val="FFFFFF83"/>
@@ -3621,7 +3887,7 @@
       </w:rPr>
     </w:lvl>
   </w:abstractNum>
-  <w:abstractNum w:abstractNumId="9">
+  <w:abstractNum w:abstractNumId="7">
     <w:nsid w:val="FFFFFF88"/>
     <w:multiLevelType w:val="singleLevel"/>
     <w:tmpl w:val="FFFFFF88"/>
@@ -3639,7 +3905,7 @@
       </w:pPr>
     </w:lvl>
   </w:abstractNum>
-  <w:abstractNum w:abstractNumId="10">
+  <w:abstractNum w:abstractNumId="8">
     <w:nsid w:val="FFFFFF89"/>
     <w:multiLevelType w:val="singleLevel"/>
     <w:tmpl w:val="FFFFFF89"/>
@@ -3660,98 +3926,106 @@
       </w:rPr>
     </w:lvl>
   </w:abstractNum>
-  <w:abstractNum w:abstractNumId="11">
-    <w:nsid w:val="4CD3F195"/>
+  <w:abstractNum w:abstractNumId="9">
+    <w:nsid w:val="42E35F8E"/>
     <w:multiLevelType w:val="singleLevel"/>
-    <w:tmpl w:val="4CD3F195"/>
+    <w:tmpl w:val="42E35F8E"/>
     <w:lvl w:ilvl="0" w:tentative="0">
       <w:start w:val="1"/>
       <w:numFmt w:val="decimal"/>
-      <w:suff w:val="space"/>
-      <w:lvlText w:val="%1."/>
-      <w:lvlJc w:val="left"/>
-    </w:lvl>
-  </w:abstractNum>
-  <w:abstractNum w:abstractNumId="12">
-    <w:nsid w:val="56DBCBC5"/>
-    <w:multiLevelType w:val="singleLevel"/>
-    <w:tmpl w:val="56DBCBC5"/>
-    <w:lvl w:ilvl="0" w:tentative="0">
-      <w:start w:val="1"/>
-      <w:numFmt w:val="decimal"/>
-      <w:suff w:val="space"/>
-      <w:lvlText w:val="%1."/>
-      <w:lvlJc w:val="left"/>
-    </w:lvl>
-  </w:abstractNum>
-  <w:abstractNum w:abstractNumId="13">
-    <w:nsid w:val="6831CCC7"/>
-    <w:multiLevelType w:val="singleLevel"/>
-    <w:tmpl w:val="6831CCC7"/>
-    <w:lvl w:ilvl="0" w:tentative="0">
-      <w:start w:val="1"/>
-      <w:numFmt w:val="decimal"/>
-      <w:suff w:val="space"/>
-      <w:lvlText w:val="%1."/>
-      <w:lvlJc w:val="left"/>
-    </w:lvl>
-  </w:abstractNum>
-  <w:abstractNum w:abstractNumId="14">
-    <w:nsid w:val="6A481A06"/>
-    <w:multiLevelType w:val="singleLevel"/>
-    <w:tmpl w:val="6A481A06"/>
-    <w:lvl w:ilvl="0" w:tentative="0">
-      <w:start w:val="1"/>
-      <w:numFmt w:val="decimal"/>
-      <w:suff w:val="space"/>
       <w:lvlText w:val="%1."/>
       <w:lvlJc w:val="left"/>
     </w:lvl>
   </w:abstractNum>
   <w:num w:numId="1">
+    <w:abstractNumId w:val="4"/>
+  </w:num>
+  <w:num w:numId="2">
+    <w:abstractNumId w:val="7"/>
+  </w:num>
+  <w:num w:numId="3">
+    <w:abstractNumId w:val="8"/>
+  </w:num>
+  <w:num w:numId="4">
+    <w:abstractNumId w:val="5"/>
+  </w:num>
+  <w:num w:numId="5">
+    <w:abstractNumId w:val="3"/>
+  </w:num>
+  <w:num w:numId="6">
     <w:abstractNumId w:val="6"/>
   </w:num>
-  <w:num w:numId="2">
+  <w:num w:numId="7">
     <w:abstractNumId w:val="9"/>
   </w:num>
-  <w:num w:numId="3">
-    <w:abstractNumId w:val="10"/>
-  </w:num>
-  <w:num w:numId="4">
+  <w:num w:numId="8">
     <w:abstractNumId w:val="7"/>
-  </w:num>
-  <w:num w:numId="5">
-    <w:abstractNumId w:val="5"/>
-  </w:num>
-  <w:num w:numId="6">
-    <w:abstractNumId w:val="8"/>
-  </w:num>
-  <w:num w:numId="7">
-    <w:abstractNumId w:val="1"/>
-  </w:num>
-  <w:num w:numId="8">
-    <w:abstractNumId w:val="11"/>
+    <w:lvlOverride w:ilvl="0">
+      <w:startOverride w:val="1"/>
+    </w:lvlOverride>
   </w:num>
   <w:num w:numId="9">
-    <w:abstractNumId w:val="13"/>
+    <w:abstractNumId w:val="7"/>
+    <w:lvlOverride w:ilvl="0">
+      <w:startOverride w:val="1"/>
+    </w:lvlOverride>
   </w:num>
   <w:num w:numId="10">
-    <w:abstractNumId w:val="14"/>
+    <w:abstractNumId w:val="7"/>
+    <w:lvlOverride w:ilvl="0">
+      <w:startOverride w:val="1"/>
+    </w:lvlOverride>
   </w:num>
   <w:num w:numId="11">
+    <w:abstractNumId w:val="7"/>
+    <w:lvlOverride w:ilvl="0">
+      <w:startOverride w:val="1"/>
+    </w:lvlOverride>
+  </w:num>
+  <w:num w:numId="12">
+    <w:abstractNumId w:val="7"/>
+    <w:lvlOverride w:ilvl="0">
+      <w:startOverride w:val="1"/>
+    </w:lvlOverride>
+  </w:num>
+  <w:num w:numId="13">
+    <w:abstractNumId w:val="7"/>
+    <w:lvlOverride w:ilvl="0">
+      <w:startOverride w:val="1"/>
+    </w:lvlOverride>
+  </w:num>
+  <w:num w:numId="14">
+    <w:abstractNumId w:val="7"/>
+    <w:lvlOverride w:ilvl="0">
+      <w:startOverride w:val="1"/>
+    </w:lvlOverride>
+  </w:num>
+  <w:num w:numId="15">
+    <w:abstractNumId w:val="7"/>
+    <w:lvlOverride w:ilvl="0">
+      <w:startOverride w:val="1"/>
+    </w:lvlOverride>
+  </w:num>
+  <w:num w:numId="16">
+    <w:abstractNumId w:val="7"/>
+    <w:lvlOverride w:ilvl="0">
+      <w:startOverride w:val="1"/>
+    </w:lvlOverride>
+  </w:num>
+  <w:num w:numId="17">
     <w:abstractNumId w:val="0"/>
   </w:num>
-  <w:num w:numId="12">
-    <w:abstractNumId w:val="12"/>
+  <w:num w:numId="18">
+    <w:abstractNumId w:val="7"/>
+    <w:lvlOverride w:ilvl="0">
+      <w:startOverride w:val="1"/>
+    </w:lvlOverride>
   </w:num>
-  <w:num w:numId="13">
-    <w:abstractNumId w:val="3"/>
-  </w:num>
-  <w:num w:numId="14">
+  <w:num w:numId="19">
     <w:abstractNumId w:val="2"/>
   </w:num>
-  <w:num w:numId="15">
-    <w:abstractNumId w:val="4"/>
+  <w:num w:numId="20">
+    <w:abstractNumId w:val="1"/>
   </w:num>
 </w:numbering>
 </file>
@@ -3798,7 +4072,7 @@
     <w:lsdException w:uiPriority="99" w:name="Normal Indent"/>
     <w:lsdException w:uiPriority="99" w:name="footnote text"/>
     <w:lsdException w:uiPriority="99" w:name="annotation text"/>
-    <w:lsdException w:uiPriority="99" w:semiHidden="0" w:name="header"/>
+    <w:lsdException w:qFormat="1" w:uiPriority="99" w:semiHidden="0" w:name="header"/>
     <w:lsdException w:uiPriority="99" w:semiHidden="0" w:name="footer"/>
     <w:lsdException w:uiPriority="99" w:name="index heading"/>
     <w:lsdException w:qFormat="1" w:uiPriority="35" w:name="caption"/>
@@ -3816,17 +4090,17 @@
     <w:lsdException w:uiPriority="99" w:name="toa heading"/>
     <w:lsdException w:uiPriority="99" w:semiHidden="0" w:name="List"/>
     <w:lsdException w:uiPriority="99" w:semiHidden="0" w:name="List Bullet"/>
-    <w:lsdException w:uiPriority="99" w:semiHidden="0" w:name="List Number"/>
+    <w:lsdException w:qFormat="1" w:uiPriority="99" w:semiHidden="0" w:name="List Number"/>
     <w:lsdException w:uiPriority="99" w:semiHidden="0" w:name="List 2"/>
-    <w:lsdException w:uiPriority="99" w:semiHidden="0" w:name="List 3"/>
+    <w:lsdException w:qFormat="1" w:uiPriority="99" w:semiHidden="0" w:name="List 3"/>
     <w:lsdException w:uiPriority="99" w:name="List 4"/>
     <w:lsdException w:uiPriority="99" w:name="List 5"/>
     <w:lsdException w:uiPriority="99" w:semiHidden="0" w:name="List Bullet 2"/>
-    <w:lsdException w:uiPriority="99" w:semiHidden="0" w:name="List Bullet 3"/>
+    <w:lsdException w:qFormat="1" w:uiPriority="99" w:semiHidden="0" w:name="List Bullet 3"/>
     <w:lsdException w:uiPriority="99" w:name="List Bullet 4"/>
     <w:lsdException w:uiPriority="99" w:name="List Bullet 5"/>
-    <w:lsdException w:uiPriority="99" w:semiHidden="0" w:name="List Number 2"/>
-    <w:lsdException w:uiPriority="99" w:semiHidden="0" w:name="List Number 3"/>
+    <w:lsdException w:qFormat="1" w:uiPriority="99" w:semiHidden="0" w:name="List Number 2"/>
+    <w:lsdException w:qFormat="1" w:uiPriority="99" w:semiHidden="0" w:name="List Number 3"/>
     <w:lsdException w:uiPriority="99" w:name="List Number 4"/>
     <w:lsdException w:uiPriority="99" w:name="List Number 5"/>
     <w:lsdException w:qFormat="1" w:unhideWhenUsed="0" w:uiPriority="10" w:semiHidden="0" w:name="Title"/>
@@ -3921,19 +4195,19 @@
     <w:lsdException w:unhideWhenUsed="0" w:uiPriority="60" w:semiHidden="0" w:name="Light Shading"/>
     <w:lsdException w:unhideWhenUsed="0" w:uiPriority="61" w:semiHidden="0" w:name="Light List"/>
     <w:lsdException w:unhideWhenUsed="0" w:uiPriority="62" w:semiHidden="0" w:name="Light Grid"/>
-    <w:lsdException w:unhideWhenUsed="0" w:uiPriority="63" w:semiHidden="0" w:name="Medium Shading 1"/>
-    <w:lsdException w:qFormat="1" w:unhideWhenUsed="0" w:uiPriority="64" w:semiHidden="0" w:name="Medium Shading 2"/>
-    <w:lsdException w:qFormat="1" w:unhideWhenUsed="0" w:uiPriority="65" w:semiHidden="0" w:name="Medium List 1"/>
+    <w:lsdException w:qFormat="1" w:unhideWhenUsed="0" w:uiPriority="63" w:semiHidden="0" w:name="Medium Shading 1"/>
+    <w:lsdException w:unhideWhenUsed="0" w:uiPriority="64" w:semiHidden="0" w:name="Medium Shading 2"/>
+    <w:lsdException w:unhideWhenUsed="0" w:uiPriority="65" w:semiHidden="0" w:name="Medium List 1"/>
     <w:lsdException w:unhideWhenUsed="0" w:uiPriority="66" w:semiHidden="0" w:name="Medium List 2"/>
-    <w:lsdException w:qFormat="1" w:unhideWhenUsed="0" w:uiPriority="67" w:semiHidden="0" w:name="Medium Grid 1"/>
+    <w:lsdException w:unhideWhenUsed="0" w:uiPriority="67" w:semiHidden="0" w:name="Medium Grid 1"/>
     <w:lsdException w:unhideWhenUsed="0" w:uiPriority="68" w:semiHidden="0" w:name="Medium Grid 2"/>
-    <w:lsdException w:unhideWhenUsed="0" w:uiPriority="69" w:semiHidden="0" w:name="Medium Grid 3"/>
+    <w:lsdException w:qFormat="1" w:unhideWhenUsed="0" w:uiPriority="69" w:semiHidden="0" w:name="Medium Grid 3"/>
     <w:lsdException w:unhideWhenUsed="0" w:uiPriority="70" w:semiHidden="0" w:name="Dark List"/>
     <w:lsdException w:unhideWhenUsed="0" w:uiPriority="71" w:semiHidden="0" w:name="Colorful Shading"/>
     <w:lsdException w:unhideWhenUsed="0" w:uiPriority="72" w:semiHidden="0" w:name="Colorful List"/>
-    <w:lsdException w:unhideWhenUsed="0" w:uiPriority="73" w:semiHidden="0" w:name="Colorful Grid"/>
-    <w:lsdException w:unhideWhenUsed="0" w:uiPriority="60" w:semiHidden="0" w:name="Light Shading Accent 1"/>
-    <w:lsdException w:qFormat="1" w:unhideWhenUsed="0" w:uiPriority="61" w:semiHidden="0" w:name="Light List Accent 1"/>
+    <w:lsdException w:qFormat="1" w:unhideWhenUsed="0" w:uiPriority="73" w:semiHidden="0" w:name="Colorful Grid"/>
+    <w:lsdException w:qFormat="1" w:unhideWhenUsed="0" w:uiPriority="60" w:semiHidden="0" w:name="Light Shading Accent 1"/>
+    <w:lsdException w:unhideWhenUsed="0" w:uiPriority="61" w:semiHidden="0" w:name="Light List Accent 1"/>
     <w:lsdException w:unhideWhenUsed="0" w:uiPriority="62" w:semiHidden="0" w:name="Light Grid Accent 1"/>
     <w:lsdException w:unhideWhenUsed="0" w:uiPriority="63" w:semiHidden="0" w:name="Medium Shading 1 Accent 1"/>
     <w:lsdException w:unhideWhenUsed="0" w:uiPriority="64" w:semiHidden="0" w:name="Medium Shading 2 Accent 1"/>
@@ -3941,77 +4215,77 @@
     <w:lsdException w:qFormat="1" w:unhideWhenUsed="0" w:uiPriority="34" w:semiHidden="0" w:name="List Paragraph"/>
     <w:lsdException w:qFormat="1" w:unhideWhenUsed="0" w:uiPriority="29" w:semiHidden="0" w:name="Quote"/>
     <w:lsdException w:qFormat="1" w:unhideWhenUsed="0" w:uiPriority="30" w:semiHidden="0" w:name="Intense Quote"/>
-    <w:lsdException w:unhideWhenUsed="0" w:uiPriority="66" w:semiHidden="0" w:name="Medium List 2 Accent 1"/>
+    <w:lsdException w:qFormat="1" w:unhideWhenUsed="0" w:uiPriority="66" w:semiHidden="0" w:name="Medium List 2 Accent 1"/>
     <w:lsdException w:unhideWhenUsed="0" w:uiPriority="67" w:semiHidden="0" w:name="Medium Grid 1 Accent 1"/>
     <w:lsdException w:unhideWhenUsed="0" w:uiPriority="68" w:semiHidden="0" w:name="Medium Grid 2 Accent 1"/>
     <w:lsdException w:unhideWhenUsed="0" w:uiPriority="69" w:semiHidden="0" w:name="Medium Grid 3 Accent 1"/>
-    <w:lsdException w:unhideWhenUsed="0" w:uiPriority="70" w:semiHidden="0" w:name="Dark List Accent 1"/>
+    <w:lsdException w:qFormat="1" w:unhideWhenUsed="0" w:uiPriority="70" w:semiHidden="0" w:name="Dark List Accent 1"/>
     <w:lsdException w:unhideWhenUsed="0" w:uiPriority="71" w:semiHidden="0" w:name="Colorful Shading Accent 1"/>
     <w:lsdException w:unhideWhenUsed="0" w:uiPriority="72" w:semiHidden="0" w:name="Colorful List Accent 1"/>
     <w:lsdException w:unhideWhenUsed="0" w:uiPriority="73" w:semiHidden="0" w:name="Colorful Grid Accent 1"/>
-    <w:lsdException w:unhideWhenUsed="0" w:uiPriority="60" w:semiHidden="0" w:name="Light Shading Accent 2"/>
+    <w:lsdException w:qFormat="1" w:unhideWhenUsed="0" w:uiPriority="60" w:semiHidden="0" w:name="Light Shading Accent 2"/>
     <w:lsdException w:unhideWhenUsed="0" w:uiPriority="61" w:semiHidden="0" w:name="Light List Accent 2"/>
-    <w:lsdException w:unhideWhenUsed="0" w:uiPriority="62" w:semiHidden="0" w:name="Light Grid Accent 2"/>
+    <w:lsdException w:qFormat="1" w:unhideWhenUsed="0" w:uiPriority="62" w:semiHidden="0" w:name="Light Grid Accent 2"/>
     <w:lsdException w:unhideWhenUsed="0" w:uiPriority="63" w:semiHidden="0" w:name="Medium Shading 1 Accent 2"/>
-    <w:lsdException w:unhideWhenUsed="0" w:uiPriority="64" w:semiHidden="0" w:name="Medium Shading 2 Accent 2"/>
-    <w:lsdException w:unhideWhenUsed="0" w:uiPriority="65" w:semiHidden="0" w:name="Medium List 1 Accent 2"/>
+    <w:lsdException w:qFormat="1" w:unhideWhenUsed="0" w:uiPriority="64" w:semiHidden="0" w:name="Medium Shading 2 Accent 2"/>
+    <w:lsdException w:qFormat="1" w:unhideWhenUsed="0" w:uiPriority="65" w:semiHidden="0" w:name="Medium List 1 Accent 2"/>
     <w:lsdException w:unhideWhenUsed="0" w:uiPriority="66" w:semiHidden="0" w:name="Medium List 2 Accent 2"/>
     <w:lsdException w:unhideWhenUsed="0" w:uiPriority="67" w:semiHidden="0" w:name="Medium Grid 1 Accent 2"/>
-    <w:lsdException w:unhideWhenUsed="0" w:uiPriority="68" w:semiHidden="0" w:name="Medium Grid 2 Accent 2"/>
-    <w:lsdException w:unhideWhenUsed="0" w:uiPriority="69" w:semiHidden="0" w:name="Medium Grid 3 Accent 2"/>
-    <w:lsdException w:qFormat="1" w:unhideWhenUsed="0" w:uiPriority="70" w:semiHidden="0" w:name="Dark List Accent 2"/>
-    <w:lsdException w:unhideWhenUsed="0" w:uiPriority="71" w:semiHidden="0" w:name="Colorful Shading Accent 2"/>
+    <w:lsdException w:qFormat="1" w:unhideWhenUsed="0" w:uiPriority="68" w:semiHidden="0" w:name="Medium Grid 2 Accent 2"/>
+    <w:lsdException w:qFormat="1" w:unhideWhenUsed="0" w:uiPriority="69" w:semiHidden="0" w:name="Medium Grid 3 Accent 2"/>
+    <w:lsdException w:unhideWhenUsed="0" w:uiPriority="70" w:semiHidden="0" w:name="Dark List Accent 2"/>
+    <w:lsdException w:qFormat="1" w:unhideWhenUsed="0" w:uiPriority="71" w:semiHidden="0" w:name="Colorful Shading Accent 2"/>
     <w:lsdException w:unhideWhenUsed="0" w:uiPriority="72" w:semiHidden="0" w:name="Colorful List Accent 2"/>
     <w:lsdException w:unhideWhenUsed="0" w:uiPriority="73" w:semiHidden="0" w:name="Colorful Grid Accent 2"/>
     <w:lsdException w:unhideWhenUsed="0" w:uiPriority="60" w:semiHidden="0" w:name="Light Shading Accent 3"/>
-    <w:lsdException w:unhideWhenUsed="0" w:uiPriority="61" w:semiHidden="0" w:name="Light List Accent 3"/>
+    <w:lsdException w:qFormat="1" w:unhideWhenUsed="0" w:uiPriority="61" w:semiHidden="0" w:name="Light List Accent 3"/>
     <w:lsdException w:unhideWhenUsed="0" w:uiPriority="62" w:semiHidden="0" w:name="Light Grid Accent 3"/>
-    <w:lsdException w:unhideWhenUsed="0" w:uiPriority="63" w:semiHidden="0" w:name="Medium Shading 1 Accent 3"/>
-    <w:lsdException w:unhideWhenUsed="0" w:uiPriority="64" w:semiHidden="0" w:name="Medium Shading 2 Accent 3"/>
+    <w:lsdException w:qFormat="1" w:unhideWhenUsed="0" w:uiPriority="63" w:semiHidden="0" w:name="Medium Shading 1 Accent 3"/>
+    <w:lsdException w:qFormat="1" w:unhideWhenUsed="0" w:uiPriority="64" w:semiHidden="0" w:name="Medium Shading 2 Accent 3"/>
     <w:lsdException w:unhideWhenUsed="0" w:uiPriority="65" w:semiHidden="0" w:name="Medium List 1 Accent 3"/>
-    <w:lsdException w:unhideWhenUsed="0" w:uiPriority="66" w:semiHidden="0" w:name="Medium List 2 Accent 3"/>
+    <w:lsdException w:qFormat="1" w:unhideWhenUsed="0" w:uiPriority="66" w:semiHidden="0" w:name="Medium List 2 Accent 3"/>
     <w:lsdException w:unhideWhenUsed="0" w:uiPriority="67" w:semiHidden="0" w:name="Medium Grid 1 Accent 3"/>
     <w:lsdException w:unhideWhenUsed="0" w:uiPriority="68" w:semiHidden="0" w:name="Medium Grid 2 Accent 3"/>
     <w:lsdException w:qFormat="1" w:unhideWhenUsed="0" w:uiPriority="69" w:semiHidden="0" w:name="Medium Grid 3 Accent 3"/>
-    <w:lsdException w:unhideWhenUsed="0" w:uiPriority="70" w:semiHidden="0" w:name="Dark List Accent 3"/>
+    <w:lsdException w:qFormat="1" w:unhideWhenUsed="0" w:uiPriority="70" w:semiHidden="0" w:name="Dark List Accent 3"/>
     <w:lsdException w:unhideWhenUsed="0" w:uiPriority="71" w:semiHidden="0" w:name="Colorful Shading Accent 3"/>
-    <w:lsdException w:unhideWhenUsed="0" w:uiPriority="72" w:semiHidden="0" w:name="Colorful List Accent 3"/>
-    <w:lsdException w:unhideWhenUsed="0" w:uiPriority="73" w:semiHidden="0" w:name="Colorful Grid Accent 3"/>
-    <w:lsdException w:unhideWhenUsed="0" w:uiPriority="60" w:semiHidden="0" w:name="Light Shading Accent 4"/>
-    <w:lsdException w:unhideWhenUsed="0" w:uiPriority="61" w:semiHidden="0" w:name="Light List Accent 4"/>
+    <w:lsdException w:qFormat="1" w:unhideWhenUsed="0" w:uiPriority="72" w:semiHidden="0" w:name="Colorful List Accent 3"/>
+    <w:lsdException w:qFormat="1" w:unhideWhenUsed="0" w:uiPriority="73" w:semiHidden="0" w:name="Colorful Grid Accent 3"/>
+    <w:lsdException w:qFormat="1" w:unhideWhenUsed="0" w:uiPriority="60" w:semiHidden="0" w:name="Light Shading Accent 4"/>
+    <w:lsdException w:qFormat="1" w:unhideWhenUsed="0" w:uiPriority="61" w:semiHidden="0" w:name="Light List Accent 4"/>
     <w:lsdException w:unhideWhenUsed="0" w:uiPriority="62" w:semiHidden="0" w:name="Light Grid Accent 4"/>
-    <w:lsdException w:unhideWhenUsed="0" w:uiPriority="63" w:semiHidden="0" w:name="Medium Shading 1 Accent 4"/>
-    <w:lsdException w:unhideWhenUsed="0" w:uiPriority="64" w:semiHidden="0" w:name="Medium Shading 2 Accent 4"/>
-    <w:lsdException w:unhideWhenUsed="0" w:uiPriority="65" w:semiHidden="0" w:name="Medium List 1 Accent 4"/>
-    <w:lsdException w:unhideWhenUsed="0" w:uiPriority="66" w:semiHidden="0" w:name="Medium List 2 Accent 4"/>
-    <w:lsdException w:unhideWhenUsed="0" w:uiPriority="67" w:semiHidden="0" w:name="Medium Grid 1 Accent 4"/>
-    <w:lsdException w:unhideWhenUsed="0" w:uiPriority="68" w:semiHidden="0" w:name="Medium Grid 2 Accent 4"/>
-    <w:lsdException w:qFormat="1" w:unhideWhenUsed="0" w:uiPriority="69" w:semiHidden="0" w:name="Medium Grid 3 Accent 4"/>
+    <w:lsdException w:qFormat="1" w:unhideWhenUsed="0" w:uiPriority="63" w:semiHidden="0" w:name="Medium Shading 1 Accent 4"/>
+    <w:lsdException w:qFormat="1" w:unhideWhenUsed="0" w:uiPriority="64" w:semiHidden="0" w:name="Medium Shading 2 Accent 4"/>
+    <w:lsdException w:qFormat="1" w:unhideWhenUsed="0" w:uiPriority="65" w:semiHidden="0" w:name="Medium List 1 Accent 4"/>
+    <w:lsdException w:qFormat="1" w:unhideWhenUsed="0" w:uiPriority="66" w:semiHidden="0" w:name="Medium List 2 Accent 4"/>
+    <w:lsdException w:qFormat="1" w:unhideWhenUsed="0" w:uiPriority="67" w:semiHidden="0" w:name="Medium Grid 1 Accent 4"/>
+    <w:lsdException w:qFormat="1" w:unhideWhenUsed="0" w:uiPriority="68" w:semiHidden="0" w:name="Medium Grid 2 Accent 4"/>
+    <w:lsdException w:unhideWhenUsed="0" w:uiPriority="69" w:semiHidden="0" w:name="Medium Grid 3 Accent 4"/>
     <w:lsdException w:unhideWhenUsed="0" w:uiPriority="70" w:semiHidden="0" w:name="Dark List Accent 4"/>
     <w:lsdException w:unhideWhenUsed="0" w:uiPriority="71" w:semiHidden="0" w:name="Colorful Shading Accent 4"/>
     <w:lsdException w:unhideWhenUsed="0" w:uiPriority="72" w:semiHidden="0" w:name="Colorful List Accent 4"/>
     <w:lsdException w:unhideWhenUsed="0" w:uiPriority="73" w:semiHidden="0" w:name="Colorful Grid Accent 4"/>
-    <w:lsdException w:unhideWhenUsed="0" w:uiPriority="60" w:semiHidden="0" w:name="Light Shading Accent 5"/>
+    <w:lsdException w:qFormat="1" w:unhideWhenUsed="0" w:uiPriority="60" w:semiHidden="0" w:name="Light Shading Accent 5"/>
     <w:lsdException w:unhideWhenUsed="0" w:uiPriority="61" w:semiHidden="0" w:name="Light List Accent 5"/>
     <w:lsdException w:unhideWhenUsed="0" w:uiPriority="62" w:semiHidden="0" w:name="Light Grid Accent 5"/>
     <w:lsdException w:unhideWhenUsed="0" w:uiPriority="63" w:semiHidden="0" w:name="Medium Shading 1 Accent 5"/>
-    <w:lsdException w:unhideWhenUsed="0" w:uiPriority="64" w:semiHidden="0" w:name="Medium Shading 2 Accent 5"/>
+    <w:lsdException w:qFormat="1" w:unhideWhenUsed="0" w:uiPriority="64" w:semiHidden="0" w:name="Medium Shading 2 Accent 5"/>
     <w:lsdException w:unhideWhenUsed="0" w:uiPriority="65" w:semiHidden="0" w:name="Medium List 1 Accent 5"/>
-    <w:lsdException w:unhideWhenUsed="0" w:uiPriority="66" w:semiHidden="0" w:name="Medium List 2 Accent 5"/>
+    <w:lsdException w:qFormat="1" w:unhideWhenUsed="0" w:uiPriority="66" w:semiHidden="0" w:name="Medium List 2 Accent 5"/>
     <w:lsdException w:unhideWhenUsed="0" w:uiPriority="67" w:semiHidden="0" w:name="Medium Grid 1 Accent 5"/>
-    <w:lsdException w:unhideWhenUsed="0" w:uiPriority="68" w:semiHidden="0" w:name="Medium Grid 2 Accent 5"/>
-    <w:lsdException w:unhideWhenUsed="0" w:uiPriority="69" w:semiHidden="0" w:name="Medium Grid 3 Accent 5"/>
+    <w:lsdException w:qFormat="1" w:unhideWhenUsed="0" w:uiPriority="68" w:semiHidden="0" w:name="Medium Grid 2 Accent 5"/>
+    <w:lsdException w:qFormat="1" w:unhideWhenUsed="0" w:uiPriority="69" w:semiHidden="0" w:name="Medium Grid 3 Accent 5"/>
     <w:lsdException w:unhideWhenUsed="0" w:uiPriority="70" w:semiHidden="0" w:name="Dark List Accent 5"/>
-    <w:lsdException w:unhideWhenUsed="0" w:uiPriority="71" w:semiHidden="0" w:name="Colorful Shading Accent 5"/>
+    <w:lsdException w:qFormat="1" w:unhideWhenUsed="0" w:uiPriority="71" w:semiHidden="0" w:name="Colorful Shading Accent 5"/>
     <w:lsdException w:unhideWhenUsed="0" w:uiPriority="72" w:semiHidden="0" w:name="Colorful List Accent 5"/>
-    <w:lsdException w:unhideWhenUsed="0" w:uiPriority="73" w:semiHidden="0" w:name="Colorful Grid Accent 5"/>
-    <w:lsdException w:unhideWhenUsed="0" w:uiPriority="60" w:semiHidden="0" w:name="Light Shading Accent 6"/>
+    <w:lsdException w:qFormat="1" w:unhideWhenUsed="0" w:uiPriority="73" w:semiHidden="0" w:name="Colorful Grid Accent 5"/>
+    <w:lsdException w:qFormat="1" w:unhideWhenUsed="0" w:uiPriority="60" w:semiHidden="0" w:name="Light Shading Accent 6"/>
     <w:lsdException w:qFormat="1" w:unhideWhenUsed="0" w:uiPriority="61" w:semiHidden="0" w:name="Light List Accent 6"/>
     <w:lsdException w:unhideWhenUsed="0" w:uiPriority="62" w:semiHidden="0" w:name="Light Grid Accent 6"/>
     <w:lsdException w:unhideWhenUsed="0" w:uiPriority="63" w:semiHidden="0" w:name="Medium Shading 1 Accent 6"/>
-    <w:lsdException w:unhideWhenUsed="0" w:uiPriority="64" w:semiHidden="0" w:name="Medium Shading 2 Accent 6"/>
+    <w:lsdException w:qFormat="1" w:unhideWhenUsed="0" w:uiPriority="64" w:semiHidden="0" w:name="Medium Shading 2 Accent 6"/>
     <w:lsdException w:unhideWhenUsed="0" w:uiPriority="65" w:semiHidden="0" w:name="Medium List 1 Accent 6"/>
-    <w:lsdException w:unhideWhenUsed="0" w:uiPriority="66" w:semiHidden="0" w:name="Medium List 2 Accent 6"/>
+    <w:lsdException w:qFormat="1" w:unhideWhenUsed="0" w:uiPriority="66" w:semiHidden="0" w:name="Medium List 2 Accent 6"/>
     <w:lsdException w:unhideWhenUsed="0" w:uiPriority="67" w:semiHidden="0" w:name="Medium Grid 1 Accent 6"/>
     <w:lsdException w:unhideWhenUsed="0" w:uiPriority="68" w:semiHidden="0" w:name="Medium Grid 2 Accent 6"/>
     <w:lsdException w:unhideWhenUsed="0" w:uiPriority="69" w:semiHidden="0" w:name="Medium Grid 3 Accent 6"/>
@@ -4025,11 +4299,10 @@
     <w:qFormat/>
     <w:uiPriority w:val="0"/>
     <w:pPr>
-      <w:spacing w:before="0" w:after="120" w:line="300" w:lineRule="auto"/>
+      <w:spacing w:before="0" w:after="120" w:line="264" w:lineRule="auto"/>
     </w:pPr>
     <w:rPr>
-      <w:rFonts w:ascii="Calibri" w:hAnsi="Calibri" w:eastAsiaTheme="minorEastAsia" w:cstheme="minorBidi"/>
-      <w:color w:val="000000"/>
+      <w:rFonts w:ascii="Calibri" w:hAnsi="Calibri" w:eastAsia="微软雅黑" w:cstheme="minorBidi"/>
       <w:sz w:val="22"/>
       <w:szCs w:val="22"/>
       <w:lang w:val="en-US" w:eastAsia="en-US" w:bidi="ar-SA"/>
@@ -4045,7 +4318,7 @@
     <w:pPr>
       <w:keepNext/>
       <w:keepLines/>
-      <w:spacing w:before="360" w:after="200" w:line="300" w:lineRule="auto"/>
+      <w:spacing w:before="320" w:after="160" w:line="264" w:lineRule="auto"/>
       <w:outlineLvl w:val="0"/>
     </w:pPr>
     <w:rPr>
@@ -4068,7 +4341,7 @@
     <w:pPr>
       <w:keepNext/>
       <w:keepLines/>
-      <w:spacing w:before="280" w:after="140" w:line="300" w:lineRule="auto"/>
+      <w:spacing w:before="240" w:after="120" w:line="264" w:lineRule="auto"/>
       <w:outlineLvl w:val="1"/>
     </w:pPr>
     <w:rPr>
@@ -4091,7 +4364,7 @@
     <w:pPr>
       <w:keepNext/>
       <w:keepLines/>
-      <w:spacing w:before="200" w:after="100" w:line="300" w:lineRule="auto"/>
+      <w:spacing w:before="160" w:after="80" w:line="264" w:lineRule="auto"/>
       <w:outlineLvl w:val="2"/>
     </w:pPr>
     <w:rPr>
@@ -4310,6 +4583,7 @@
     <w:name w:val="List 3"/>
     <w:basedOn w:val="1"/>
     <w:unhideWhenUsed/>
+    <w:qFormat/>
     <w:uiPriority w:val="99"/>
     <w:pPr>
       <w:ind w:left="1080" w:hanging="360"/>
@@ -4320,6 +4594,7 @@
     <w:name w:val="List Number 2"/>
     <w:basedOn w:val="1"/>
     <w:unhideWhenUsed/>
+    <w:qFormat/>
     <w:uiPriority w:val="99"/>
     <w:pPr>
       <w:numPr>
@@ -4333,6 +4608,7 @@
     <w:name w:val="List Number"/>
     <w:basedOn w:val="1"/>
     <w:unhideWhenUsed/>
+    <w:qFormat/>
     <w:uiPriority w:val="99"/>
     <w:pPr>
       <w:numPr>
@@ -4397,6 +4673,7 @@
     <w:name w:val="List Bullet 3"/>
     <w:basedOn w:val="1"/>
     <w:unhideWhenUsed/>
+    <w:qFormat/>
     <w:uiPriority w:val="99"/>
     <w:pPr>
       <w:numPr>
@@ -4420,6 +4697,7 @@
     <w:name w:val="List Number 3"/>
     <w:basedOn w:val="1"/>
     <w:unhideWhenUsed/>
+    <w:qFormat/>
     <w:uiPriority w:val="99"/>
     <w:pPr>
       <w:numPr>
@@ -4482,6 +4760,7 @@
     <w:basedOn w:val="1"/>
     <w:link w:val="135"/>
     <w:unhideWhenUsed/>
+    <w:qFormat/>
     <w:uiPriority w:val="99"/>
     <w:pPr>
       <w:tabs>
@@ -4704,6 +4983,7 @@
   <w:style w:type="table" w:styleId="35">
     <w:name w:val="Light Shading Accent 1"/>
     <w:basedOn w:val="32"/>
+    <w:qFormat/>
     <w:uiPriority w:val="60"/>
     <w:pPr>
       <w:spacing w:after="0" w:line="240" w:lineRule="auto"/>
@@ -4803,6 +5083,7 @@
   <w:style w:type="table" w:styleId="36">
     <w:name w:val="Light Shading Accent 2"/>
     <w:basedOn w:val="32"/>
+    <w:qFormat/>
     <w:uiPriority w:val="60"/>
     <w:pPr>
       <w:spacing w:after="0" w:line="240" w:lineRule="auto"/>
@@ -5001,6 +5282,7 @@
   <w:style w:type="table" w:styleId="38">
     <w:name w:val="Light Shading Accent 4"/>
     <w:basedOn w:val="32"/>
+    <w:qFormat/>
     <w:uiPriority w:val="60"/>
     <w:pPr>
       <w:spacing w:after="0" w:line="240" w:lineRule="auto"/>
@@ -5100,6 +5382,7 @@
   <w:style w:type="table" w:styleId="39">
     <w:name w:val="Light Shading Accent 5"/>
     <w:basedOn w:val="32"/>
+    <w:qFormat/>
     <w:uiPriority w:val="60"/>
     <w:pPr>
       <w:spacing w:after="0" w:line="240" w:lineRule="auto"/>
@@ -5199,6 +5482,7 @@
   <w:style w:type="table" w:styleId="40">
     <w:name w:val="Light Shading Accent 6"/>
     <w:basedOn w:val="32"/>
+    <w:qFormat/>
     <w:uiPriority w:val="60"/>
     <w:pPr>
       <w:spacing w:after="0" w:line="240" w:lineRule="auto"/>
@@ -5391,7 +5675,6 @@
   <w:style w:type="table" w:styleId="42">
     <w:name w:val="Light List Accent 1"/>
     <w:basedOn w:val="32"/>
-    <w:qFormat/>
     <w:uiPriority w:val="61"/>
     <w:pPr>
       <w:spacing w:after="0" w:line="240" w:lineRule="auto"/>
@@ -5578,6 +5861,7 @@
   <w:style w:type="table" w:styleId="44">
     <w:name w:val="Light List Accent 3"/>
     <w:basedOn w:val="32"/>
+    <w:qFormat/>
     <w:uiPriority w:val="61"/>
     <w:pPr>
       <w:spacing w:after="0" w:line="240" w:lineRule="auto"/>
@@ -5671,6 +5955,7 @@
   <w:style w:type="table" w:styleId="45">
     <w:name w:val="Light List Accent 4"/>
     <w:basedOn w:val="32"/>
+    <w:qFormat/>
     <w:uiPriority w:val="61"/>
     <w:pPr>
       <w:spacing w:after="0" w:line="240" w:lineRule="auto"/>
@@ -6203,6 +6488,7 @@
   <w:style w:type="table" w:styleId="50">
     <w:name w:val="Light Grid Accent 2"/>
     <w:basedOn w:val="32"/>
+    <w:qFormat/>
     <w:uiPriority w:val="62"/>
     <w:pPr>
       <w:spacing w:after="0" w:line="240" w:lineRule="auto"/>
@@ -6833,6 +7119,7 @@
   <w:style w:type="table" w:styleId="55">
     <w:name w:val="Medium Shading 1"/>
     <w:basedOn w:val="32"/>
+    <w:qFormat/>
     <w:uiPriority w:val="63"/>
     <w:pPr>
       <w:spacing w:after="0" w:line="240" w:lineRule="auto"/>
@@ -7154,6 +7441,7 @@
   <w:style w:type="table" w:styleId="58">
     <w:name w:val="Medium Shading 1 Accent 3"/>
     <w:basedOn w:val="32"/>
+    <w:qFormat/>
     <w:uiPriority w:val="63"/>
     <w:pPr>
       <w:spacing w:after="0" w:line="240" w:lineRule="auto"/>
@@ -7261,6 +7549,7 @@
   <w:style w:type="table" w:styleId="59">
     <w:name w:val="Medium Shading 1 Accent 4"/>
     <w:basedOn w:val="32"/>
+    <w:qFormat/>
     <w:uiPriority w:val="63"/>
     <w:pPr>
       <w:spacing w:after="0" w:line="240" w:lineRule="auto"/>
@@ -7582,7 +7871,6 @@
   <w:style w:type="table" w:styleId="62">
     <w:name w:val="Medium Shading 2"/>
     <w:basedOn w:val="32"/>
-    <w:qFormat/>
     <w:uiPriority w:val="64"/>
     <w:pPr>
       <w:spacing w:after="0" w:line="240" w:lineRule="auto"/>
@@ -7913,6 +8201,7 @@
   <w:style w:type="table" w:styleId="64">
     <w:name w:val="Medium Shading 2 Accent 2"/>
     <w:basedOn w:val="32"/>
+    <w:qFormat/>
     <w:uiPriority w:val="64"/>
     <w:pPr>
       <w:spacing w:after="0" w:line="240" w:lineRule="auto"/>
@@ -8078,6 +8367,7 @@
   <w:style w:type="table" w:styleId="65">
     <w:name w:val="Medium Shading 2 Accent 3"/>
     <w:basedOn w:val="32"/>
+    <w:qFormat/>
     <w:uiPriority w:val="64"/>
     <w:pPr>
       <w:spacing w:after="0" w:line="240" w:lineRule="auto"/>
@@ -8243,6 +8533,7 @@
   <w:style w:type="table" w:styleId="66">
     <w:name w:val="Medium Shading 2 Accent 4"/>
     <w:basedOn w:val="32"/>
+    <w:qFormat/>
     <w:uiPriority w:val="64"/>
     <w:pPr>
       <w:spacing w:after="0" w:line="240" w:lineRule="auto"/>
@@ -8408,6 +8699,7 @@
   <w:style w:type="table" w:styleId="67">
     <w:name w:val="Medium Shading 2 Accent 5"/>
     <w:basedOn w:val="32"/>
+    <w:qFormat/>
     <w:uiPriority w:val="64"/>
     <w:pPr>
       <w:spacing w:after="0" w:line="240" w:lineRule="auto"/>
@@ -8573,6 +8865,7 @@
   <w:style w:type="table" w:styleId="68">
     <w:name w:val="Medium Shading 2 Accent 6"/>
     <w:basedOn w:val="32"/>
+    <w:qFormat/>
     <w:uiPriority w:val="64"/>
     <w:pPr>
       <w:spacing w:after="0" w:line="240" w:lineRule="auto"/>
@@ -8738,7 +9031,6 @@
   <w:style w:type="table" w:styleId="69">
     <w:name w:val="Medium List 1"/>
     <w:basedOn w:val="32"/>
-    <w:qFormat/>
     <w:uiPriority w:val="65"/>
     <w:pPr>
       <w:spacing w:after="0" w:line="240" w:lineRule="auto"/>
@@ -8919,6 +9211,7 @@
   <w:style w:type="table" w:styleId="71">
     <w:name w:val="Medium List 1 Accent 2"/>
     <w:basedOn w:val="32"/>
+    <w:qFormat/>
     <w:uiPriority w:val="65"/>
     <w:pPr>
       <w:spacing w:after="0" w:line="240" w:lineRule="auto"/>
@@ -9099,6 +9392,7 @@
   <w:style w:type="table" w:styleId="73">
     <w:name w:val="Medium List 1 Accent 4"/>
     <w:basedOn w:val="32"/>
+    <w:qFormat/>
     <w:uiPriority w:val="65"/>
     <w:pPr>
       <w:spacing w:after="0" w:line="240" w:lineRule="auto"/>
@@ -9498,6 +9792,7 @@
   <w:style w:type="table" w:styleId="77">
     <w:name w:val="Medium List 2 Accent 1"/>
     <w:basedOn w:val="32"/>
+    <w:qFormat/>
     <w:uiPriority w:val="66"/>
     <w:pPr>
       <w:spacing w:after="0" w:line="240" w:lineRule="auto"/>
@@ -9756,6 +10051,7 @@
   <w:style w:type="table" w:styleId="79">
     <w:name w:val="Medium List 2 Accent 3"/>
     <w:basedOn w:val="32"/>
+    <w:qFormat/>
     <w:uiPriority w:val="66"/>
     <w:pPr>
       <w:spacing w:after="0" w:line="240" w:lineRule="auto"/>
@@ -9885,6 +10181,7 @@
   <w:style w:type="table" w:styleId="80">
     <w:name w:val="Medium List 2 Accent 4"/>
     <w:basedOn w:val="32"/>
+    <w:qFormat/>
     <w:uiPriority w:val="66"/>
     <w:pPr>
       <w:spacing w:after="0" w:line="240" w:lineRule="auto"/>
@@ -10014,6 +10311,7 @@
   <w:style w:type="table" w:styleId="81">
     <w:name w:val="Medium List 2 Accent 5"/>
     <w:basedOn w:val="32"/>
+    <w:qFormat/>
     <w:uiPriority w:val="66"/>
     <w:pPr>
       <w:spacing w:after="0" w:line="240" w:lineRule="auto"/>
@@ -10143,6 +10441,7 @@
   <w:style w:type="table" w:styleId="82">
     <w:name w:val="Medium List 2 Accent 6"/>
     <w:basedOn w:val="32"/>
+    <w:qFormat/>
     <w:uiPriority w:val="66"/>
     <w:pPr>
       <w:spacing w:after="0" w:line="240" w:lineRule="auto"/>
@@ -10272,7 +10571,6 @@
   <w:style w:type="table" w:styleId="83">
     <w:name w:val="Medium Grid 1"/>
     <w:basedOn w:val="32"/>
-    <w:qFormat/>
     <w:uiPriority w:val="67"/>
     <w:pPr>
       <w:spacing w:after="0" w:line="240" w:lineRule="auto"/>
@@ -10549,6 +10847,7 @@
   <w:style w:type="table" w:styleId="87">
     <w:name w:val="Medium Grid 1 Accent 4"/>
     <w:basedOn w:val="32"/>
+    <w:qFormat/>
     <w:uiPriority w:val="67"/>
     <w:pPr>
       <w:spacing w:after="0" w:line="240" w:lineRule="auto"/>
@@ -11048,6 +11347,7 @@
   <w:style w:type="table" w:styleId="92">
     <w:name w:val="Medium Grid 2 Accent 2"/>
     <w:basedOn w:val="32"/>
+    <w:qFormat/>
     <w:uiPriority w:val="68"/>
     <w:pPr>
       <w:spacing w:after="0" w:line="240" w:lineRule="auto"/>
@@ -11340,6 +11640,7 @@
   <w:style w:type="table" w:styleId="94">
     <w:name w:val="Medium Grid 2 Accent 4"/>
     <w:basedOn w:val="32"/>
+    <w:qFormat/>
     <w:uiPriority w:val="68"/>
     <w:pPr>
       <w:spacing w:after="0" w:line="240" w:lineRule="auto"/>
@@ -11486,6 +11787,7 @@
   <w:style w:type="table" w:styleId="95">
     <w:name w:val="Medium Grid 2 Accent 5"/>
     <w:basedOn w:val="32"/>
+    <w:qFormat/>
     <w:uiPriority w:val="68"/>
     <w:pPr>
       <w:spacing w:after="0" w:line="240" w:lineRule="auto"/>
@@ -11778,6 +12080,7 @@
   <w:style w:type="table" w:styleId="97">
     <w:name w:val="Medium Grid 3"/>
     <w:basedOn w:val="32"/>
+    <w:qFormat/>
     <w:uiPriority w:val="69"/>
     <w:pPr>
       <w:spacing w:after="0" w:line="240" w:lineRule="auto"/>
@@ -12092,6 +12395,7 @@
   <w:style w:type="table" w:styleId="99">
     <w:name w:val="Medium Grid 3 Accent 2"/>
     <w:basedOn w:val="32"/>
+    <w:qFormat/>
     <w:uiPriority w:val="69"/>
     <w:pPr>
       <w:spacing w:after="0" w:line="240" w:lineRule="auto"/>
@@ -12407,7 +12711,6 @@
   <w:style w:type="table" w:styleId="101">
     <w:name w:val="Medium Grid 3 Accent 4"/>
     <w:basedOn w:val="32"/>
-    <w:qFormat/>
     <w:uiPriority w:val="69"/>
     <w:pPr>
       <w:spacing w:after="0" w:line="240" w:lineRule="auto"/>
@@ -12565,6 +12868,7 @@
   <w:style w:type="table" w:styleId="102">
     <w:name w:val="Medium Grid 3 Accent 5"/>
     <w:basedOn w:val="32"/>
+    <w:qFormat/>
     <w:uiPriority w:val="69"/>
     <w:pPr>
       <w:spacing w:after="0" w:line="240" w:lineRule="auto"/>
@@ -12994,6 +13298,7 @@
   <w:style w:type="table" w:styleId="105">
     <w:name w:val="Dark List Accent 1"/>
     <w:basedOn w:val="32"/>
+    <w:qFormat/>
     <w:uiPriority w:val="70"/>
     <w:pPr>
       <w:spacing w:after="0" w:line="240" w:lineRule="auto"/>
@@ -13109,7 +13414,6 @@
   <w:style w:type="table" w:styleId="106">
     <w:name w:val="Dark List Accent 2"/>
     <w:basedOn w:val="32"/>
-    <w:qFormat/>
     <w:uiPriority w:val="70"/>
     <w:pPr>
       <w:spacing w:after="0" w:line="240" w:lineRule="auto"/>
@@ -13225,6 +13529,7 @@
   <w:style w:type="table" w:styleId="107">
     <w:name w:val="Dark List Accent 3"/>
     <w:basedOn w:val="32"/>
+    <w:qFormat/>
     <w:uiPriority w:val="70"/>
     <w:pPr>
       <w:spacing w:after="0" w:line="240" w:lineRule="auto"/>
@@ -13981,6 +14286,7 @@
   <w:style w:type="table" w:styleId="113">
     <w:name w:val="Colorful Shading Accent 2"/>
     <w:basedOn w:val="32"/>
+    <w:qFormat/>
     <w:uiPriority w:val="71"/>
     <w:pPr>
       <w:spacing w:after="0" w:line="240" w:lineRule="auto"/>
@@ -14405,6 +14711,7 @@
   <w:style w:type="table" w:styleId="116">
     <w:name w:val="Colorful Shading Accent 5"/>
     <w:basedOn w:val="32"/>
+    <w:qFormat/>
     <w:uiPriority w:val="71"/>
     <w:pPr>
       <w:spacing w:after="0" w:line="240" w:lineRule="auto"/>
@@ -14977,6 +15284,7 @@
   <w:style w:type="table" w:styleId="121">
     <w:name w:val="Colorful List Accent 3"/>
     <w:basedOn w:val="32"/>
+    <w:qFormat/>
     <w:uiPriority w:val="72"/>
     <w:pPr>
       <w:spacing w:after="0" w:line="240" w:lineRule="auto"/>
@@ -15345,6 +15653,7 @@
   <w:style w:type="table" w:styleId="125">
     <w:name w:val="Colorful Grid"/>
     <w:basedOn w:val="32"/>
+    <w:qFormat/>
     <w:uiPriority w:val="73"/>
     <w:pPr>
       <w:spacing w:after="0" w:line="240" w:lineRule="auto"/>
@@ -15633,6 +15942,7 @@
   <w:style w:type="table" w:styleId="128">
     <w:name w:val="Colorful Grid Accent 3"/>
     <w:basedOn w:val="32"/>
+    <w:qFormat/>
     <w:uiPriority w:val="73"/>
     <w:pPr>
       <w:spacing w:after="0" w:line="240" w:lineRule="auto"/>
@@ -15825,6 +16135,7 @@
   <w:style w:type="table" w:styleId="130">
     <w:name w:val="Colorful Grid Accent 5"/>
     <w:basedOn w:val="32"/>
+    <w:qFormat/>
     <w:uiPriority w:val="73"/>
     <w:pPr>
       <w:spacing w:after="0" w:line="240" w:lineRule="auto"/>
@@ -16128,6 +16439,7 @@
     <w:name w:val="Subtitle Char"/>
     <w:basedOn w:val="132"/>
     <w:link w:val="26"/>
+    <w:qFormat/>
     <w:uiPriority w:val="11"/>
     <w:rPr>
       <w:rFonts w:asciiTheme="majorHAnsi" w:hAnsiTheme="majorHAnsi" w:eastAsiaTheme="majorEastAsia" w:cstheme="majorBidi"/>
@@ -16226,6 +16538,7 @@
     <w:basedOn w:val="132"/>
     <w:link w:val="6"/>
     <w:semiHidden/>
+    <w:qFormat/>
     <w:uiPriority w:val="9"/>
     <w:rPr>
       <w:rFonts w:asciiTheme="majorHAnsi" w:hAnsiTheme="majorHAnsi" w:eastAsiaTheme="majorEastAsia" w:cstheme="majorBidi"/>
@@ -16467,34 +16780,6 @@
     <w:pPr>
       <w:outlineLvl w:val="9"/>
     </w:pPr>
-  </w:style>
-  <w:style w:type="paragraph" w:customStyle="1" w:styleId="164">
-    <w:name w:val="Plan Title"/>
-    <w:basedOn w:val="1"/>
-    <w:uiPriority w:val="0"/>
-    <w:pPr>
-      <w:spacing w:before="0" w:after="240" w:line="276" w:lineRule="auto"/>
-    </w:pPr>
-    <w:rPr>
-      <w:rFonts w:ascii="Calibri" w:hAnsi="Calibri"/>
-      <w:b/>
-      <w:color w:val="0B2545"/>
-      <w:sz w:val="40"/>
-    </w:rPr>
-  </w:style>
-  <w:style w:type="paragraph" w:customStyle="1" w:styleId="165">
-    <w:name w:val="Section Label"/>
-    <w:basedOn w:val="1"/>
-    <w:uiPriority w:val="0"/>
-    <w:pPr>
-      <w:spacing w:before="80" w:after="80" w:line="300" w:lineRule="auto"/>
-    </w:pPr>
-    <w:rPr>
-      <w:rFonts w:ascii="Calibri" w:hAnsi="Calibri"/>
-      <w:b/>
-      <w:color w:val="0B2545"/>
-      <w:sz w:val="22"/>
-    </w:rPr>
   </w:style>
 </w:styles>
 </file>
